--- a/FAS_Chinese_Experiment_Report.docx
+++ b/FAS_Chinese_Experiment_Report.docx
@@ -4,17 +4,17 @@
   <w:body>
     <w:p>
       <w:pPr>
-        <w:spacing w:after="360"/>
+        <w:spacing w:after="280"/>
         <w:jc w:val="center"/>
       </w:pPr>
       <w:r>
         <w:rPr>
-          <w:rFonts w:ascii="Microsoft YaHei" w:hAnsi="Microsoft YaHei" w:eastAsia="Microsoft YaHei"/>
+          <w:rFonts w:ascii="Noto Sans CJK JP" w:hAnsi="Noto Sans CJK JP" w:eastAsia="Noto Sans CJK JP"/>
           <w:b/>
           <w:color w:val="1F4E79"/>
-          <w:sz w:val="44"/>
+          <w:sz w:val="42"/>
         </w:rPr>
-        <w:t>基于 ResNet18 的跨数据集虚假人脸检测实验报告</w:t>
+        <w:t>基于 ResNet18 的跨数据集虚假人脸检测实验报告（最终版）</w:t>
       </w:r>
     </w:p>
     <w:p>
@@ -23,9 +23,9 @@
       </w:pPr>
       <w:r>
         <w:rPr>
-          <w:rFonts w:ascii="Microsoft YaHei" w:hAnsi="Microsoft YaHei" w:eastAsia="Microsoft YaHei"/>
+          <w:rFonts w:ascii="Noto Sans CJK JP" w:hAnsi="Noto Sans CJK JP" w:eastAsia="Noto Sans CJK JP"/>
           <w:color w:val="666666"/>
-          <w:sz w:val="24"/>
+          <w:sz w:val="22"/>
         </w:rPr>
         <w:t>Face Anti-Spoofing Baseline, Cross-Dataset Evaluation and Domain Generalization</w:t>
       </w:r>
@@ -39,8 +39,8 @@
         <w:tblLook w:firstColumn="1" w:firstRow="1" w:lastColumn="0" w:lastRow="0" w:noHBand="0" w:noVBand="1" w:val="04A0"/>
       </w:tblPr>
       <w:tblGrid>
-        <w:gridCol w:w="4873"/>
-        <w:gridCol w:w="4873"/>
+        <w:gridCol w:w="4986"/>
+        <w:gridCol w:w="4986"/>
       </w:tblGrid>
       <w:tr>
         <w:tc>
@@ -56,7 +56,7 @@
             <w:r/>
             <w:r>
               <w:rPr>
-                <w:rFonts w:ascii="Microsoft YaHei" w:hAnsi="Microsoft YaHei" w:eastAsia="Microsoft YaHei"/>
+                <w:rFonts w:ascii="Noto Sans CJK JP" w:hAnsi="Noto Sans CJK JP" w:eastAsia="Noto Sans CJK JP"/>
                 <w:b/>
                 <w:color w:val="FFFFFF"/>
                 <w:sz w:val="18"/>
@@ -67,7 +67,7 @@
         </w:tc>
         <w:tc>
           <w:tcPr>
-            <w:tcW w:type="dxa" w:w="6236"/>
+            <w:tcW w:type="dxa" w:w="6803"/>
             <w:shd w:fill="1F4E79"/>
             <w:vAlign w:val="center"/>
           </w:tcPr>
@@ -78,7 +78,7 @@
             <w:r/>
             <w:r>
               <w:rPr>
-                <w:rFonts w:ascii="Microsoft YaHei" w:hAnsi="Microsoft YaHei" w:eastAsia="Microsoft YaHei"/>
+                <w:rFonts w:ascii="Noto Sans CJK JP" w:hAnsi="Noto Sans CJK JP" w:eastAsia="Noto Sans CJK JP"/>
                 <w:b/>
                 <w:color w:val="FFFFFF"/>
                 <w:sz w:val="18"/>
@@ -101,7 +101,7 @@
             <w:r/>
             <w:r>
               <w:rPr>
-                <w:rFonts w:ascii="Microsoft YaHei" w:hAnsi="Microsoft YaHei" w:eastAsia="Microsoft YaHei"/>
+                <w:rFonts w:ascii="Noto Sans CJK JP" w:hAnsi="Noto Sans CJK JP" w:eastAsia="Noto Sans CJK JP"/>
                 <w:b w:val="0"/>
                 <w:sz w:val="18"/>
               </w:rPr>
@@ -111,7 +111,7 @@
         </w:tc>
         <w:tc>
           <w:tcPr>
-            <w:tcW w:type="dxa" w:w="6236"/>
+            <w:tcW w:type="dxa" w:w="6803"/>
             <w:vAlign w:val="center"/>
           </w:tcPr>
           <w:p>
@@ -121,7 +121,7 @@
             <w:r/>
             <w:r>
               <w:rPr>
-                <w:rFonts w:ascii="Microsoft YaHei" w:hAnsi="Microsoft YaHei" w:eastAsia="Microsoft YaHei"/>
+                <w:rFonts w:ascii="Noto Sans CJK JP" w:hAnsi="Noto Sans CJK JP" w:eastAsia="Noto Sans CJK JP"/>
                 <w:b w:val="0"/>
                 <w:sz w:val="18"/>
               </w:rPr>
@@ -143,7 +143,49 @@
             <w:r/>
             <w:r>
               <w:rPr>
-                <w:rFonts w:ascii="Microsoft YaHei" w:hAnsi="Microsoft YaHei" w:eastAsia="Microsoft YaHei"/>
+                <w:rFonts w:ascii="Noto Sans CJK JP" w:hAnsi="Noto Sans CJK JP" w:eastAsia="Noto Sans CJK JP"/>
+                <w:b w:val="0"/>
+                <w:sz w:val="18"/>
+              </w:rPr>
+              <w:t>数据入口</w:t>
+            </w:r>
+          </w:p>
+        </w:tc>
+        <w:tc>
+          <w:tcPr>
+            <w:tcW w:type="dxa" w:w="6803"/>
+            <w:vAlign w:val="center"/>
+          </w:tcPr>
+          <w:p>
+            <w:pPr>
+              <w:jc w:val="center"/>
+            </w:pPr>
+            <w:r/>
+            <w:r>
+              <w:rPr>
+                <w:rFonts w:ascii="Noto Sans CJK JP" w:hAnsi="Noto Sans CJK JP" w:eastAsia="Noto Sans CJK JP"/>
+                <w:b w:val="0"/>
+                <w:sz w:val="18"/>
+              </w:rPr>
+              <w:t>/root/Desktop/code/FAS/ProcessedData</w:t>
+            </w:r>
+          </w:p>
+        </w:tc>
+      </w:tr>
+      <w:tr>
+        <w:tc>
+          <w:tcPr>
+            <w:tcW w:type="dxa" w:w="2268"/>
+            <w:vAlign w:val="center"/>
+          </w:tcPr>
+          <w:p>
+            <w:pPr>
+              <w:jc w:val="center"/>
+            </w:pPr>
+            <w:r/>
+            <w:r>
+              <w:rPr>
+                <w:rFonts w:ascii="Noto Sans CJK JP" w:hAnsi="Noto Sans CJK JP" w:eastAsia="Noto Sans CJK JP"/>
                 <w:b w:val="0"/>
                 <w:sz w:val="18"/>
               </w:rPr>
@@ -153,7 +195,7 @@
         </w:tc>
         <w:tc>
           <w:tcPr>
-            <w:tcW w:type="dxa" w:w="6236"/>
+            <w:tcW w:type="dxa" w:w="6803"/>
             <w:vAlign w:val="center"/>
           </w:tcPr>
           <w:p>
@@ -163,7 +205,7 @@
             <w:r/>
             <w:r>
               <w:rPr>
-                <w:rFonts w:ascii="Microsoft YaHei" w:hAnsi="Microsoft YaHei" w:eastAsia="Microsoft YaHei"/>
+                <w:rFonts w:ascii="Noto Sans CJK JP" w:hAnsi="Noto Sans CJK JP" w:eastAsia="Noto Sans CJK JP"/>
                 <w:b w:val="0"/>
                 <w:sz w:val="18"/>
               </w:rPr>
@@ -185,7 +227,7 @@
             <w:r/>
             <w:r>
               <w:rPr>
-                <w:rFonts w:ascii="Microsoft YaHei" w:hAnsi="Microsoft YaHei" w:eastAsia="Microsoft YaHei"/>
+                <w:rFonts w:ascii="Noto Sans CJK JP" w:hAnsi="Noto Sans CJK JP" w:eastAsia="Noto Sans CJK JP"/>
                 <w:b w:val="0"/>
                 <w:sz w:val="18"/>
               </w:rPr>
@@ -195,7 +237,7 @@
         </w:tc>
         <w:tc>
           <w:tcPr>
-            <w:tcW w:type="dxa" w:w="6236"/>
+            <w:tcW w:type="dxa" w:w="6803"/>
             <w:vAlign w:val="center"/>
           </w:tcPr>
           <w:p>
@@ -205,7 +247,7 @@
             <w:r/>
             <w:r>
               <w:rPr>
-                <w:rFonts w:ascii="Microsoft YaHei" w:hAnsi="Microsoft YaHei" w:eastAsia="Microsoft YaHei"/>
+                <w:rFonts w:ascii="Noto Sans CJK JP" w:hAnsi="Noto Sans CJK JP" w:eastAsia="Noto Sans CJK JP"/>
                 <w:b w:val="0"/>
                 <w:sz w:val="18"/>
               </w:rPr>
@@ -227,7 +269,7 @@
             <w:r/>
             <w:r>
               <w:rPr>
-                <w:rFonts w:ascii="Microsoft YaHei" w:hAnsi="Microsoft YaHei" w:eastAsia="Microsoft YaHei"/>
+                <w:rFonts w:ascii="Noto Sans CJK JP" w:hAnsi="Noto Sans CJK JP" w:eastAsia="Noto Sans CJK JP"/>
                 <w:b w:val="0"/>
                 <w:sz w:val="18"/>
               </w:rPr>
@@ -237,7 +279,7 @@
         </w:tc>
         <w:tc>
           <w:tcPr>
-            <w:tcW w:type="dxa" w:w="6236"/>
+            <w:tcW w:type="dxa" w:w="6803"/>
             <w:vAlign w:val="center"/>
           </w:tcPr>
           <w:p>
@@ -247,7 +289,7 @@
             <w:r/>
             <w:r>
               <w:rPr>
-                <w:rFonts w:ascii="Microsoft YaHei" w:hAnsi="Microsoft YaHei" w:eastAsia="Microsoft YaHei"/>
+                <w:rFonts w:ascii="Noto Sans CJK JP" w:hAnsi="Noto Sans CJK JP" w:eastAsia="Noto Sans CJK JP"/>
                 <w:b w:val="0"/>
                 <w:sz w:val="18"/>
               </w:rPr>
@@ -269,7 +311,7 @@
             <w:r/>
             <w:r>
               <w:rPr>
-                <w:rFonts w:ascii="Microsoft YaHei" w:hAnsi="Microsoft YaHei" w:eastAsia="Microsoft YaHei"/>
+                <w:rFonts w:ascii="Noto Sans CJK JP" w:hAnsi="Noto Sans CJK JP" w:eastAsia="Noto Sans CJK JP"/>
                 <w:b w:val="0"/>
                 <w:sz w:val="18"/>
               </w:rPr>
@@ -279,7 +321,7 @@
         </w:tc>
         <w:tc>
           <w:tcPr>
-            <w:tcW w:type="dxa" w:w="6236"/>
+            <w:tcW w:type="dxa" w:w="6803"/>
             <w:vAlign w:val="center"/>
           </w:tcPr>
           <w:p>
@@ -289,7 +331,7 @@
             <w:r/>
             <w:r>
               <w:rPr>
-                <w:rFonts w:ascii="Microsoft YaHei" w:hAnsi="Microsoft YaHei" w:eastAsia="Microsoft YaHei"/>
+                <w:rFonts w:ascii="Noto Sans CJK JP" w:hAnsi="Noto Sans CJK JP" w:eastAsia="Noto Sans CJK JP"/>
                 <w:b w:val="0"/>
                 <w:sz w:val="18"/>
               </w:rPr>
@@ -311,17 +353,17 @@
             <w:r/>
             <w:r>
               <w:rPr>
-                <w:rFonts w:ascii="Microsoft YaHei" w:hAnsi="Microsoft YaHei" w:eastAsia="Microsoft YaHei"/>
+                <w:rFonts w:ascii="Noto Sans CJK JP" w:hAnsi="Noto Sans CJK JP" w:eastAsia="Noto Sans CJK JP"/>
                 <w:b w:val="0"/>
                 <w:sz w:val="18"/>
               </w:rPr>
-              <w:t>实验进度</w:t>
+              <w:t>项目状态</w:t>
             </w:r>
           </w:p>
         </w:tc>
         <w:tc>
           <w:tcPr>
-            <w:tcW w:type="dxa" w:w="6236"/>
+            <w:tcW w:type="dxa" w:w="6803"/>
             <w:vAlign w:val="center"/>
           </w:tcPr>
           <w:p>
@@ -331,11 +373,11 @@
             <w:r/>
             <w:r>
               <w:rPr>
-                <w:rFonts w:ascii="Microsoft YaHei" w:hAnsi="Microsoft YaHei" w:eastAsia="Microsoft YaHei"/>
+                <w:rFonts w:ascii="Noto Sans CJK JP" w:hAnsi="Noto Sans CJK JP" w:eastAsia="Noto Sans CJK JP"/>
                 <w:b w:val="0"/>
                 <w:sz w:val="18"/>
               </w:rPr>
-              <w:t>第一周至第四周已完成</w:t>
+              <w:t>第一周至第五周材料完成</w:t>
             </w:r>
           </w:p>
         </w:tc>
@@ -349,9 +391,11 @@
       </w:pPr>
       <w:r>
         <w:rPr>
-          <w:rFonts w:ascii="Microsoft YaHei" w:hAnsi="Microsoft YaHei" w:eastAsia="Microsoft YaHei"/>
+          <w:rFonts w:ascii="Noto Sans CJK JP" w:hAnsi="Noto Sans CJK JP" w:eastAsia="Noto Sans CJK JP"/>
+          <w:b w:val="0"/>
+          <w:sz w:val="21"/>
         </w:rPr>
-        <w:t>摘要：本报告围绕虚假人脸检测任务，构建基于 ResNet18 的同域 Baseline，并进一步开展跨数据集泛化测试与多种泛化增强策略对比。实验首先在 OULU-NPU 上完成 Subject-disjoint 同域评估，随后将源域模型直接迁移到 CASIA、MSU-MFSD 和 Replay-Attack 进行 Source-only 跨域测试。结果显示，模型在同域条件下接近满分，但跨域 AUC 和 EER 明显退化，说明单源域训练存在显著数据集依赖。第三周进一步比较 Strong Data Augmentation、Appearance Randomization、MixStyle 和 Fourier Amplitude Augmentation，第四周对五组方法进行统一可视化和消融式分析。最终结果表明，Fourier 低频幅度扰动是当前唯一在三个目标域上均同时实现 Accuracy 上升、AUC 上升和 EER 下降的方法，具有最稳定的跨目标域改善一致性。</w:t>
+        <w:t>摘要：本项目围绕虚假人脸检测任务，构建基于 ResNet18 的同域 Baseline，并进一步开展 Source-only 跨数据集泛化测试与多种泛化增强策略对比。第一周在 OULU-NPU 上完成 Subject-disjoint 同域训练和测试，并补充 104,533 张 ProcessedData 图像的质量审计；第二周将 OULU-NPU 源域模型直接迁移到 CASIA、MSU-MFSD 和 Replay-Attack，验证同域高性能无法直接代表跨域泛化能力；第三周比较 Strong Data Augmentation、Appearance Randomization、MixStyle 和 Fourier Amplitude Augmentation；第四周进行统一对比、宏平均统计、提升矩阵和消融式分析。实验最终表明，Fourier 低频幅度扰动是当前唯一在三个目标域上均同时实现 Accuracy 上升、AUC 上升和 EER 下降的方法，具有最稳定的跨目标域改善一致性。但 CASIA 绝对 AUC 仍低于 0.5，因此结论应表述为“稳定改善跨域泛化”，而不是“彻底解决跨域泛化问题”。</w:t>
       </w:r>
     </w:p>
     <w:p>
@@ -364,6 +408,10 @@
         <w:pStyle w:val="Heading1"/>
       </w:pPr>
       <w:r>
+        <w:rPr>
+          <w:rFonts w:ascii="Noto Sans CJK JP" w:hAnsi="Noto Sans CJK JP" w:eastAsia="Noto Sans CJK JP"/>
+          <w:b/>
+        </w:rPr>
         <w:t>一、实验背景与任务定义</w:t>
       </w:r>
     </w:p>
@@ -374,9 +422,11 @@
       </w:pPr>
       <w:r>
         <w:rPr>
-          <w:rFonts w:ascii="Microsoft YaHei" w:hAnsi="Microsoft YaHei" w:eastAsia="Microsoft YaHei"/>
+          <w:rFonts w:ascii="Noto Sans CJK JP" w:hAnsi="Noto Sans CJK JP" w:eastAsia="Noto Sans CJK JP"/>
+          <w:b w:val="0"/>
+          <w:sz w:val="21"/>
         </w:rPr>
-        <w:t>虚假人脸检测（Face Anti-Spoofing, FAS）的目标是判断摄像头输入是真实活体人脸，还是打印照片、屏幕回放等呈现攻击样本。本项目将任务建模为二分类问题，模型输入为裁切后的 RGB 人脸图像，输出 Live 与 Spoof 两类预测结果。</w:t>
+        <w:t>虚假人脸检测（Face Anti-Spoofing, FAS）的目标是判断摄像头输入是真实活体人脸，还是打印照片、屏幕回放等呈现攻击样本。本项目将问题建模为单张 RGB 人脸图像的二分类任务。</w:t>
       </w:r>
     </w:p>
     <w:tbl>
@@ -387,9 +437,9 @@
         <w:tblLook w:firstColumn="1" w:firstRow="1" w:lastColumn="0" w:lastRow="0" w:noHBand="0" w:noVBand="1" w:val="04A0"/>
       </w:tblPr>
       <w:tblGrid>
-        <w:gridCol w:w="3249"/>
-        <w:gridCol w:w="3249"/>
-        <w:gridCol w:w="3249"/>
+        <w:gridCol w:w="3324"/>
+        <w:gridCol w:w="3324"/>
+        <w:gridCol w:w="3324"/>
       </w:tblGrid>
       <w:tr>
         <w:tc>
@@ -405,10 +455,10 @@
             <w:r/>
             <w:r>
               <w:rPr>
-                <w:rFonts w:ascii="Microsoft YaHei" w:hAnsi="Microsoft YaHei" w:eastAsia="Microsoft YaHei"/>
+                <w:rFonts w:ascii="Noto Sans CJK JP" w:hAnsi="Noto Sans CJK JP" w:eastAsia="Noto Sans CJK JP"/>
                 <w:b/>
                 <w:color w:val="FFFFFF"/>
-                <w:sz w:val="18"/>
+                <w:sz w:val="17"/>
               </w:rPr>
               <w:t>标签</w:t>
             </w:r>
@@ -427,10 +477,10 @@
             <w:r/>
             <w:r>
               <w:rPr>
-                <w:rFonts w:ascii="Microsoft YaHei" w:hAnsi="Microsoft YaHei" w:eastAsia="Microsoft YaHei"/>
+                <w:rFonts w:ascii="Noto Sans CJK JP" w:hAnsi="Noto Sans CJK JP" w:eastAsia="Noto Sans CJK JP"/>
                 <w:b/>
                 <w:color w:val="FFFFFF"/>
-                <w:sz w:val="18"/>
+                <w:sz w:val="17"/>
               </w:rPr>
               <w:t>数值</w:t>
             </w:r>
@@ -438,7 +488,7 @@
         </w:tc>
         <w:tc>
           <w:tcPr>
-            <w:tcW w:type="dxa" w:w="4535"/>
+            <w:tcW w:type="dxa" w:w="5102"/>
             <w:shd w:fill="1F4E79"/>
             <w:vAlign w:val="center"/>
           </w:tcPr>
@@ -449,10 +499,10 @@
             <w:r/>
             <w:r>
               <w:rPr>
-                <w:rFonts w:ascii="Microsoft YaHei" w:hAnsi="Microsoft YaHei" w:eastAsia="Microsoft YaHei"/>
+                <w:rFonts w:ascii="Noto Sans CJK JP" w:hAnsi="Noto Sans CJK JP" w:eastAsia="Noto Sans CJK JP"/>
                 <w:b/>
                 <w:color w:val="FFFFFF"/>
-                <w:sz w:val="18"/>
+                <w:sz w:val="17"/>
               </w:rPr>
               <w:t>含义</w:t>
             </w:r>
@@ -472,9 +522,9 @@
             <w:r/>
             <w:r>
               <w:rPr>
-                <w:rFonts w:ascii="Microsoft YaHei" w:hAnsi="Microsoft YaHei" w:eastAsia="Microsoft YaHei"/>
+                <w:rFonts w:ascii="Noto Sans CJK JP" w:hAnsi="Noto Sans CJK JP" w:eastAsia="Noto Sans CJK JP"/>
                 <w:b w:val="0"/>
-                <w:sz w:val="18"/>
+                <w:sz w:val="17"/>
               </w:rPr>
               <w:t>Live</w:t>
             </w:r>
@@ -492,9 +542,9 @@
             <w:r/>
             <w:r>
               <w:rPr>
-                <w:rFonts w:ascii="Microsoft YaHei" w:hAnsi="Microsoft YaHei" w:eastAsia="Microsoft YaHei"/>
+                <w:rFonts w:ascii="Noto Sans CJK JP" w:hAnsi="Noto Sans CJK JP" w:eastAsia="Noto Sans CJK JP"/>
                 <w:b w:val="0"/>
-                <w:sz w:val="18"/>
+                <w:sz w:val="17"/>
               </w:rPr>
               <w:t>1</w:t>
             </w:r>
@@ -502,7 +552,7 @@
         </w:tc>
         <w:tc>
           <w:tcPr>
-            <w:tcW w:type="dxa" w:w="4535"/>
+            <w:tcW w:type="dxa" w:w="5102"/>
             <w:vAlign w:val="center"/>
           </w:tcPr>
           <w:p>
@@ -512,9 +562,9 @@
             <w:r/>
             <w:r>
               <w:rPr>
-                <w:rFonts w:ascii="Microsoft YaHei" w:hAnsi="Microsoft YaHei" w:eastAsia="Microsoft YaHei"/>
+                <w:rFonts w:ascii="Noto Sans CJK JP" w:hAnsi="Noto Sans CJK JP" w:eastAsia="Noto Sans CJK JP"/>
                 <w:b w:val="0"/>
-                <w:sz w:val="18"/>
+                <w:sz w:val="17"/>
               </w:rPr>
               <w:t>真实活体人脸</w:t>
             </w:r>
@@ -534,9 +584,9 @@
             <w:r/>
             <w:r>
               <w:rPr>
-                <w:rFonts w:ascii="Microsoft YaHei" w:hAnsi="Microsoft YaHei" w:eastAsia="Microsoft YaHei"/>
+                <w:rFonts w:ascii="Noto Sans CJK JP" w:hAnsi="Noto Sans CJK JP" w:eastAsia="Noto Sans CJK JP"/>
                 <w:b w:val="0"/>
-                <w:sz w:val="18"/>
+                <w:sz w:val="17"/>
               </w:rPr>
               <w:t>Spoof</w:t>
             </w:r>
@@ -554,9 +604,9 @@
             <w:r/>
             <w:r>
               <w:rPr>
-                <w:rFonts w:ascii="Microsoft YaHei" w:hAnsi="Microsoft YaHei" w:eastAsia="Microsoft YaHei"/>
+                <w:rFonts w:ascii="Noto Sans CJK JP" w:hAnsi="Noto Sans CJK JP" w:eastAsia="Noto Sans CJK JP"/>
                 <w:b w:val="0"/>
-                <w:sz w:val="18"/>
+                <w:sz w:val="17"/>
               </w:rPr>
               <w:t>0</w:t>
             </w:r>
@@ -564,7 +614,7 @@
         </w:tc>
         <w:tc>
           <w:tcPr>
-            <w:tcW w:type="dxa" w:w="4535"/>
+            <w:tcW w:type="dxa" w:w="5102"/>
             <w:vAlign w:val="center"/>
           </w:tcPr>
           <w:p>
@@ -574,9 +624,9 @@
             <w:r/>
             <w:r>
               <w:rPr>
-                <w:rFonts w:ascii="Microsoft YaHei" w:hAnsi="Microsoft YaHei" w:eastAsia="Microsoft YaHei"/>
+                <w:rFonts w:ascii="Noto Sans CJK JP" w:hAnsi="Noto Sans CJK JP" w:eastAsia="Noto Sans CJK JP"/>
                 <w:b w:val="0"/>
-                <w:sz w:val="18"/>
+                <w:sz w:val="17"/>
               </w:rPr>
               <w:t>打印照片、屏幕回放等虚假攻击样本</w:t>
             </w:r>
@@ -592,9 +642,11 @@
       </w:pPr>
       <w:r>
         <w:rPr>
-          <w:rFonts w:ascii="Microsoft YaHei" w:hAnsi="Microsoft YaHei" w:eastAsia="Microsoft YaHei"/>
+          <w:rFonts w:ascii="Noto Sans CJK JP" w:hAnsi="Noto Sans CJK JP" w:eastAsia="Noto Sans CJK JP"/>
+          <w:b w:val="0"/>
+          <w:sz w:val="21"/>
         </w:rPr>
-        <w:t>评价阶段统一使用 Live 类预测概率计算 ROC、AUC 和 EER。Accuracy 使用固定阈值 0.5，因此可能受到目标域置信度偏移影响；AUC 与 EER 对跨域任务更有解释价值。</w:t>
+        <w:t>模型输出 Live / Spoof 两类概率，统一使用 Live 类概率计算 ROC、AUC 和 EER。Accuracy 使用固定 threshold=0.5，因此在跨域场景中可能受到置信度偏移影响；AUC 与 EER 更能反映阈值无关的排序能力和错误率。</w:t>
       </w:r>
     </w:p>
     <w:p>
@@ -602,7 +654,11 @@
         <w:pStyle w:val="Heading1"/>
       </w:pPr>
       <w:r>
-        <w:t>二、数据集与划分协议</w:t>
+        <w:rPr>
+          <w:rFonts w:ascii="Noto Sans CJK JP" w:hAnsi="Noto Sans CJK JP" w:eastAsia="Noto Sans CJK JP"/>
+          <w:b/>
+        </w:rPr>
+        <w:t>二、数据入口、质量审计与预处理边界</w:t>
       </w:r>
     </w:p>
     <w:p>
@@ -612,9 +668,11 @@
       </w:pPr>
       <w:r>
         <w:rPr>
-          <w:rFonts w:ascii="Microsoft YaHei" w:hAnsi="Microsoft YaHei" w:eastAsia="Microsoft YaHei"/>
+          <w:rFonts w:ascii="Noto Sans CJK JP" w:hAnsi="Noto Sans CJK JP" w:eastAsia="Noto Sans CJK JP"/>
+          <w:b w:val="0"/>
+          <w:sz w:val="21"/>
         </w:rPr>
-        <w:t>当前实验使用四个已预处理数据集：OULU-NPU、CASIA、MSU-MFSD 和 Replay-Attack。目录均采用 live / spoof 二级标签结构，数据集本身不上传至 GitHub。</w:t>
+        <w:t>当前训练与评估代码从已经完成抽帧和人脸区域预处理的 ProcessedData 开始工作。该目录采用数据集名 / live 或 spoof 的二级结构，数据本身不上传 GitHub。</w:t>
       </w:r>
     </w:p>
     <w:tbl>
@@ -625,9 +683,998 @@
         <w:tblLook w:firstColumn="1" w:firstRow="1" w:lastColumn="0" w:lastRow="0" w:noHBand="0" w:noVBand="1" w:val="04A0"/>
       </w:tblPr>
       <w:tblGrid>
-        <w:gridCol w:w="3249"/>
-        <w:gridCol w:w="3249"/>
-        <w:gridCol w:w="3249"/>
+        <w:gridCol w:w="1425"/>
+        <w:gridCol w:w="1425"/>
+        <w:gridCol w:w="1425"/>
+        <w:gridCol w:w="1425"/>
+        <w:gridCol w:w="1425"/>
+        <w:gridCol w:w="1425"/>
+        <w:gridCol w:w="1425"/>
+      </w:tblGrid>
+      <w:tr>
+        <w:tc>
+          <w:tcPr>
+            <w:tcW w:type="dxa" w:w="1814"/>
+            <w:shd w:fill="1F4E79"/>
+            <w:vAlign w:val="center"/>
+          </w:tcPr>
+          <w:p>
+            <w:pPr>
+              <w:jc w:val="center"/>
+            </w:pPr>
+            <w:r/>
+            <w:r>
+              <w:rPr>
+                <w:rFonts w:ascii="Noto Sans CJK JP" w:hAnsi="Noto Sans CJK JP" w:eastAsia="Noto Sans CJK JP"/>
+                <w:b/>
+                <w:color w:val="FFFFFF"/>
+                <w:sz w:val="16"/>
+              </w:rPr>
+              <w:t>数据集</w:t>
+            </w:r>
+          </w:p>
+        </w:tc>
+        <w:tc>
+          <w:tcPr>
+            <w:tcW w:type="dxa" w:w="1304"/>
+            <w:shd w:fill="1F4E79"/>
+            <w:vAlign w:val="center"/>
+          </w:tcPr>
+          <w:p>
+            <w:pPr>
+              <w:jc w:val="center"/>
+            </w:pPr>
+            <w:r/>
+            <w:r>
+              <w:rPr>
+                <w:rFonts w:ascii="Noto Sans CJK JP" w:hAnsi="Noto Sans CJK JP" w:eastAsia="Noto Sans CJK JP"/>
+                <w:b/>
+                <w:color w:val="FFFFFF"/>
+                <w:sz w:val="16"/>
+              </w:rPr>
+              <w:t>图像数</w:t>
+            </w:r>
+          </w:p>
+        </w:tc>
+        <w:tc>
+          <w:tcPr>
+            <w:tcW w:type="dxa" w:w="1247"/>
+            <w:shd w:fill="1F4E79"/>
+            <w:vAlign w:val="center"/>
+          </w:tcPr>
+          <w:p>
+            <w:pPr>
+              <w:jc w:val="center"/>
+            </w:pPr>
+            <w:r/>
+            <w:r>
+              <w:rPr>
+                <w:rFonts w:ascii="Noto Sans CJK JP" w:hAnsi="Noto Sans CJK JP" w:eastAsia="Noto Sans CJK JP"/>
+                <w:b/>
+                <w:color w:val="FFFFFF"/>
+                <w:sz w:val="16"/>
+              </w:rPr>
+              <w:t>Live</w:t>
+            </w:r>
+          </w:p>
+        </w:tc>
+        <w:tc>
+          <w:tcPr>
+            <w:tcW w:type="dxa" w:w="1247"/>
+            <w:shd w:fill="1F4E79"/>
+            <w:vAlign w:val="center"/>
+          </w:tcPr>
+          <w:p>
+            <w:pPr>
+              <w:jc w:val="center"/>
+            </w:pPr>
+            <w:r/>
+            <w:r>
+              <w:rPr>
+                <w:rFonts w:ascii="Noto Sans CJK JP" w:hAnsi="Noto Sans CJK JP" w:eastAsia="Noto Sans CJK JP"/>
+                <w:b/>
+                <w:color w:val="FFFFFF"/>
+                <w:sz w:val="16"/>
+              </w:rPr>
+              <w:t>Spoof</w:t>
+            </w:r>
+          </w:p>
+        </w:tc>
+        <w:tc>
+          <w:tcPr>
+            <w:tcW w:type="dxa" w:w="1020"/>
+            <w:shd w:fill="1F4E79"/>
+            <w:vAlign w:val="center"/>
+          </w:tcPr>
+          <w:p>
+            <w:pPr>
+              <w:jc w:val="center"/>
+            </w:pPr>
+            <w:r/>
+            <w:r>
+              <w:rPr>
+                <w:rFonts w:ascii="Noto Sans CJK JP" w:hAnsi="Noto Sans CJK JP" w:eastAsia="Noto Sans CJK JP"/>
+                <w:b/>
+                <w:color w:val="FFFFFF"/>
+                <w:sz w:val="16"/>
+              </w:rPr>
+              <w:t>Group数</w:t>
+            </w:r>
+          </w:p>
+        </w:tc>
+        <w:tc>
+          <w:tcPr>
+            <w:tcW w:type="dxa" w:w="1247"/>
+            <w:shd w:fill="1F4E79"/>
+            <w:vAlign w:val="center"/>
+          </w:tcPr>
+          <w:p>
+            <w:pPr>
+              <w:jc w:val="center"/>
+            </w:pPr>
+            <w:r/>
+            <w:r>
+              <w:rPr>
+                <w:rFonts w:ascii="Noto Sans CJK JP" w:hAnsi="Noto Sans CJK JP" w:eastAsia="Noto Sans CJK JP"/>
+                <w:b/>
+                <w:color w:val="FFFFFF"/>
+                <w:sz w:val="16"/>
+              </w:rPr>
+              <w:t>分辨率</w:t>
+            </w:r>
+          </w:p>
+        </w:tc>
+        <w:tc>
+          <w:tcPr>
+            <w:tcW w:type="dxa" w:w="1701"/>
+            <w:shd w:fill="1F4E79"/>
+            <w:vAlign w:val="center"/>
+          </w:tcPr>
+          <w:p>
+            <w:pPr>
+              <w:jc w:val="center"/>
+            </w:pPr>
+            <w:r/>
+            <w:r>
+              <w:rPr>
+                <w:rFonts w:ascii="Noto Sans CJK JP" w:hAnsi="Noto Sans CJK JP" w:eastAsia="Noto Sans CJK JP"/>
+                <w:b/>
+                <w:color w:val="FFFFFF"/>
+                <w:sz w:val="16"/>
+              </w:rPr>
+              <w:t>无法读取/无标签</w:t>
+            </w:r>
+          </w:p>
+        </w:tc>
+      </w:tr>
+      <w:tr>
+        <w:tc>
+          <w:tcPr>
+            <w:tcW w:type="dxa" w:w="1814"/>
+            <w:vAlign w:val="center"/>
+          </w:tcPr>
+          <w:p>
+            <w:pPr>
+              <w:jc w:val="center"/>
+            </w:pPr>
+            <w:r/>
+            <w:r>
+              <w:rPr>
+                <w:rFonts w:ascii="Noto Sans CJK JP" w:hAnsi="Noto Sans CJK JP" w:eastAsia="Noto Sans CJK JP"/>
+                <w:b w:val="0"/>
+                <w:sz w:val="16"/>
+              </w:rPr>
+              <w:t>OULU-NPU</w:t>
+            </w:r>
+          </w:p>
+        </w:tc>
+        <w:tc>
+          <w:tcPr>
+            <w:tcW w:type="dxa" w:w="1304"/>
+            <w:vAlign w:val="center"/>
+          </w:tcPr>
+          <w:p>
+            <w:pPr>
+              <w:jc w:val="center"/>
+            </w:pPr>
+            <w:r/>
+            <w:r>
+              <w:rPr>
+                <w:rFonts w:ascii="Noto Sans CJK JP" w:hAnsi="Noto Sans CJK JP" w:eastAsia="Noto Sans CJK JP"/>
+                <w:b w:val="0"/>
+                <w:sz w:val="16"/>
+              </w:rPr>
+              <w:t>69,896</w:t>
+            </w:r>
+          </w:p>
+        </w:tc>
+        <w:tc>
+          <w:tcPr>
+            <w:tcW w:type="dxa" w:w="1247"/>
+            <w:vAlign w:val="center"/>
+          </w:tcPr>
+          <w:p>
+            <w:pPr>
+              <w:jc w:val="center"/>
+            </w:pPr>
+            <w:r/>
+            <w:r>
+              <w:rPr>
+                <w:rFonts w:ascii="Noto Sans CJK JP" w:hAnsi="Noto Sans CJK JP" w:eastAsia="Noto Sans CJK JP"/>
+                <w:b w:val="0"/>
+                <w:sz w:val="16"/>
+              </w:rPr>
+              <w:t>23,060</w:t>
+            </w:r>
+          </w:p>
+        </w:tc>
+        <w:tc>
+          <w:tcPr>
+            <w:tcW w:type="dxa" w:w="1247"/>
+            <w:vAlign w:val="center"/>
+          </w:tcPr>
+          <w:p>
+            <w:pPr>
+              <w:jc w:val="center"/>
+            </w:pPr>
+            <w:r/>
+            <w:r>
+              <w:rPr>
+                <w:rFonts w:ascii="Noto Sans CJK JP" w:hAnsi="Noto Sans CJK JP" w:eastAsia="Noto Sans CJK JP"/>
+                <w:b w:val="0"/>
+                <w:sz w:val="16"/>
+              </w:rPr>
+              <w:t>46,836</w:t>
+            </w:r>
+          </w:p>
+        </w:tc>
+        <w:tc>
+          <w:tcPr>
+            <w:tcW w:type="dxa" w:w="1020"/>
+            <w:vAlign w:val="center"/>
+          </w:tcPr>
+          <w:p>
+            <w:pPr>
+              <w:jc w:val="center"/>
+            </w:pPr>
+            <w:r/>
+            <w:r>
+              <w:rPr>
+                <w:rFonts w:ascii="Noto Sans CJK JP" w:hAnsi="Noto Sans CJK JP" w:eastAsia="Noto Sans CJK JP"/>
+                <w:b w:val="0"/>
+                <w:sz w:val="16"/>
+              </w:rPr>
+              <w:t>55</w:t>
+            </w:r>
+          </w:p>
+        </w:tc>
+        <w:tc>
+          <w:tcPr>
+            <w:tcW w:type="dxa" w:w="1247"/>
+            <w:vAlign w:val="center"/>
+          </w:tcPr>
+          <w:p>
+            <w:pPr>
+              <w:jc w:val="center"/>
+            </w:pPr>
+            <w:r/>
+            <w:r>
+              <w:rPr>
+                <w:rFonts w:ascii="Noto Sans CJK JP" w:hAnsi="Noto Sans CJK JP" w:eastAsia="Noto Sans CJK JP"/>
+                <w:b w:val="0"/>
+                <w:sz w:val="16"/>
+              </w:rPr>
+              <w:t>256×256</w:t>
+            </w:r>
+          </w:p>
+        </w:tc>
+        <w:tc>
+          <w:tcPr>
+            <w:tcW w:type="dxa" w:w="1701"/>
+            <w:vAlign w:val="center"/>
+          </w:tcPr>
+          <w:p>
+            <w:pPr>
+              <w:jc w:val="center"/>
+            </w:pPr>
+            <w:r/>
+            <w:r>
+              <w:rPr>
+                <w:rFonts w:ascii="Noto Sans CJK JP" w:hAnsi="Noto Sans CJK JP" w:eastAsia="Noto Sans CJK JP"/>
+                <w:b w:val="0"/>
+                <w:sz w:val="16"/>
+              </w:rPr>
+              <w:t>0 / 0</w:t>
+            </w:r>
+          </w:p>
+        </w:tc>
+      </w:tr>
+      <w:tr>
+        <w:tc>
+          <w:tcPr>
+            <w:tcW w:type="dxa" w:w="1814"/>
+            <w:vAlign w:val="center"/>
+          </w:tcPr>
+          <w:p>
+            <w:pPr>
+              <w:jc w:val="center"/>
+            </w:pPr>
+            <w:r/>
+            <w:r>
+              <w:rPr>
+                <w:rFonts w:ascii="Noto Sans CJK JP" w:hAnsi="Noto Sans CJK JP" w:eastAsia="Noto Sans CJK JP"/>
+                <w:b w:val="0"/>
+                <w:sz w:val="16"/>
+              </w:rPr>
+              <w:t>CASIA</w:t>
+            </w:r>
+          </w:p>
+        </w:tc>
+        <w:tc>
+          <w:tcPr>
+            <w:tcW w:type="dxa" w:w="1304"/>
+            <w:vAlign w:val="center"/>
+          </w:tcPr>
+          <w:p>
+            <w:pPr>
+              <w:jc w:val="center"/>
+            </w:pPr>
+            <w:r/>
+            <w:r>
+              <w:rPr>
+                <w:rFonts w:ascii="Noto Sans CJK JP" w:hAnsi="Noto Sans CJK JP" w:eastAsia="Noto Sans CJK JP"/>
+                <w:b w:val="0"/>
+                <w:sz w:val="16"/>
+              </w:rPr>
+              <w:t>11,110</w:t>
+            </w:r>
+          </w:p>
+        </w:tc>
+        <w:tc>
+          <w:tcPr>
+            <w:tcW w:type="dxa" w:w="1247"/>
+            <w:vAlign w:val="center"/>
+          </w:tcPr>
+          <w:p>
+            <w:pPr>
+              <w:jc w:val="center"/>
+            </w:pPr>
+            <w:r/>
+            <w:r>
+              <w:rPr>
+                <w:rFonts w:ascii="Noto Sans CJK JP" w:hAnsi="Noto Sans CJK JP" w:eastAsia="Noto Sans CJK JP"/>
+                <w:b w:val="0"/>
+                <w:sz w:val="16"/>
+              </w:rPr>
+              <w:t>1,810</w:t>
+            </w:r>
+          </w:p>
+        </w:tc>
+        <w:tc>
+          <w:tcPr>
+            <w:tcW w:type="dxa" w:w="1247"/>
+            <w:vAlign w:val="center"/>
+          </w:tcPr>
+          <w:p>
+            <w:pPr>
+              <w:jc w:val="center"/>
+            </w:pPr>
+            <w:r/>
+            <w:r>
+              <w:rPr>
+                <w:rFonts w:ascii="Noto Sans CJK JP" w:hAnsi="Noto Sans CJK JP" w:eastAsia="Noto Sans CJK JP"/>
+                <w:b w:val="0"/>
+                <w:sz w:val="16"/>
+              </w:rPr>
+              <w:t>9,300</w:t>
+            </w:r>
+          </w:p>
+        </w:tc>
+        <w:tc>
+          <w:tcPr>
+            <w:tcW w:type="dxa" w:w="1020"/>
+            <w:vAlign w:val="center"/>
+          </w:tcPr>
+          <w:p>
+            <w:pPr>
+              <w:jc w:val="center"/>
+            </w:pPr>
+            <w:r/>
+            <w:r>
+              <w:rPr>
+                <w:rFonts w:ascii="Noto Sans CJK JP" w:hAnsi="Noto Sans CJK JP" w:eastAsia="Noto Sans CJK JP"/>
+                <w:b w:val="0"/>
+                <w:sz w:val="16"/>
+              </w:rPr>
+              <w:t>50</w:t>
+            </w:r>
+          </w:p>
+        </w:tc>
+        <w:tc>
+          <w:tcPr>
+            <w:tcW w:type="dxa" w:w="1247"/>
+            <w:vAlign w:val="center"/>
+          </w:tcPr>
+          <w:p>
+            <w:pPr>
+              <w:jc w:val="center"/>
+            </w:pPr>
+            <w:r/>
+            <w:r>
+              <w:rPr>
+                <w:rFonts w:ascii="Noto Sans CJK JP" w:hAnsi="Noto Sans CJK JP" w:eastAsia="Noto Sans CJK JP"/>
+                <w:b w:val="0"/>
+                <w:sz w:val="16"/>
+              </w:rPr>
+              <w:t>256×256</w:t>
+            </w:r>
+          </w:p>
+        </w:tc>
+        <w:tc>
+          <w:tcPr>
+            <w:tcW w:type="dxa" w:w="1701"/>
+            <w:vAlign w:val="center"/>
+          </w:tcPr>
+          <w:p>
+            <w:pPr>
+              <w:jc w:val="center"/>
+            </w:pPr>
+            <w:r/>
+            <w:r>
+              <w:rPr>
+                <w:rFonts w:ascii="Noto Sans CJK JP" w:hAnsi="Noto Sans CJK JP" w:eastAsia="Noto Sans CJK JP"/>
+                <w:b w:val="0"/>
+                <w:sz w:val="16"/>
+              </w:rPr>
+              <w:t>0 / 0</w:t>
+            </w:r>
+          </w:p>
+        </w:tc>
+      </w:tr>
+      <w:tr>
+        <w:tc>
+          <w:tcPr>
+            <w:tcW w:type="dxa" w:w="1814"/>
+            <w:vAlign w:val="center"/>
+          </w:tcPr>
+          <w:p>
+            <w:pPr>
+              <w:jc w:val="center"/>
+            </w:pPr>
+            <w:r/>
+            <w:r>
+              <w:rPr>
+                <w:rFonts w:ascii="Noto Sans CJK JP" w:hAnsi="Noto Sans CJK JP" w:eastAsia="Noto Sans CJK JP"/>
+                <w:b w:val="0"/>
+                <w:sz w:val="16"/>
+              </w:rPr>
+              <w:t>MSU-MFSD</w:t>
+            </w:r>
+          </w:p>
+        </w:tc>
+        <w:tc>
+          <w:tcPr>
+            <w:tcW w:type="dxa" w:w="1304"/>
+            <w:vAlign w:val="center"/>
+          </w:tcPr>
+          <w:p>
+            <w:pPr>
+              <w:jc w:val="center"/>
+            </w:pPr>
+            <w:r/>
+            <w:r>
+              <w:rPr>
+                <w:rFonts w:ascii="Noto Sans CJK JP" w:hAnsi="Noto Sans CJK JP" w:eastAsia="Noto Sans CJK JP"/>
+                <w:b w:val="0"/>
+                <w:sz w:val="16"/>
+              </w:rPr>
+              <w:t>4,019</w:t>
+            </w:r>
+          </w:p>
+        </w:tc>
+        <w:tc>
+          <w:tcPr>
+            <w:tcW w:type="dxa" w:w="1247"/>
+            <w:vAlign w:val="center"/>
+          </w:tcPr>
+          <w:p>
+            <w:pPr>
+              <w:jc w:val="center"/>
+            </w:pPr>
+            <w:r/>
+            <w:r>
+              <w:rPr>
+                <w:rFonts w:ascii="Noto Sans CJK JP" w:hAnsi="Noto Sans CJK JP" w:eastAsia="Noto Sans CJK JP"/>
+                <w:b w:val="0"/>
+                <w:sz w:val="16"/>
+              </w:rPr>
+              <w:t>1,053</w:t>
+            </w:r>
+          </w:p>
+        </w:tc>
+        <w:tc>
+          <w:tcPr>
+            <w:tcW w:type="dxa" w:w="1247"/>
+            <w:vAlign w:val="center"/>
+          </w:tcPr>
+          <w:p>
+            <w:pPr>
+              <w:jc w:val="center"/>
+            </w:pPr>
+            <w:r/>
+            <w:r>
+              <w:rPr>
+                <w:rFonts w:ascii="Noto Sans CJK JP" w:hAnsi="Noto Sans CJK JP" w:eastAsia="Noto Sans CJK JP"/>
+                <w:b w:val="0"/>
+                <w:sz w:val="16"/>
+              </w:rPr>
+              <w:t>2,966</w:t>
+            </w:r>
+          </w:p>
+        </w:tc>
+        <w:tc>
+          <w:tcPr>
+            <w:tcW w:type="dxa" w:w="1020"/>
+            <w:vAlign w:val="center"/>
+          </w:tcPr>
+          <w:p>
+            <w:pPr>
+              <w:jc w:val="center"/>
+            </w:pPr>
+            <w:r/>
+            <w:r>
+              <w:rPr>
+                <w:rFonts w:ascii="Noto Sans CJK JP" w:hAnsi="Noto Sans CJK JP" w:eastAsia="Noto Sans CJK JP"/>
+                <w:b w:val="0"/>
+                <w:sz w:val="16"/>
+              </w:rPr>
+              <w:t>35</w:t>
+            </w:r>
+          </w:p>
+        </w:tc>
+        <w:tc>
+          <w:tcPr>
+            <w:tcW w:type="dxa" w:w="1247"/>
+            <w:vAlign w:val="center"/>
+          </w:tcPr>
+          <w:p>
+            <w:pPr>
+              <w:jc w:val="center"/>
+            </w:pPr>
+            <w:r/>
+            <w:r>
+              <w:rPr>
+                <w:rFonts w:ascii="Noto Sans CJK JP" w:hAnsi="Noto Sans CJK JP" w:eastAsia="Noto Sans CJK JP"/>
+                <w:b w:val="0"/>
+                <w:sz w:val="16"/>
+              </w:rPr>
+              <w:t>256×256</w:t>
+            </w:r>
+          </w:p>
+        </w:tc>
+        <w:tc>
+          <w:tcPr>
+            <w:tcW w:type="dxa" w:w="1701"/>
+            <w:vAlign w:val="center"/>
+          </w:tcPr>
+          <w:p>
+            <w:pPr>
+              <w:jc w:val="center"/>
+            </w:pPr>
+            <w:r/>
+            <w:r>
+              <w:rPr>
+                <w:rFonts w:ascii="Noto Sans CJK JP" w:hAnsi="Noto Sans CJK JP" w:eastAsia="Noto Sans CJK JP"/>
+                <w:b w:val="0"/>
+                <w:sz w:val="16"/>
+              </w:rPr>
+              <w:t>0 / 0</w:t>
+            </w:r>
+          </w:p>
+        </w:tc>
+      </w:tr>
+      <w:tr>
+        <w:tc>
+          <w:tcPr>
+            <w:tcW w:type="dxa" w:w="1814"/>
+            <w:vAlign w:val="center"/>
+          </w:tcPr>
+          <w:p>
+            <w:pPr>
+              <w:jc w:val="center"/>
+            </w:pPr>
+            <w:r/>
+            <w:r>
+              <w:rPr>
+                <w:rFonts w:ascii="Noto Sans CJK JP" w:hAnsi="Noto Sans CJK JP" w:eastAsia="Noto Sans CJK JP"/>
+                <w:b w:val="0"/>
+                <w:sz w:val="16"/>
+              </w:rPr>
+              <w:t>Replay-Attack</w:t>
+            </w:r>
+          </w:p>
+        </w:tc>
+        <w:tc>
+          <w:tcPr>
+            <w:tcW w:type="dxa" w:w="1304"/>
+            <w:vAlign w:val="center"/>
+          </w:tcPr>
+          <w:p>
+            <w:pPr>
+              <w:jc w:val="center"/>
+            </w:pPr>
+            <w:r/>
+            <w:r>
+              <w:rPr>
+                <w:rFonts w:ascii="Noto Sans CJK JP" w:hAnsi="Noto Sans CJK JP" w:eastAsia="Noto Sans CJK JP"/>
+                <w:b w:val="0"/>
+                <w:sz w:val="16"/>
+              </w:rPr>
+              <w:t>19,508</w:t>
+            </w:r>
+          </w:p>
+        </w:tc>
+        <w:tc>
+          <w:tcPr>
+            <w:tcW w:type="dxa" w:w="1247"/>
+            <w:vAlign w:val="center"/>
+          </w:tcPr>
+          <w:p>
+            <w:pPr>
+              <w:jc w:val="center"/>
+            </w:pPr>
+            <w:r/>
+            <w:r>
+              <w:rPr>
+                <w:rFonts w:ascii="Noto Sans CJK JP" w:hAnsi="Noto Sans CJK JP" w:eastAsia="Noto Sans CJK JP"/>
+                <w:b w:val="0"/>
+                <w:sz w:val="16"/>
+              </w:rPr>
+              <w:t>7,600</w:t>
+            </w:r>
+          </w:p>
+        </w:tc>
+        <w:tc>
+          <w:tcPr>
+            <w:tcW w:type="dxa" w:w="1247"/>
+            <w:vAlign w:val="center"/>
+          </w:tcPr>
+          <w:p>
+            <w:pPr>
+              <w:jc w:val="center"/>
+            </w:pPr>
+            <w:r/>
+            <w:r>
+              <w:rPr>
+                <w:rFonts w:ascii="Noto Sans CJK JP" w:hAnsi="Noto Sans CJK JP" w:eastAsia="Noto Sans CJK JP"/>
+                <w:b w:val="0"/>
+                <w:sz w:val="16"/>
+              </w:rPr>
+              <w:t>11,908</w:t>
+            </w:r>
+          </w:p>
+        </w:tc>
+        <w:tc>
+          <w:tcPr>
+            <w:tcW w:type="dxa" w:w="1020"/>
+            <w:vAlign w:val="center"/>
+          </w:tcPr>
+          <w:p>
+            <w:pPr>
+              <w:jc w:val="center"/>
+            </w:pPr>
+            <w:r/>
+            <w:r>
+              <w:rPr>
+                <w:rFonts w:ascii="Noto Sans CJK JP" w:hAnsi="Noto Sans CJK JP" w:eastAsia="Noto Sans CJK JP"/>
+                <w:b w:val="0"/>
+                <w:sz w:val="16"/>
+              </w:rPr>
+              <w:t>50</w:t>
+            </w:r>
+          </w:p>
+        </w:tc>
+        <w:tc>
+          <w:tcPr>
+            <w:tcW w:type="dxa" w:w="1247"/>
+            <w:vAlign w:val="center"/>
+          </w:tcPr>
+          <w:p>
+            <w:pPr>
+              <w:jc w:val="center"/>
+            </w:pPr>
+            <w:r/>
+            <w:r>
+              <w:rPr>
+                <w:rFonts w:ascii="Noto Sans CJK JP" w:hAnsi="Noto Sans CJK JP" w:eastAsia="Noto Sans CJK JP"/>
+                <w:b w:val="0"/>
+                <w:sz w:val="16"/>
+              </w:rPr>
+              <w:t>256×256</w:t>
+            </w:r>
+          </w:p>
+        </w:tc>
+        <w:tc>
+          <w:tcPr>
+            <w:tcW w:type="dxa" w:w="1701"/>
+            <w:vAlign w:val="center"/>
+          </w:tcPr>
+          <w:p>
+            <w:pPr>
+              <w:jc w:val="center"/>
+            </w:pPr>
+            <w:r/>
+            <w:r>
+              <w:rPr>
+                <w:rFonts w:ascii="Noto Sans CJK JP" w:hAnsi="Noto Sans CJK JP" w:eastAsia="Noto Sans CJK JP"/>
+                <w:b w:val="0"/>
+                <w:sz w:val="16"/>
+              </w:rPr>
+              <w:t>0 / 0</w:t>
+            </w:r>
+          </w:p>
+        </w:tc>
+      </w:tr>
+      <w:tr>
+        <w:tc>
+          <w:tcPr>
+            <w:tcW w:type="dxa" w:w="1814"/>
+            <w:vAlign w:val="center"/>
+          </w:tcPr>
+          <w:p>
+            <w:pPr>
+              <w:jc w:val="center"/>
+            </w:pPr>
+            <w:r/>
+            <w:r>
+              <w:rPr>
+                <w:rFonts w:ascii="Noto Sans CJK JP" w:hAnsi="Noto Sans CJK JP" w:eastAsia="Noto Sans CJK JP"/>
+                <w:b w:val="0"/>
+                <w:sz w:val="16"/>
+              </w:rPr>
+              <w:t>合计</w:t>
+            </w:r>
+          </w:p>
+        </w:tc>
+        <w:tc>
+          <w:tcPr>
+            <w:tcW w:type="dxa" w:w="1304"/>
+            <w:vAlign w:val="center"/>
+          </w:tcPr>
+          <w:p>
+            <w:pPr>
+              <w:jc w:val="center"/>
+            </w:pPr>
+            <w:r/>
+            <w:r>
+              <w:rPr>
+                <w:rFonts w:ascii="Noto Sans CJK JP" w:hAnsi="Noto Sans CJK JP" w:eastAsia="Noto Sans CJK JP"/>
+                <w:b w:val="0"/>
+                <w:sz w:val="16"/>
+              </w:rPr>
+              <w:t>104,533</w:t>
+            </w:r>
+          </w:p>
+        </w:tc>
+        <w:tc>
+          <w:tcPr>
+            <w:tcW w:type="dxa" w:w="1247"/>
+            <w:vAlign w:val="center"/>
+          </w:tcPr>
+          <w:p>
+            <w:pPr>
+              <w:jc w:val="center"/>
+            </w:pPr>
+            <w:r/>
+            <w:r>
+              <w:rPr>
+                <w:rFonts w:ascii="Noto Sans CJK JP" w:hAnsi="Noto Sans CJK JP" w:eastAsia="Noto Sans CJK JP"/>
+                <w:b w:val="0"/>
+                <w:sz w:val="16"/>
+              </w:rPr>
+              <w:t>33,523</w:t>
+            </w:r>
+          </w:p>
+        </w:tc>
+        <w:tc>
+          <w:tcPr>
+            <w:tcW w:type="dxa" w:w="1247"/>
+            <w:vAlign w:val="center"/>
+          </w:tcPr>
+          <w:p>
+            <w:pPr>
+              <w:jc w:val="center"/>
+            </w:pPr>
+            <w:r/>
+            <w:r>
+              <w:rPr>
+                <w:rFonts w:ascii="Noto Sans CJK JP" w:hAnsi="Noto Sans CJK JP" w:eastAsia="Noto Sans CJK JP"/>
+                <w:b w:val="0"/>
+                <w:sz w:val="16"/>
+              </w:rPr>
+              <w:t>70,010</w:t>
+            </w:r>
+          </w:p>
+        </w:tc>
+        <w:tc>
+          <w:tcPr>
+            <w:tcW w:type="dxa" w:w="1020"/>
+            <w:vAlign w:val="center"/>
+          </w:tcPr>
+          <w:p>
+            <w:pPr>
+              <w:jc w:val="center"/>
+            </w:pPr>
+            <w:r/>
+            <w:r>
+              <w:rPr>
+                <w:rFonts w:ascii="Noto Sans CJK JP" w:hAnsi="Noto Sans CJK JP" w:eastAsia="Noto Sans CJK JP"/>
+                <w:b w:val="0"/>
+                <w:sz w:val="16"/>
+              </w:rPr>
+              <w:t>190</w:t>
+            </w:r>
+          </w:p>
+        </w:tc>
+        <w:tc>
+          <w:tcPr>
+            <w:tcW w:type="dxa" w:w="1247"/>
+            <w:vAlign w:val="center"/>
+          </w:tcPr>
+          <w:p>
+            <w:pPr>
+              <w:jc w:val="center"/>
+            </w:pPr>
+            <w:r/>
+            <w:r>
+              <w:rPr>
+                <w:rFonts w:ascii="Noto Sans CJK JP" w:hAnsi="Noto Sans CJK JP" w:eastAsia="Noto Sans CJK JP"/>
+                <w:b w:val="0"/>
+                <w:sz w:val="16"/>
+              </w:rPr>
+              <w:t>256×256</w:t>
+            </w:r>
+          </w:p>
+        </w:tc>
+        <w:tc>
+          <w:tcPr>
+            <w:tcW w:type="dxa" w:w="1701"/>
+            <w:vAlign w:val="center"/>
+          </w:tcPr>
+          <w:p>
+            <w:pPr>
+              <w:jc w:val="center"/>
+            </w:pPr>
+            <w:r/>
+            <w:r>
+              <w:rPr>
+                <w:rFonts w:ascii="Noto Sans CJK JP" w:hAnsi="Noto Sans CJK JP" w:eastAsia="Noto Sans CJK JP"/>
+                <w:b w:val="0"/>
+                <w:sz w:val="16"/>
+              </w:rPr>
+              <w:t>0 / 0</w:t>
+            </w:r>
+          </w:p>
+        </w:tc>
+      </w:tr>
+    </w:tbl>
+    <w:p/>
+    <w:p>
+      <w:pPr>
+        <w:jc w:val="center"/>
+      </w:pPr>
+      <w:r>
+        <w:drawing>
+          <wp:inline xmlns:a="http://schemas.openxmlformats.org/drawingml/2006/main" xmlns:pic="http://schemas.openxmlformats.org/drawingml/2006/picture">
+            <wp:extent cx="5508000" cy="2937600"/>
+            <wp:docPr id="1" name="Picture 1"/>
+            <wp:cNvGraphicFramePr>
+              <a:graphicFrameLocks noChangeAspect="1"/>
+            </wp:cNvGraphicFramePr>
+            <a:graphic>
+              <a:graphicData uri="http://schemas.openxmlformats.org/drawingml/2006/picture">
+                <pic:pic>
+                  <pic:nvPicPr>
+                    <pic:cNvPr id="0" name="data_audit_counts.png"/>
+                    <pic:cNvPicPr/>
+                  </pic:nvPicPr>
+                  <pic:blipFill>
+                    <a:blip r:embed="rId9"/>
+                    <a:stretch>
+                      <a:fillRect/>
+                    </a:stretch>
+                  </pic:blipFill>
+                  <pic:spPr>
+                    <a:xfrm>
+                      <a:off x="0" y="0"/>
+                      <a:ext cx="5508000" cy="2937600"/>
+                    </a:xfrm>
+                    <a:prstGeom prst="rect"/>
+                  </pic:spPr>
+                </pic:pic>
+              </a:graphicData>
+            </a:graphic>
+          </wp:inline>
+        </w:drawing>
+      </w:r>
+    </w:p>
+    <w:p>
+      <w:pPr>
+        <w:jc w:val="center"/>
+      </w:pPr>
+      <w:r>
+        <w:rPr>
+          <w:rFonts w:ascii="Noto Sans CJK JP" w:hAnsi="Noto Sans CJK JP" w:eastAsia="Noto Sans CJK JP"/>
+          <w:color w:val="666666"/>
+          <w:sz w:val="17"/>
+        </w:rPr>
+        <w:t>图1  ProcessedData 数据审计：四个数据集 Live/Spoof 数量</w:t>
+      </w:r>
+    </w:p>
+    <w:p>
+      <w:pPr>
+        <w:spacing w:line="300" w:lineRule="auto"/>
+        <w:ind w:firstLine="420"/>
+      </w:pPr>
+      <w:r>
+        <w:rPr>
+          <w:rFonts w:ascii="Noto Sans CJK JP" w:hAnsi="Noto Sans CJK JP" w:eastAsia="Noto Sans CJK JP"/>
+          <w:b w:val="0"/>
+          <w:sz w:val="21"/>
+        </w:rPr>
+        <w:t>数据审计结果显示：104,533 张图像全部可读、全部可转换为 RGB、全部能识别 Live/Spoof 标签，异常小图数量为 0；四个数据集均为 256×256，文件名中 frame 命名比例均为 100%，说明当前训练输入是抽帧后的处理图像。</w:t>
+      </w:r>
+    </w:p>
+    <w:p>
+      <w:pPr>
+        <w:spacing w:line="300" w:lineRule="auto"/>
+        <w:ind w:firstLine="420"/>
+      </w:pPr>
+      <w:r>
+        <w:rPr>
+          <w:rFonts w:ascii="Noto Sans CJK JP" w:hAnsi="Noto Sans CJK JP" w:eastAsia="Noto Sans CJK JP"/>
+          <w:b w:val="0"/>
+          <w:sz w:val="21"/>
+        </w:rPr>
+        <w:t>需要明确的是，原始视频到 ProcessedData 的历史抽帧 FPS、Face Detector 型号和 bbox 扩展比例没有保留在当前仓库中，因此本报告不对这些不可追溯信息作推断性描述。当前仓库负责的是处理后数据的质量审计、标签解析、Subject/Client 解析、Subject-disjoint 划分、训练、跨域测试与分析。</w:t>
+      </w:r>
+    </w:p>
+    <w:p>
+      <w:pPr>
+        <w:pStyle w:val="Heading1"/>
+      </w:pPr>
+      <w:r>
+        <w:rPr>
+          <w:rFonts w:ascii="Noto Sans CJK JP" w:hAnsi="Noto Sans CJK JP" w:eastAsia="Noto Sans CJK JP"/>
+          <w:b/>
+        </w:rPr>
+        <w:t>三、数据划分与防泄漏策略</w:t>
+      </w:r>
+    </w:p>
+    <w:p>
+      <w:pPr>
+        <w:spacing w:line="300" w:lineRule="auto"/>
+        <w:ind w:firstLine="420"/>
+      </w:pPr>
+      <w:r>
+        <w:rPr>
+          <w:rFonts w:ascii="Noto Sans CJK JP" w:hAnsi="Noto Sans CJK JP" w:eastAsia="Noto Sans CJK JP"/>
+          <w:b w:val="0"/>
+          <w:sz w:val="21"/>
+        </w:rPr>
+        <w:t>原始课程强调不能先把视频抽帧为大量图片后再进行帧级随机划分，因为同一视频相邻帧高度相似，会导致训练集与测试集出现近重复样本。项目采用 Subject-disjoint 70/15/15 划分，保证同一 Subject 的所有帧只属于一个集合。</w:t>
+      </w:r>
+    </w:p>
+    <w:tbl>
+      <w:tblPr>
+        <w:tblStyle w:val="TableGrid"/>
+        <w:tblW w:type="auto" w:w="0"/>
+        <w:jc w:val="center"/>
+        <w:tblLook w:firstColumn="1" w:firstRow="1" w:lastColumn="0" w:lastRow="0" w:noHBand="0" w:noVBand="1" w:val="04A0"/>
+      </w:tblPr>
+      <w:tblGrid>
+        <w:gridCol w:w="4986"/>
+        <w:gridCol w:w="4986"/>
       </w:tblGrid>
       <w:tr>
         <w:tc>
@@ -643,348 +1690,7 @@
             <w:r/>
             <w:r>
               <w:rPr>
-                <w:rFonts w:ascii="Microsoft YaHei" w:hAnsi="Microsoft YaHei" w:eastAsia="Microsoft YaHei"/>
-                <w:b/>
-                <w:color w:val="FFFFFF"/>
-                <w:sz w:val="18"/>
-              </w:rPr>
-              <w:t>数据集</w:t>
-            </w:r>
-          </w:p>
-        </w:tc>
-        <w:tc>
-          <w:tcPr>
-            <w:tcW w:type="dxa" w:w="2268"/>
-            <w:shd w:fill="1F4E79"/>
-            <w:vAlign w:val="center"/>
-          </w:tcPr>
-          <w:p>
-            <w:pPr>
-              <w:jc w:val="center"/>
-            </w:pPr>
-            <w:r/>
-            <w:r>
-              <w:rPr>
-                <w:rFonts w:ascii="Microsoft YaHei" w:hAnsi="Microsoft YaHei" w:eastAsia="Microsoft YaHei"/>
-                <w:b/>
-                <w:color w:val="FFFFFF"/>
-                <w:sz w:val="18"/>
-              </w:rPr>
-              <w:t>实验角色</w:t>
-            </w:r>
-          </w:p>
-        </w:tc>
-        <w:tc>
-          <w:tcPr>
-            <w:tcW w:type="dxa" w:w="4535"/>
-            <w:shd w:fill="1F4E79"/>
-            <w:vAlign w:val="center"/>
-          </w:tcPr>
-          <w:p>
-            <w:pPr>
-              <w:jc w:val="center"/>
-            </w:pPr>
-            <w:r/>
-            <w:r>
-              <w:rPr>
-                <w:rFonts w:ascii="Microsoft YaHei" w:hAnsi="Microsoft YaHei" w:eastAsia="Microsoft YaHei"/>
-                <w:b/>
-                <w:color w:val="FFFFFF"/>
-                <w:sz w:val="18"/>
-              </w:rPr>
-              <w:t>说明</w:t>
-            </w:r>
-          </w:p>
-        </w:tc>
-      </w:tr>
-      <w:tr>
-        <w:tc>
-          <w:tcPr>
-            <w:tcW w:type="dxa" w:w="2268"/>
-            <w:vAlign w:val="center"/>
-          </w:tcPr>
-          <w:p>
-            <w:pPr>
-              <w:jc w:val="center"/>
-            </w:pPr>
-            <w:r/>
-            <w:r>
-              <w:rPr>
-                <w:rFonts w:ascii="Microsoft YaHei" w:hAnsi="Microsoft YaHei" w:eastAsia="Microsoft YaHei"/>
-                <w:b w:val="0"/>
-                <w:sz w:val="18"/>
-              </w:rPr>
-              <w:t>OULU-NPU</w:t>
-            </w:r>
-          </w:p>
-        </w:tc>
-        <w:tc>
-          <w:tcPr>
-            <w:tcW w:type="dxa" w:w="2268"/>
-            <w:vAlign w:val="center"/>
-          </w:tcPr>
-          <w:p>
-            <w:pPr>
-              <w:jc w:val="center"/>
-            </w:pPr>
-            <w:r/>
-            <w:r>
-              <w:rPr>
-                <w:rFonts w:ascii="Microsoft YaHei" w:hAnsi="Microsoft YaHei" w:eastAsia="Microsoft YaHei"/>
-                <w:b w:val="0"/>
-                <w:sz w:val="18"/>
-              </w:rPr>
-              <w:t>源域 / 同域测试</w:t>
-            </w:r>
-          </w:p>
-        </w:tc>
-        <w:tc>
-          <w:tcPr>
-            <w:tcW w:type="dxa" w:w="4535"/>
-            <w:vAlign w:val="center"/>
-          </w:tcPr>
-          <w:p>
-            <w:pPr>
-              <w:jc w:val="center"/>
-            </w:pPr>
-            <w:r/>
-            <w:r>
-              <w:rPr>
-                <w:rFonts w:ascii="Microsoft YaHei" w:hAnsi="Microsoft YaHei" w:eastAsia="Microsoft YaHei"/>
-                <w:b w:val="0"/>
-                <w:sz w:val="18"/>
-              </w:rPr>
-              <w:t>用于训练 ResNet18，并进行 Subject-disjoint 同域测试</w:t>
-            </w:r>
-          </w:p>
-        </w:tc>
-      </w:tr>
-      <w:tr>
-        <w:tc>
-          <w:tcPr>
-            <w:tcW w:type="dxa" w:w="2268"/>
-            <w:vAlign w:val="center"/>
-          </w:tcPr>
-          <w:p>
-            <w:pPr>
-              <w:jc w:val="center"/>
-            </w:pPr>
-            <w:r/>
-            <w:r>
-              <w:rPr>
-                <w:rFonts w:ascii="Microsoft YaHei" w:hAnsi="Microsoft YaHei" w:eastAsia="Microsoft YaHei"/>
-                <w:b w:val="0"/>
-                <w:sz w:val="18"/>
-              </w:rPr>
-              <w:t>CASIA</w:t>
-            </w:r>
-          </w:p>
-        </w:tc>
-        <w:tc>
-          <w:tcPr>
-            <w:tcW w:type="dxa" w:w="2268"/>
-            <w:vAlign w:val="center"/>
-          </w:tcPr>
-          <w:p>
-            <w:pPr>
-              <w:jc w:val="center"/>
-            </w:pPr>
-            <w:r/>
-            <w:r>
-              <w:rPr>
-                <w:rFonts w:ascii="Microsoft YaHei" w:hAnsi="Microsoft YaHei" w:eastAsia="Microsoft YaHei"/>
-                <w:b w:val="0"/>
-                <w:sz w:val="18"/>
-              </w:rPr>
-              <w:t>目标域</w:t>
-            </w:r>
-          </w:p>
-        </w:tc>
-        <w:tc>
-          <w:tcPr>
-            <w:tcW w:type="dxa" w:w="4535"/>
-            <w:vAlign w:val="center"/>
-          </w:tcPr>
-          <w:p>
-            <w:pPr>
-              <w:jc w:val="center"/>
-            </w:pPr>
-            <w:r/>
-            <w:r>
-              <w:rPr>
-                <w:rFonts w:ascii="Microsoft YaHei" w:hAnsi="Microsoft YaHei" w:eastAsia="Microsoft YaHei"/>
-                <w:b w:val="0"/>
-                <w:sz w:val="18"/>
-              </w:rPr>
-              <w:t>只用于跨数据集测试，不参与训练或微调</w:t>
-            </w:r>
-          </w:p>
-        </w:tc>
-      </w:tr>
-      <w:tr>
-        <w:tc>
-          <w:tcPr>
-            <w:tcW w:type="dxa" w:w="2268"/>
-            <w:vAlign w:val="center"/>
-          </w:tcPr>
-          <w:p>
-            <w:pPr>
-              <w:jc w:val="center"/>
-            </w:pPr>
-            <w:r/>
-            <w:r>
-              <w:rPr>
-                <w:rFonts w:ascii="Microsoft YaHei" w:hAnsi="Microsoft YaHei" w:eastAsia="Microsoft YaHei"/>
-                <w:b w:val="0"/>
-                <w:sz w:val="18"/>
-              </w:rPr>
-              <w:t>MSU-MFSD</w:t>
-            </w:r>
-          </w:p>
-        </w:tc>
-        <w:tc>
-          <w:tcPr>
-            <w:tcW w:type="dxa" w:w="2268"/>
-            <w:vAlign w:val="center"/>
-          </w:tcPr>
-          <w:p>
-            <w:pPr>
-              <w:jc w:val="center"/>
-            </w:pPr>
-            <w:r/>
-            <w:r>
-              <w:rPr>
-                <w:rFonts w:ascii="Microsoft YaHei" w:hAnsi="Microsoft YaHei" w:eastAsia="Microsoft YaHei"/>
-                <w:b w:val="0"/>
-                <w:sz w:val="18"/>
-              </w:rPr>
-              <w:t>目标域</w:t>
-            </w:r>
-          </w:p>
-        </w:tc>
-        <w:tc>
-          <w:tcPr>
-            <w:tcW w:type="dxa" w:w="4535"/>
-            <w:vAlign w:val="center"/>
-          </w:tcPr>
-          <w:p>
-            <w:pPr>
-              <w:jc w:val="center"/>
-            </w:pPr>
-            <w:r/>
-            <w:r>
-              <w:rPr>
-                <w:rFonts w:ascii="Microsoft YaHei" w:hAnsi="Microsoft YaHei" w:eastAsia="Microsoft YaHei"/>
-                <w:b w:val="0"/>
-                <w:sz w:val="18"/>
-              </w:rPr>
-              <w:t>只用于跨数据集测试，不参与训练或微调</w:t>
-            </w:r>
-          </w:p>
-        </w:tc>
-      </w:tr>
-      <w:tr>
-        <w:tc>
-          <w:tcPr>
-            <w:tcW w:type="dxa" w:w="2268"/>
-            <w:vAlign w:val="center"/>
-          </w:tcPr>
-          <w:p>
-            <w:pPr>
-              <w:jc w:val="center"/>
-            </w:pPr>
-            <w:r/>
-            <w:r>
-              <w:rPr>
-                <w:rFonts w:ascii="Microsoft YaHei" w:hAnsi="Microsoft YaHei" w:eastAsia="Microsoft YaHei"/>
-                <w:b w:val="0"/>
-                <w:sz w:val="18"/>
-              </w:rPr>
-              <w:t>Replay-Attack</w:t>
-            </w:r>
-          </w:p>
-        </w:tc>
-        <w:tc>
-          <w:tcPr>
-            <w:tcW w:type="dxa" w:w="2268"/>
-            <w:vAlign w:val="center"/>
-          </w:tcPr>
-          <w:p>
-            <w:pPr>
-              <w:jc w:val="center"/>
-            </w:pPr>
-            <w:r/>
-            <w:r>
-              <w:rPr>
-                <w:rFonts w:ascii="Microsoft YaHei" w:hAnsi="Microsoft YaHei" w:eastAsia="Microsoft YaHei"/>
-                <w:b w:val="0"/>
-                <w:sz w:val="18"/>
-              </w:rPr>
-              <w:t>目标域</w:t>
-            </w:r>
-          </w:p>
-        </w:tc>
-        <w:tc>
-          <w:tcPr>
-            <w:tcW w:type="dxa" w:w="4535"/>
-            <w:vAlign w:val="center"/>
-          </w:tcPr>
-          <w:p>
-            <w:pPr>
-              <w:jc w:val="center"/>
-            </w:pPr>
-            <w:r/>
-            <w:r>
-              <w:rPr>
-                <w:rFonts w:ascii="Microsoft YaHei" w:hAnsi="Microsoft YaHei" w:eastAsia="Microsoft YaHei"/>
-                <w:b w:val="0"/>
-                <w:sz w:val="18"/>
-              </w:rPr>
-              <w:t>只用于跨数据集测试，不参与训练或微调</w:t>
-            </w:r>
-          </w:p>
-        </w:tc>
-      </w:tr>
-    </w:tbl>
-    <w:p/>
-    <w:p>
-      <w:pPr>
-        <w:spacing w:line="300" w:lineRule="auto"/>
-        <w:ind w:firstLine="420"/>
-      </w:pPr>
-      <w:r>
-        <w:rPr>
-          <w:rFonts w:ascii="Microsoft YaHei" w:hAnsi="Microsoft YaHei" w:eastAsia="Microsoft YaHei"/>
-        </w:rPr>
-        <w:t>为避免同一视频帧高度相似造成数据泄漏，项目采用 Subject-disjoint 划分。同一个 Subject 的所有视频和帧只能属于 Train、Validation、Test 中的一个集合。当前使用的是自定义 70/15/15 Subject-disjoint 划分，不应表述为严格遵循官方 Protocol。</w:t>
-      </w:r>
-    </w:p>
-    <w:tbl>
-      <w:tblPr>
-        <w:tblStyle w:val="TableGrid"/>
-        <w:tblW w:type="auto" w:w="0"/>
-        <w:jc w:val="center"/>
-        <w:tblLook w:firstColumn="1" w:firstRow="1" w:lastColumn="0" w:lastRow="0" w:noHBand="0" w:noVBand="1" w:val="04A0"/>
-      </w:tblPr>
-      <w:tblGrid>
-        <w:gridCol w:w="4873"/>
-        <w:gridCol w:w="4873"/>
-      </w:tblGrid>
-      <w:tr>
-        <w:tc>
-          <w:tcPr>
-            <w:tcW w:type="dxa" w:w="2268"/>
-            <w:shd w:fill="1F4E79"/>
-            <w:vAlign w:val="center"/>
-          </w:tcPr>
-          <w:p>
-            <w:pPr>
-              <w:jc w:val="center"/>
-            </w:pPr>
-            <w:r/>
-            <w:r>
-              <w:rPr>
-                <w:rFonts w:ascii="Microsoft YaHei" w:hAnsi="Microsoft YaHei" w:eastAsia="Microsoft YaHei"/>
+                <w:rFonts w:ascii="Noto Sans CJK JP" w:hAnsi="Noto Sans CJK JP" w:eastAsia="Noto Sans CJK JP"/>
                 <w:b/>
                 <w:color w:val="FFFFFF"/>
                 <w:sz w:val="18"/>
@@ -1006,12 +1712,12 @@
             <w:r/>
             <w:r>
               <w:rPr>
-                <w:rFonts w:ascii="Microsoft YaHei" w:hAnsi="Microsoft YaHei" w:eastAsia="Microsoft YaHei"/>
+                <w:rFonts w:ascii="Noto Sans CJK JP" w:hAnsi="Noto Sans CJK JP" w:eastAsia="Noto Sans CJK JP"/>
                 <w:b/>
                 <w:color w:val="FFFFFF"/>
                 <w:sz w:val="18"/>
               </w:rPr>
-              <w:t>Subject/Client 提取方式</w:t>
+              <w:t>Subject/Client 提取规则</w:t>
             </w:r>
           </w:p>
         </w:tc>
@@ -1029,7 +1735,7 @@
             <w:r/>
             <w:r>
               <w:rPr>
-                <w:rFonts w:ascii="Microsoft YaHei" w:hAnsi="Microsoft YaHei" w:eastAsia="Microsoft YaHei"/>
+                <w:rFonts w:ascii="Noto Sans CJK JP" w:hAnsi="Noto Sans CJK JP" w:eastAsia="Noto Sans CJK JP"/>
                 <w:b w:val="0"/>
                 <w:sz w:val="18"/>
               </w:rPr>
@@ -1049,11 +1755,11 @@
             <w:r/>
             <w:r>
               <w:rPr>
-                <w:rFonts w:ascii="Microsoft YaHei" w:hAnsi="Microsoft YaHei" w:eastAsia="Microsoft YaHei"/>
+                <w:rFonts w:ascii="Noto Sans CJK JP" w:hAnsi="Noto Sans CJK JP" w:eastAsia="Noto Sans CJK JP"/>
                 <w:b w:val="0"/>
                 <w:sz w:val="18"/>
               </w:rPr>
-              <w:t>从文件名如 1_1_01_1_frame00000.jpg 中提取第三段 01</w:t>
+              <w:t>从 1_1_01_1_frame00000.jpg 中提取第三段 01</w:t>
             </w:r>
           </w:p>
         </w:tc>
@@ -1071,7 +1777,7 @@
             <w:r/>
             <w:r>
               <w:rPr>
-                <w:rFonts w:ascii="Microsoft YaHei" w:hAnsi="Microsoft YaHei" w:eastAsia="Microsoft YaHei"/>
+                <w:rFonts w:ascii="Noto Sans CJK JP" w:hAnsi="Noto Sans CJK JP" w:eastAsia="Noto Sans CJK JP"/>
                 <w:b w:val="0"/>
                 <w:sz w:val="18"/>
               </w:rPr>
@@ -1091,11 +1797,11 @@
             <w:r/>
             <w:r>
               <w:rPr>
-                <w:rFonts w:ascii="Microsoft YaHei" w:hAnsi="Microsoft YaHei" w:eastAsia="Microsoft YaHei"/>
+                <w:rFonts w:ascii="Noto Sans CJK JP" w:hAnsi="Noto Sans CJK JP" w:eastAsia="Noto Sans CJK JP"/>
                 <w:b w:val="0"/>
                 <w:sz w:val="18"/>
               </w:rPr>
-              <w:t>从文件名中提取 clientXXX</w:t>
+              <w:t>从 real_client026_... 中提取 client026</w:t>
             </w:r>
           </w:p>
         </w:tc>
@@ -1113,7 +1819,7 @@
             <w:r/>
             <w:r>
               <w:rPr>
-                <w:rFonts w:ascii="Microsoft YaHei" w:hAnsi="Microsoft YaHei" w:eastAsia="Microsoft YaHei"/>
+                <w:rFonts w:ascii="Noto Sans CJK JP" w:hAnsi="Noto Sans CJK JP" w:eastAsia="Noto Sans CJK JP"/>
                 <w:b w:val="0"/>
                 <w:sz w:val="18"/>
               </w:rPr>
@@ -1133,11 +1839,11 @@
             <w:r/>
             <w:r>
               <w:rPr>
-                <w:rFonts w:ascii="Microsoft YaHei" w:hAnsi="Microsoft YaHei" w:eastAsia="Microsoft YaHei"/>
+                <w:rFonts w:ascii="Noto Sans CJK JP" w:hAnsi="Noto Sans CJK JP" w:eastAsia="Noto Sans CJK JP"/>
                 <w:b w:val="0"/>
                 <w:sz w:val="18"/>
               </w:rPr>
-              <w:t>从文件名中提取 clientXXX</w:t>
+              <w:t>从 client030_session... 中提取 client030</w:t>
             </w:r>
           </w:p>
         </w:tc>
@@ -1155,7 +1861,7 @@
             <w:r/>
             <w:r>
               <w:rPr>
-                <w:rFonts w:ascii="Microsoft YaHei" w:hAnsi="Microsoft YaHei" w:eastAsia="Microsoft YaHei"/>
+                <w:rFonts w:ascii="Noto Sans CJK JP" w:hAnsi="Noto Sans CJK JP" w:eastAsia="Noto Sans CJK JP"/>
                 <w:b w:val="0"/>
                 <w:sz w:val="18"/>
               </w:rPr>
@@ -1175,11 +1881,11 @@
             <w:r/>
             <w:r>
               <w:rPr>
-                <w:rFonts w:ascii="Microsoft YaHei" w:hAnsi="Microsoft YaHei" w:eastAsia="Microsoft YaHei"/>
+                <w:rFonts w:ascii="Noto Sans CJK JP" w:hAnsi="Noto Sans CJK JP" w:eastAsia="Noto Sans CJK JP"/>
                 <w:b w:val="0"/>
                 <w:sz w:val="18"/>
               </w:rPr>
-              <w:t>根据 train/test 前缀与人物编号构造主体分组</w:t>
+              <w:t>根据 train/test 前缀与人物编号构造 group</w:t>
             </w:r>
           </w:p>
         </w:tc>
@@ -1188,10 +1894,66 @@
     <w:p/>
     <w:p>
       <w:pPr>
+        <w:pStyle w:val="ListBullet"/>
+        <w:spacing w:line="276" w:lineRule="auto"/>
+      </w:pPr>
+      <w:r>
+        <w:rPr>
+          <w:rFonts w:ascii="Noto Sans CJK JP" w:hAnsi="Noto Sans CJK JP" w:eastAsia="Noto Sans CJK JP"/>
+          <w:sz w:val="20"/>
+        </w:rPr>
+        <w:t>Train Subjects ∩ Validation Subjects = ∅。</w:t>
+      </w:r>
+    </w:p>
+    <w:p>
+      <w:pPr>
+        <w:pStyle w:val="ListBullet"/>
+        <w:spacing w:line="276" w:lineRule="auto"/>
+      </w:pPr>
+      <w:r>
+        <w:rPr>
+          <w:rFonts w:ascii="Noto Sans CJK JP" w:hAnsi="Noto Sans CJK JP" w:eastAsia="Noto Sans CJK JP"/>
+          <w:sz w:val="20"/>
+        </w:rPr>
+        <w:t>Train Subjects ∩ Test Subjects = ∅。</w:t>
+      </w:r>
+    </w:p>
+    <w:p>
+      <w:pPr>
+        <w:pStyle w:val="ListBullet"/>
+        <w:spacing w:line="276" w:lineRule="auto"/>
+      </w:pPr>
+      <w:r>
+        <w:rPr>
+          <w:rFonts w:ascii="Noto Sans CJK JP" w:hAnsi="Noto Sans CJK JP" w:eastAsia="Noto Sans CJK JP"/>
+          <w:sz w:val="20"/>
+        </w:rPr>
+        <w:t>Validation Subjects ∩ Test Subjects = ∅。</w:t>
+      </w:r>
+    </w:p>
+    <w:p>
+      <w:pPr>
+        <w:pStyle w:val="ListBullet"/>
+        <w:spacing w:line="276" w:lineRule="auto"/>
+      </w:pPr>
+      <w:r>
+        <w:rPr>
+          <w:rFonts w:ascii="Noto Sans CJK JP" w:hAnsi="Noto Sans CJK JP" w:eastAsia="Noto Sans CJK JP"/>
+          <w:sz w:val="20"/>
+        </w:rPr>
+        <w:t>当前协议是项目自定义 Subject-disjoint 70/15/15，不应表述为各数据集官方 Protocol。</w:t>
+      </w:r>
+    </w:p>
+    <w:p>
+      <w:pPr>
         <w:pStyle w:val="Heading1"/>
       </w:pPr>
       <w:r>
-        <w:t>三、模型、训练策略与评价指标</w:t>
+        <w:rPr>
+          <w:rFonts w:ascii="Noto Sans CJK JP" w:hAnsi="Noto Sans CJK JP" w:eastAsia="Noto Sans CJK JP"/>
+          <w:b/>
+        </w:rPr>
+        <w:t>四、模型与训练配置</w:t>
       </w:r>
     </w:p>
     <w:p>
@@ -1201,9 +1963,11 @@
       </w:pPr>
       <w:r>
         <w:rPr>
-          <w:rFonts w:ascii="Microsoft YaHei" w:hAnsi="Microsoft YaHei" w:eastAsia="Microsoft YaHei"/>
+          <w:rFonts w:ascii="Noto Sans CJK JP" w:hAnsi="Noto Sans CJK JP" w:eastAsia="Noto Sans CJK JP"/>
+          <w:b w:val="0"/>
+          <w:sz w:val="21"/>
         </w:rPr>
-        <w:t>Baseline 使用 torchvision 提供的 ResNet18，默认加载 ImageNet 预训练权重，并将最后全连接层替换为两个输出节点。训练阶段使用 CrossEntropyLoss 与 AdamW 优化器，依据验证集损失保存最佳模型，并启用 Early Stopping。</w:t>
+        <w:t>Baseline 使用 torchvision 的 ResNet18，加载 ImageNet 预训练权重，并将最后全连接层替换为 2 类输出。训练使用 CrossEntropyLoss 与 AdamW，依据验证集 loss 保存 best.pth，并启用 Early Stopping。</w:t>
       </w:r>
     </w:p>
     <w:tbl>
@@ -1214,13 +1978,14 @@
         <w:tblLook w:firstColumn="1" w:firstRow="1" w:lastColumn="0" w:lastRow="0" w:noHBand="0" w:noVBand="1" w:val="04A0"/>
       </w:tblPr>
       <w:tblGrid>
-        <w:gridCol w:w="4873"/>
-        <w:gridCol w:w="4873"/>
+        <w:gridCol w:w="3324"/>
+        <w:gridCol w:w="3324"/>
+        <w:gridCol w:w="3324"/>
       </w:tblGrid>
       <w:tr>
         <w:tc>
           <w:tcPr>
-            <w:tcW w:type="dxa" w:w="3402"/>
+            <w:tcW w:type="dxa" w:w="2268"/>
             <w:shd w:fill="1F4E79"/>
             <w:vAlign w:val="center"/>
           </w:tcPr>
@@ -1231,12 +1996,34 @@
             <w:r/>
             <w:r>
               <w:rPr>
-                <w:rFonts w:ascii="Microsoft YaHei" w:hAnsi="Microsoft YaHei" w:eastAsia="Microsoft YaHei"/>
+                <w:rFonts w:ascii="Noto Sans CJK JP" w:hAnsi="Noto Sans CJK JP" w:eastAsia="Noto Sans CJK JP"/>
                 <w:b/>
                 <w:color w:val="FFFFFF"/>
-                <w:sz w:val="18"/>
+                <w:sz w:val="17"/>
               </w:rPr>
               <w:t>参数</w:t>
+            </w:r>
+          </w:p>
+        </w:tc>
+        <w:tc>
+          <w:tcPr>
+            <w:tcW w:type="dxa" w:w="2268"/>
+            <w:shd w:fill="1F4E79"/>
+            <w:vAlign w:val="center"/>
+          </w:tcPr>
+          <w:p>
+            <w:pPr>
+              <w:jc w:val="center"/>
+            </w:pPr>
+            <w:r/>
+            <w:r>
+              <w:rPr>
+                <w:rFonts w:ascii="Noto Sans CJK JP" w:hAnsi="Noto Sans CJK JP" w:eastAsia="Noto Sans CJK JP"/>
+                <w:b/>
+                <w:color w:val="FFFFFF"/>
+                <w:sz w:val="17"/>
+              </w:rPr>
+              <w:t>数值</w:t>
             </w:r>
           </w:p>
         </w:tc>
@@ -1253,12 +2040,12 @@
             <w:r/>
             <w:r>
               <w:rPr>
-                <w:rFonts w:ascii="Microsoft YaHei" w:hAnsi="Microsoft YaHei" w:eastAsia="Microsoft YaHei"/>
+                <w:rFonts w:ascii="Noto Sans CJK JP" w:hAnsi="Noto Sans CJK JP" w:eastAsia="Noto Sans CJK JP"/>
                 <w:b/>
                 <w:color w:val="FFFFFF"/>
-                <w:sz w:val="18"/>
+                <w:sz w:val="17"/>
               </w:rPr>
-              <w:t>数值</w:t>
+              <w:t>说明</w:t>
             </w:r>
           </w:p>
         </w:tc>
@@ -1266,7 +2053,7 @@
       <w:tr>
         <w:tc>
           <w:tcPr>
-            <w:tcW w:type="dxa" w:w="3402"/>
+            <w:tcW w:type="dxa" w:w="2268"/>
             <w:vAlign w:val="center"/>
           </w:tcPr>
           <w:p>
@@ -1276,11 +2063,31 @@
             <w:r/>
             <w:r>
               <w:rPr>
-                <w:rFonts w:ascii="Microsoft YaHei" w:hAnsi="Microsoft YaHei" w:eastAsia="Microsoft YaHei"/>
+                <w:rFonts w:ascii="Noto Sans CJK JP" w:hAnsi="Noto Sans CJK JP" w:eastAsia="Noto Sans CJK JP"/>
                 <w:b w:val="0"/>
-                <w:sz w:val="18"/>
+                <w:sz w:val="17"/>
               </w:rPr>
               <w:t>model</w:t>
+            </w:r>
+          </w:p>
+        </w:tc>
+        <w:tc>
+          <w:tcPr>
+            <w:tcW w:type="dxa" w:w="2268"/>
+            <w:vAlign w:val="center"/>
+          </w:tcPr>
+          <w:p>
+            <w:pPr>
+              <w:jc w:val="center"/>
+            </w:pPr>
+            <w:r/>
+            <w:r>
+              <w:rPr>
+                <w:rFonts w:ascii="Noto Sans CJK JP" w:hAnsi="Noto Sans CJK JP" w:eastAsia="Noto Sans CJK JP"/>
+                <w:b w:val="0"/>
+                <w:sz w:val="17"/>
+              </w:rPr>
+              <w:t>ResNet18</w:t>
             </w:r>
           </w:p>
         </w:tc>
@@ -1296,11 +2103,11 @@
             <w:r/>
             <w:r>
               <w:rPr>
-                <w:rFonts w:ascii="Microsoft YaHei" w:hAnsi="Microsoft YaHei" w:eastAsia="Microsoft YaHei"/>
+                <w:rFonts w:ascii="Noto Sans CJK JP" w:hAnsi="Noto Sans CJK JP" w:eastAsia="Noto Sans CJK JP"/>
                 <w:b w:val="0"/>
-                <w:sz w:val="18"/>
+                <w:sz w:val="17"/>
               </w:rPr>
-              <w:t>ResNet18</w:t>
+              <w:t>最后分类层改为 2 类</w:t>
             </w:r>
           </w:p>
         </w:tc>
@@ -1308,7 +2115,7 @@
       <w:tr>
         <w:tc>
           <w:tcPr>
-            <w:tcW w:type="dxa" w:w="3402"/>
+            <w:tcW w:type="dxa" w:w="2268"/>
             <w:vAlign w:val="center"/>
           </w:tcPr>
           <w:p>
@@ -1318,11 +2125,31 @@
             <w:r/>
             <w:r>
               <w:rPr>
-                <w:rFonts w:ascii="Microsoft YaHei" w:hAnsi="Microsoft YaHei" w:eastAsia="Microsoft YaHei"/>
+                <w:rFonts w:ascii="Noto Sans CJK JP" w:hAnsi="Noto Sans CJK JP" w:eastAsia="Noto Sans CJK JP"/>
                 <w:b w:val="0"/>
-                <w:sz w:val="18"/>
+                <w:sz w:val="17"/>
               </w:rPr>
               <w:t>image_size</w:t>
+            </w:r>
+          </w:p>
+        </w:tc>
+        <w:tc>
+          <w:tcPr>
+            <w:tcW w:type="dxa" w:w="2268"/>
+            <w:vAlign w:val="center"/>
+          </w:tcPr>
+          <w:p>
+            <w:pPr>
+              <w:jc w:val="center"/>
+            </w:pPr>
+            <w:r/>
+            <w:r>
+              <w:rPr>
+                <w:rFonts w:ascii="Noto Sans CJK JP" w:hAnsi="Noto Sans CJK JP" w:eastAsia="Noto Sans CJK JP"/>
+                <w:b w:val="0"/>
+                <w:sz w:val="17"/>
+              </w:rPr>
+              <w:t>224</w:t>
             </w:r>
           </w:p>
         </w:tc>
@@ -1338,11 +2165,11 @@
             <w:r/>
             <w:r>
               <w:rPr>
-                <w:rFonts w:ascii="Microsoft YaHei" w:hAnsi="Microsoft YaHei" w:eastAsia="Microsoft YaHei"/>
+                <w:rFonts w:ascii="Noto Sans CJK JP" w:hAnsi="Noto Sans CJK JP" w:eastAsia="Noto Sans CJK JP"/>
                 <w:b w:val="0"/>
-                <w:sz w:val="18"/>
+                <w:sz w:val="17"/>
               </w:rPr>
-              <w:t>224</w:t>
+              <w:t>训练前 Resize 或随机裁切到 224×224</w:t>
             </w:r>
           </w:p>
         </w:tc>
@@ -1350,7 +2177,7 @@
       <w:tr>
         <w:tc>
           <w:tcPr>
-            <w:tcW w:type="dxa" w:w="3402"/>
+            <w:tcW w:type="dxa" w:w="2268"/>
             <w:vAlign w:val="center"/>
           </w:tcPr>
           <w:p>
@@ -1360,11 +2187,31 @@
             <w:r/>
             <w:r>
               <w:rPr>
-                <w:rFonts w:ascii="Microsoft YaHei" w:hAnsi="Microsoft YaHei" w:eastAsia="Microsoft YaHei"/>
+                <w:rFonts w:ascii="Noto Sans CJK JP" w:hAnsi="Noto Sans CJK JP" w:eastAsia="Noto Sans CJK JP"/>
                 <w:b w:val="0"/>
-                <w:sz w:val="18"/>
+                <w:sz w:val="17"/>
               </w:rPr>
               <w:t>batch_size</w:t>
+            </w:r>
+          </w:p>
+        </w:tc>
+        <w:tc>
+          <w:tcPr>
+            <w:tcW w:type="dxa" w:w="2268"/>
+            <w:vAlign w:val="center"/>
+          </w:tcPr>
+          <w:p>
+            <w:pPr>
+              <w:jc w:val="center"/>
+            </w:pPr>
+            <w:r/>
+            <w:r>
+              <w:rPr>
+                <w:rFonts w:ascii="Noto Sans CJK JP" w:hAnsi="Noto Sans CJK JP" w:eastAsia="Noto Sans CJK JP"/>
+                <w:b w:val="0"/>
+                <w:sz w:val="17"/>
+              </w:rPr>
+              <w:t>64</w:t>
             </w:r>
           </w:p>
         </w:tc>
@@ -1380,11 +2227,11 @@
             <w:r/>
             <w:r>
               <w:rPr>
-                <w:rFonts w:ascii="Microsoft YaHei" w:hAnsi="Microsoft YaHei" w:eastAsia="Microsoft YaHei"/>
+                <w:rFonts w:ascii="Noto Sans CJK JP" w:hAnsi="Noto Sans CJK JP" w:eastAsia="Noto Sans CJK JP"/>
                 <w:b w:val="0"/>
-                <w:sz w:val="18"/>
+                <w:sz w:val="17"/>
               </w:rPr>
-              <w:t>64</w:t>
+              <w:t>所有主要实验一致</w:t>
             </w:r>
           </w:p>
         </w:tc>
@@ -1392,7 +2239,7 @@
       <w:tr>
         <w:tc>
           <w:tcPr>
-            <w:tcW w:type="dxa" w:w="3402"/>
+            <w:tcW w:type="dxa" w:w="2268"/>
             <w:vAlign w:val="center"/>
           </w:tcPr>
           <w:p>
@@ -1402,11 +2249,31 @@
             <w:r/>
             <w:r>
               <w:rPr>
-                <w:rFonts w:ascii="Microsoft YaHei" w:hAnsi="Microsoft YaHei" w:eastAsia="Microsoft YaHei"/>
+                <w:rFonts w:ascii="Noto Sans CJK JP" w:hAnsi="Noto Sans CJK JP" w:eastAsia="Noto Sans CJK JP"/>
                 <w:b w:val="0"/>
-                <w:sz w:val="18"/>
+                <w:sz w:val="17"/>
               </w:rPr>
               <w:t>epochs</w:t>
+            </w:r>
+          </w:p>
+        </w:tc>
+        <w:tc>
+          <w:tcPr>
+            <w:tcW w:type="dxa" w:w="2268"/>
+            <w:vAlign w:val="center"/>
+          </w:tcPr>
+          <w:p>
+            <w:pPr>
+              <w:jc w:val="center"/>
+            </w:pPr>
+            <w:r/>
+            <w:r>
+              <w:rPr>
+                <w:rFonts w:ascii="Noto Sans CJK JP" w:hAnsi="Noto Sans CJK JP" w:eastAsia="Noto Sans CJK JP"/>
+                <w:b w:val="0"/>
+                <w:sz w:val="17"/>
+              </w:rPr>
+              <w:t>20</w:t>
             </w:r>
           </w:p>
         </w:tc>
@@ -1422,11 +2289,11 @@
             <w:r/>
             <w:r>
               <w:rPr>
-                <w:rFonts w:ascii="Microsoft YaHei" w:hAnsi="Microsoft YaHei" w:eastAsia="Microsoft YaHei"/>
+                <w:rFonts w:ascii="Noto Sans CJK JP" w:hAnsi="Noto Sans CJK JP" w:eastAsia="Noto Sans CJK JP"/>
                 <w:b w:val="0"/>
-                <w:sz w:val="18"/>
+                <w:sz w:val="17"/>
               </w:rPr>
-              <w:t>20</w:t>
+              <w:t>最大训练轮数</w:t>
             </w:r>
           </w:p>
         </w:tc>
@@ -1434,7 +2301,7 @@
       <w:tr>
         <w:tc>
           <w:tcPr>
-            <w:tcW w:type="dxa" w:w="3402"/>
+            <w:tcW w:type="dxa" w:w="2268"/>
             <w:vAlign w:val="center"/>
           </w:tcPr>
           <w:p>
@@ -1444,11 +2311,31 @@
             <w:r/>
             <w:r>
               <w:rPr>
-                <w:rFonts w:ascii="Microsoft YaHei" w:hAnsi="Microsoft YaHei" w:eastAsia="Microsoft YaHei"/>
+                <w:rFonts w:ascii="Noto Sans CJK JP" w:hAnsi="Noto Sans CJK JP" w:eastAsia="Noto Sans CJK JP"/>
                 <w:b w:val="0"/>
-                <w:sz w:val="18"/>
+                <w:sz w:val="17"/>
               </w:rPr>
               <w:t>lr</w:t>
+            </w:r>
+          </w:p>
+        </w:tc>
+        <w:tc>
+          <w:tcPr>
+            <w:tcW w:type="dxa" w:w="2268"/>
+            <w:vAlign w:val="center"/>
+          </w:tcPr>
+          <w:p>
+            <w:pPr>
+              <w:jc w:val="center"/>
+            </w:pPr>
+            <w:r/>
+            <w:r>
+              <w:rPr>
+                <w:rFonts w:ascii="Noto Sans CJK JP" w:hAnsi="Noto Sans CJK JP" w:eastAsia="Noto Sans CJK JP"/>
+                <w:b w:val="0"/>
+                <w:sz w:val="17"/>
+              </w:rPr>
+              <w:t>1e-4</w:t>
             </w:r>
           </w:p>
         </w:tc>
@@ -1464,11 +2351,11 @@
             <w:r/>
             <w:r>
               <w:rPr>
-                <w:rFonts w:ascii="Microsoft YaHei" w:hAnsi="Microsoft YaHei" w:eastAsia="Microsoft YaHei"/>
+                <w:rFonts w:ascii="Noto Sans CJK JP" w:hAnsi="Noto Sans CJK JP" w:eastAsia="Noto Sans CJK JP"/>
                 <w:b w:val="0"/>
-                <w:sz w:val="18"/>
+                <w:sz w:val="17"/>
               </w:rPr>
-              <w:t>1e-4</w:t>
+              <w:t>AdamW 学习率</w:t>
             </w:r>
           </w:p>
         </w:tc>
@@ -1476,7 +2363,7 @@
       <w:tr>
         <w:tc>
           <w:tcPr>
-            <w:tcW w:type="dxa" w:w="3402"/>
+            <w:tcW w:type="dxa" w:w="2268"/>
             <w:vAlign w:val="center"/>
           </w:tcPr>
           <w:p>
@@ -1486,11 +2373,31 @@
             <w:r/>
             <w:r>
               <w:rPr>
-                <w:rFonts w:ascii="Microsoft YaHei" w:hAnsi="Microsoft YaHei" w:eastAsia="Microsoft YaHei"/>
+                <w:rFonts w:ascii="Noto Sans CJK JP" w:hAnsi="Noto Sans CJK JP" w:eastAsia="Noto Sans CJK JP"/>
                 <w:b w:val="0"/>
-                <w:sz w:val="18"/>
+                <w:sz w:val="17"/>
               </w:rPr>
               <w:t>weight_decay</w:t>
+            </w:r>
+          </w:p>
+        </w:tc>
+        <w:tc>
+          <w:tcPr>
+            <w:tcW w:type="dxa" w:w="2268"/>
+            <w:vAlign w:val="center"/>
+          </w:tcPr>
+          <w:p>
+            <w:pPr>
+              <w:jc w:val="center"/>
+            </w:pPr>
+            <w:r/>
+            <w:r>
+              <w:rPr>
+                <w:rFonts w:ascii="Noto Sans CJK JP" w:hAnsi="Noto Sans CJK JP" w:eastAsia="Noto Sans CJK JP"/>
+                <w:b w:val="0"/>
+                <w:sz w:val="17"/>
+              </w:rPr>
+              <w:t>1e-4</w:t>
             </w:r>
           </w:p>
         </w:tc>
@@ -1506,11 +2413,11 @@
             <w:r/>
             <w:r>
               <w:rPr>
-                <w:rFonts w:ascii="Microsoft YaHei" w:hAnsi="Microsoft YaHei" w:eastAsia="Microsoft YaHei"/>
+                <w:rFonts w:ascii="Noto Sans CJK JP" w:hAnsi="Noto Sans CJK JP" w:eastAsia="Noto Sans CJK JP"/>
                 <w:b w:val="0"/>
-                <w:sz w:val="18"/>
+                <w:sz w:val="17"/>
               </w:rPr>
-              <w:t>1e-4</w:t>
+              <w:t>权重衰减</w:t>
             </w:r>
           </w:p>
         </w:tc>
@@ -1518,7 +2425,7 @@
       <w:tr>
         <w:tc>
           <w:tcPr>
-            <w:tcW w:type="dxa" w:w="3402"/>
+            <w:tcW w:type="dxa" w:w="2268"/>
             <w:vAlign w:val="center"/>
           </w:tcPr>
           <w:p>
@@ -1528,11 +2435,31 @@
             <w:r/>
             <w:r>
               <w:rPr>
-                <w:rFonts w:ascii="Microsoft YaHei" w:hAnsi="Microsoft YaHei" w:eastAsia="Microsoft YaHei"/>
+                <w:rFonts w:ascii="Noto Sans CJK JP" w:hAnsi="Noto Sans CJK JP" w:eastAsia="Noto Sans CJK JP"/>
                 <w:b w:val="0"/>
-                <w:sz w:val="18"/>
+                <w:sz w:val="17"/>
               </w:rPr>
               <w:t>patience</w:t>
+            </w:r>
+          </w:p>
+        </w:tc>
+        <w:tc>
+          <w:tcPr>
+            <w:tcW w:type="dxa" w:w="2268"/>
+            <w:vAlign w:val="center"/>
+          </w:tcPr>
+          <w:p>
+            <w:pPr>
+              <w:jc w:val="center"/>
+            </w:pPr>
+            <w:r/>
+            <w:r>
+              <w:rPr>
+                <w:rFonts w:ascii="Noto Sans CJK JP" w:hAnsi="Noto Sans CJK JP" w:eastAsia="Noto Sans CJK JP"/>
+                <w:b w:val="0"/>
+                <w:sz w:val="17"/>
+              </w:rPr>
+              <w:t>5</w:t>
             </w:r>
           </w:p>
         </w:tc>
@@ -1548,11 +2475,11 @@
             <w:r/>
             <w:r>
               <w:rPr>
-                <w:rFonts w:ascii="Microsoft YaHei" w:hAnsi="Microsoft YaHei" w:eastAsia="Microsoft YaHei"/>
+                <w:rFonts w:ascii="Noto Sans CJK JP" w:hAnsi="Noto Sans CJK JP" w:eastAsia="Noto Sans CJK JP"/>
                 <w:b w:val="0"/>
-                <w:sz w:val="18"/>
+                <w:sz w:val="17"/>
               </w:rPr>
-              <w:t>5</w:t>
+              <w:t>Early Stopping</w:t>
             </w:r>
           </w:p>
         </w:tc>
@@ -1560,7 +2487,7 @@
       <w:tr>
         <w:tc>
           <w:tcPr>
-            <w:tcW w:type="dxa" w:w="3402"/>
+            <w:tcW w:type="dxa" w:w="2268"/>
             <w:vAlign w:val="center"/>
           </w:tcPr>
           <w:p>
@@ -1570,11 +2497,31 @@
             <w:r/>
             <w:r>
               <w:rPr>
-                <w:rFonts w:ascii="Microsoft YaHei" w:hAnsi="Microsoft YaHei" w:eastAsia="Microsoft YaHei"/>
+                <w:rFonts w:ascii="Noto Sans CJK JP" w:hAnsi="Noto Sans CJK JP" w:eastAsia="Noto Sans CJK JP"/>
                 <w:b w:val="0"/>
-                <w:sz w:val="18"/>
+                <w:sz w:val="17"/>
               </w:rPr>
-              <w:t>optimizer</w:t>
+              <w:t>pretrained</w:t>
+            </w:r>
+          </w:p>
+        </w:tc>
+        <w:tc>
+          <w:tcPr>
+            <w:tcW w:type="dxa" w:w="2268"/>
+            <w:vAlign w:val="center"/>
+          </w:tcPr>
+          <w:p>
+            <w:pPr>
+              <w:jc w:val="center"/>
+            </w:pPr>
+            <w:r/>
+            <w:r>
+              <w:rPr>
+                <w:rFonts w:ascii="Noto Sans CJK JP" w:hAnsi="Noto Sans CJK JP" w:eastAsia="Noto Sans CJK JP"/>
+                <w:b w:val="0"/>
+                <w:sz w:val="17"/>
+              </w:rPr>
+              <w:t>ImageNet</w:t>
             </w:r>
           </w:p>
         </w:tc>
@@ -1590,11 +2537,11 @@
             <w:r/>
             <w:r>
               <w:rPr>
-                <w:rFonts w:ascii="Microsoft YaHei" w:hAnsi="Microsoft YaHei" w:eastAsia="Microsoft YaHei"/>
+                <w:rFonts w:ascii="Noto Sans CJK JP" w:hAnsi="Noto Sans CJK JP" w:eastAsia="Noto Sans CJK JP"/>
                 <w:b w:val="0"/>
-                <w:sz w:val="18"/>
+                <w:sz w:val="17"/>
               </w:rPr>
-              <w:t>AdamW</w:t>
+              <w:t>使用预训练权重</w:t>
             </w:r>
           </w:p>
         </w:tc>
@@ -1602,7 +2549,7 @@
       <w:tr>
         <w:tc>
           <w:tcPr>
-            <w:tcW w:type="dxa" w:w="3402"/>
+            <w:tcW w:type="dxa" w:w="2268"/>
             <w:vAlign w:val="center"/>
           </w:tcPr>
           <w:p>
@@ -1612,11 +2559,31 @@
             <w:r/>
             <w:r>
               <w:rPr>
-                <w:rFonts w:ascii="Microsoft YaHei" w:hAnsi="Microsoft YaHei" w:eastAsia="Microsoft YaHei"/>
+                <w:rFonts w:ascii="Noto Sans CJK JP" w:hAnsi="Noto Sans CJK JP" w:eastAsia="Noto Sans CJK JP"/>
                 <w:b w:val="0"/>
-                <w:sz w:val="18"/>
+                <w:sz w:val="17"/>
               </w:rPr>
-              <w:t>pretrained</w:t>
+              <w:t>seed</w:t>
+            </w:r>
+          </w:p>
+        </w:tc>
+        <w:tc>
+          <w:tcPr>
+            <w:tcW w:type="dxa" w:w="2268"/>
+            <w:vAlign w:val="center"/>
+          </w:tcPr>
+          <w:p>
+            <w:pPr>
+              <w:jc w:val="center"/>
+            </w:pPr>
+            <w:r/>
+            <w:r>
+              <w:rPr>
+                <w:rFonts w:ascii="Noto Sans CJK JP" w:hAnsi="Noto Sans CJK JP" w:eastAsia="Noto Sans CJK JP"/>
+                <w:b w:val="0"/>
+                <w:sz w:val="17"/>
+              </w:rPr>
+              <w:t>42</w:t>
             </w:r>
           </w:p>
         </w:tc>
@@ -1632,53 +2599,11 @@
             <w:r/>
             <w:r>
               <w:rPr>
-                <w:rFonts w:ascii="Microsoft YaHei" w:hAnsi="Microsoft YaHei" w:eastAsia="Microsoft YaHei"/>
+                <w:rFonts w:ascii="Noto Sans CJK JP" w:hAnsi="Noto Sans CJK JP" w:eastAsia="Noto Sans CJK JP"/>
                 <w:b w:val="0"/>
-                <w:sz w:val="18"/>
+                <w:sz w:val="17"/>
               </w:rPr>
-              <w:t>ImageNet</w:t>
-            </w:r>
-          </w:p>
-        </w:tc>
-      </w:tr>
-      <w:tr>
-        <w:tc>
-          <w:tcPr>
-            <w:tcW w:type="dxa" w:w="3402"/>
-            <w:vAlign w:val="center"/>
-          </w:tcPr>
-          <w:p>
-            <w:pPr>
-              <w:jc w:val="center"/>
-            </w:pPr>
-            <w:r/>
-            <w:r>
-              <w:rPr>
-                <w:rFonts w:ascii="Microsoft YaHei" w:hAnsi="Microsoft YaHei" w:eastAsia="Microsoft YaHei"/>
-                <w:b w:val="0"/>
-                <w:sz w:val="18"/>
-              </w:rPr>
-              <w:t>seed</w:t>
-            </w:r>
-          </w:p>
-        </w:tc>
-        <w:tc>
-          <w:tcPr>
-            <w:tcW w:type="dxa" w:w="4535"/>
-            <w:vAlign w:val="center"/>
-          </w:tcPr>
-          <w:p>
-            <w:pPr>
-              <w:jc w:val="center"/>
-            </w:pPr>
-            <w:r/>
-            <w:r>
-              <w:rPr>
-                <w:rFonts w:ascii="Microsoft YaHei" w:hAnsi="Microsoft YaHei" w:eastAsia="Microsoft YaHei"/>
-                <w:b w:val="0"/>
-                <w:sz w:val="18"/>
-              </w:rPr>
-              <w:t>42</w:t>
+              <w:t>复现实验划分与训练随机性</w:t>
             </w:r>
           </w:p>
         </w:tc>
@@ -1687,58 +2612,14 @@
     <w:p/>
     <w:p>
       <w:pPr>
-        <w:pStyle w:val="ListBullet"/>
-        <w:spacing w:line="276" w:lineRule="auto"/>
+        <w:pStyle w:val="Heading1"/>
       </w:pPr>
       <w:r>
         <w:rPr>
-          <w:rFonts w:ascii="Microsoft YaHei" w:hAnsi="Microsoft YaHei" w:eastAsia="Microsoft YaHei"/>
+          <w:rFonts w:ascii="Noto Sans CJK JP" w:hAnsi="Noto Sans CJK JP" w:eastAsia="Noto Sans CJK JP"/>
+          <w:b/>
         </w:rPr>
-        <w:t>Accuracy：固定 threshold=0.5 下的分类正确率。</w:t>
-      </w:r>
-    </w:p>
-    <w:p>
-      <w:pPr>
-        <w:pStyle w:val="ListBullet"/>
-        <w:spacing w:line="276" w:lineRule="auto"/>
-      </w:pPr>
-      <w:r>
-        <w:rPr>
-          <w:rFonts w:ascii="Microsoft YaHei" w:hAnsi="Microsoft YaHei" w:eastAsia="Microsoft YaHei"/>
-        </w:rPr>
-        <w:t>AUC：ROC 曲线下面积，衡量模型对 Live 与 Spoof 的整体排序能力。</w:t>
-      </w:r>
-    </w:p>
-    <w:p>
-      <w:pPr>
-        <w:pStyle w:val="ListBullet"/>
-        <w:spacing w:line="276" w:lineRule="auto"/>
-      </w:pPr>
-      <w:r>
-        <w:rPr>
-          <w:rFonts w:ascii="Microsoft YaHei" w:hAnsi="Microsoft YaHei" w:eastAsia="Microsoft YaHei"/>
-        </w:rPr>
-        <w:t>EER：错误接受率与错误拒绝率相等附近的错误率，越低越好。</w:t>
-      </w:r>
-    </w:p>
-    <w:p>
-      <w:pPr>
-        <w:pStyle w:val="ListBullet"/>
-        <w:spacing w:line="276" w:lineRule="auto"/>
-      </w:pPr>
-      <w:r>
-        <w:rPr>
-          <w:rFonts w:ascii="Microsoft YaHei" w:hAnsi="Microsoft YaHei" w:eastAsia="Microsoft YaHei"/>
-        </w:rPr>
-        <w:t>ROC Curve 与 Confusion Matrix：用于观察阈值变化趋势和具体误分类类型。</w:t>
-      </w:r>
-    </w:p>
-    <w:p>
-      <w:pPr>
-        <w:pStyle w:val="Heading1"/>
-      </w:pPr>
-      <w:r>
-        <w:t>四、第一周：OULU-NPU 同域 Baseline</w:t>
+        <w:t>五、第一周：数据审计与 OULU-NPU 同域 Baseline</w:t>
       </w:r>
     </w:p>
     <w:p>
@@ -1748,9 +2629,11 @@
       </w:pPr>
       <w:r>
         <w:rPr>
-          <w:rFonts w:ascii="Microsoft YaHei" w:hAnsi="Microsoft YaHei" w:eastAsia="Microsoft YaHei"/>
+          <w:rFonts w:ascii="Noto Sans CJK JP" w:hAnsi="Noto Sans CJK JP" w:eastAsia="Noto Sans CJK JP"/>
+          <w:b w:val="0"/>
+          <w:sz w:val="21"/>
         </w:rPr>
-        <w:t>第一周目标是跑通可靠 Baseline，而不是进行方法创新。模型在 OULU-NPU 上训练，并在 Subject-disjoint 测试集上评估。</w:t>
+        <w:t>第一周任务是跑通可靠 Baseline，输出 Accuracy、AUC、EER、ROC Curve 和 Confusion Matrix，并提交实验记录。当前仓库还补充了可复现的数据质量审计脚本和审计结果。</w:t>
       </w:r>
     </w:p>
     <w:tbl>
@@ -1761,13 +2644,13 @@
         <w:tblLook w:firstColumn="1" w:firstRow="1" w:lastColumn="0" w:lastRow="0" w:noHBand="0" w:noVBand="1" w:val="04A0"/>
       </w:tblPr>
       <w:tblGrid>
-        <w:gridCol w:w="1392"/>
-        <w:gridCol w:w="1392"/>
-        <w:gridCol w:w="1392"/>
-        <w:gridCol w:w="1392"/>
-        <w:gridCol w:w="1392"/>
-        <w:gridCol w:w="1392"/>
-        <w:gridCol w:w="1392"/>
+        <w:gridCol w:w="1425"/>
+        <w:gridCol w:w="1425"/>
+        <w:gridCol w:w="1425"/>
+        <w:gridCol w:w="1425"/>
+        <w:gridCol w:w="1425"/>
+        <w:gridCol w:w="1425"/>
+        <w:gridCol w:w="1425"/>
       </w:tblGrid>
       <w:tr>
         <w:tc>
@@ -1783,10 +2666,10 @@
             <w:r/>
             <w:r>
               <w:rPr>
-                <w:rFonts w:ascii="Microsoft YaHei" w:hAnsi="Microsoft YaHei" w:eastAsia="Microsoft YaHei"/>
+                <w:rFonts w:ascii="Noto Sans CJK JP" w:hAnsi="Noto Sans CJK JP" w:eastAsia="Noto Sans CJK JP"/>
                 <w:b/>
                 <w:color w:val="FFFFFF"/>
-                <w:sz w:val="18"/>
+                <w:sz w:val="16"/>
               </w:rPr>
               <w:t>训练/测试数据集</w:t>
             </w:r>
@@ -1805,10 +2688,10 @@
             <w:r/>
             <w:r>
               <w:rPr>
-                <w:rFonts w:ascii="Microsoft YaHei" w:hAnsi="Microsoft YaHei" w:eastAsia="Microsoft YaHei"/>
+                <w:rFonts w:ascii="Noto Sans CJK JP" w:hAnsi="Noto Sans CJK JP" w:eastAsia="Noto Sans CJK JP"/>
                 <w:b/>
                 <w:color w:val="FFFFFF"/>
-                <w:sz w:val="18"/>
+                <w:sz w:val="16"/>
               </w:rPr>
               <w:t>模型</w:t>
             </w:r>
@@ -1816,7 +2699,7 @@
         </w:tc>
         <w:tc>
           <w:tcPr>
-            <w:tcW w:type="dxa" w:w="2381"/>
+            <w:tcW w:type="dxa" w:w="2268"/>
             <w:shd w:fill="1F4E79"/>
             <w:vAlign w:val="center"/>
           </w:tcPr>
@@ -1827,10 +2710,10 @@
             <w:r/>
             <w:r>
               <w:rPr>
-                <w:rFonts w:ascii="Microsoft YaHei" w:hAnsi="Microsoft YaHei" w:eastAsia="Microsoft YaHei"/>
+                <w:rFonts w:ascii="Noto Sans CJK JP" w:hAnsi="Noto Sans CJK JP" w:eastAsia="Noto Sans CJK JP"/>
                 <w:b/>
                 <w:color w:val="FFFFFF"/>
-                <w:sz w:val="18"/>
+                <w:sz w:val="16"/>
               </w:rPr>
               <w:t>划分方式</w:t>
             </w:r>
@@ -1838,7 +2721,7 @@
         </w:tc>
         <w:tc>
           <w:tcPr>
-            <w:tcW w:type="dxa" w:w="1247"/>
+            <w:tcW w:type="dxa" w:w="1191"/>
             <w:shd w:fill="1F4E79"/>
             <w:vAlign w:val="center"/>
           </w:tcPr>
@@ -1849,10 +2732,10 @@
             <w:r/>
             <w:r>
               <w:rPr>
-                <w:rFonts w:ascii="Microsoft YaHei" w:hAnsi="Microsoft YaHei" w:eastAsia="Microsoft YaHei"/>
+                <w:rFonts w:ascii="Noto Sans CJK JP" w:hAnsi="Noto Sans CJK JP" w:eastAsia="Noto Sans CJK JP"/>
                 <w:b/>
                 <w:color w:val="FFFFFF"/>
-                <w:sz w:val="18"/>
+                <w:sz w:val="16"/>
               </w:rPr>
               <w:t>Accuracy</w:t>
             </w:r>
@@ -1860,7 +2743,7 @@
         </w:tc>
         <w:tc>
           <w:tcPr>
-            <w:tcW w:type="dxa" w:w="1247"/>
+            <w:tcW w:type="dxa" w:w="1191"/>
             <w:shd w:fill="1F4E79"/>
             <w:vAlign w:val="center"/>
           </w:tcPr>
@@ -1871,10 +2754,10 @@
             <w:r/>
             <w:r>
               <w:rPr>
-                <w:rFonts w:ascii="Microsoft YaHei" w:hAnsi="Microsoft YaHei" w:eastAsia="Microsoft YaHei"/>
+                <w:rFonts w:ascii="Noto Sans CJK JP" w:hAnsi="Noto Sans CJK JP" w:eastAsia="Noto Sans CJK JP"/>
                 <w:b/>
                 <w:color w:val="FFFFFF"/>
-                <w:sz w:val="18"/>
+                <w:sz w:val="16"/>
               </w:rPr>
               <w:t>AUC</w:t>
             </w:r>
@@ -1882,7 +2765,7 @@
         </w:tc>
         <w:tc>
           <w:tcPr>
-            <w:tcW w:type="dxa" w:w="1247"/>
+            <w:tcW w:type="dxa" w:w="1191"/>
             <w:shd w:fill="1F4E79"/>
             <w:vAlign w:val="center"/>
           </w:tcPr>
@@ -1893,10 +2776,10 @@
             <w:r/>
             <w:r>
               <w:rPr>
-                <w:rFonts w:ascii="Microsoft YaHei" w:hAnsi="Microsoft YaHei" w:eastAsia="Microsoft YaHei"/>
+                <w:rFonts w:ascii="Noto Sans CJK JP" w:hAnsi="Noto Sans CJK JP" w:eastAsia="Noto Sans CJK JP"/>
                 <w:b/>
                 <w:color w:val="FFFFFF"/>
-                <w:sz w:val="18"/>
+                <w:sz w:val="16"/>
               </w:rPr>
               <w:t>EER</w:t>
             </w:r>
@@ -1904,7 +2787,7 @@
         </w:tc>
         <w:tc>
           <w:tcPr>
-            <w:tcW w:type="dxa" w:w="1247"/>
+            <w:tcW w:type="dxa" w:w="1474"/>
             <w:shd w:fill="1F4E79"/>
             <w:vAlign w:val="center"/>
           </w:tcPr>
@@ -1915,10 +2798,10 @@
             <w:r/>
             <w:r>
               <w:rPr>
-                <w:rFonts w:ascii="Microsoft YaHei" w:hAnsi="Microsoft YaHei" w:eastAsia="Microsoft YaHei"/>
+                <w:rFonts w:ascii="Noto Sans CJK JP" w:hAnsi="Noto Sans CJK JP" w:eastAsia="Noto Sans CJK JP"/>
                 <w:b/>
                 <w:color w:val="FFFFFF"/>
-                <w:sz w:val="18"/>
+                <w:sz w:val="16"/>
               </w:rPr>
               <w:t>EER Threshold</w:t>
             </w:r>
@@ -1938,9 +2821,9 @@
             <w:r/>
             <w:r>
               <w:rPr>
-                <w:rFonts w:ascii="Microsoft YaHei" w:hAnsi="Microsoft YaHei" w:eastAsia="Microsoft YaHei"/>
+                <w:rFonts w:ascii="Noto Sans CJK JP" w:hAnsi="Noto Sans CJK JP" w:eastAsia="Noto Sans CJK JP"/>
                 <w:b w:val="0"/>
-                <w:sz w:val="18"/>
+                <w:sz w:val="16"/>
               </w:rPr>
               <w:t>OULU-NPU</w:t>
             </w:r>
@@ -1958,9 +2841,9 @@
             <w:r/>
             <w:r>
               <w:rPr>
-                <w:rFonts w:ascii="Microsoft YaHei" w:hAnsi="Microsoft YaHei" w:eastAsia="Microsoft YaHei"/>
+                <w:rFonts w:ascii="Noto Sans CJK JP" w:hAnsi="Noto Sans CJK JP" w:eastAsia="Noto Sans CJK JP"/>
                 <w:b w:val="0"/>
-                <w:sz w:val="18"/>
+                <w:sz w:val="16"/>
               </w:rPr>
               <w:t>ResNet18</w:t>
             </w:r>
@@ -1968,7 +2851,7 @@
         </w:tc>
         <w:tc>
           <w:tcPr>
-            <w:tcW w:type="dxa" w:w="2381"/>
+            <w:tcW w:type="dxa" w:w="2268"/>
             <w:vAlign w:val="center"/>
           </w:tcPr>
           <w:p>
@@ -1978,9 +2861,9 @@
             <w:r/>
             <w:r>
               <w:rPr>
-                <w:rFonts w:ascii="Microsoft YaHei" w:hAnsi="Microsoft YaHei" w:eastAsia="Microsoft YaHei"/>
+                <w:rFonts w:ascii="Noto Sans CJK JP" w:hAnsi="Noto Sans CJK JP" w:eastAsia="Noto Sans CJK JP"/>
                 <w:b w:val="0"/>
-                <w:sz w:val="18"/>
+                <w:sz w:val="16"/>
               </w:rPr>
               <w:t>Subject-disjoint 70/15/15</w:t>
             </w:r>
@@ -1988,7 +2871,7 @@
         </w:tc>
         <w:tc>
           <w:tcPr>
-            <w:tcW w:type="dxa" w:w="1247"/>
+            <w:tcW w:type="dxa" w:w="1191"/>
             <w:vAlign w:val="center"/>
           </w:tcPr>
           <w:p>
@@ -1998,9 +2881,9 @@
             <w:r/>
             <w:r>
               <w:rPr>
-                <w:rFonts w:ascii="Microsoft YaHei" w:hAnsi="Microsoft YaHei" w:eastAsia="Microsoft YaHei"/>
+                <w:rFonts w:ascii="Noto Sans CJK JP" w:hAnsi="Noto Sans CJK JP" w:eastAsia="Noto Sans CJK JP"/>
                 <w:b w:val="0"/>
-                <w:sz w:val="18"/>
+                <w:sz w:val="16"/>
               </w:rPr>
               <w:t>99.8161%</w:t>
             </w:r>
@@ -2008,7 +2891,7 @@
         </w:tc>
         <w:tc>
           <w:tcPr>
-            <w:tcW w:type="dxa" w:w="1247"/>
+            <w:tcW w:type="dxa" w:w="1191"/>
             <w:vAlign w:val="center"/>
           </w:tcPr>
           <w:p>
@@ -2018,9 +2901,9 @@
             <w:r/>
             <w:r>
               <w:rPr>
-                <w:rFonts w:ascii="Microsoft YaHei" w:hAnsi="Microsoft YaHei" w:eastAsia="Microsoft YaHei"/>
+                <w:rFonts w:ascii="Noto Sans CJK JP" w:hAnsi="Noto Sans CJK JP" w:eastAsia="Noto Sans CJK JP"/>
                 <w:b w:val="0"/>
-                <w:sz w:val="18"/>
+                <w:sz w:val="16"/>
               </w:rPr>
               <w:t>99.9999%</w:t>
             </w:r>
@@ -2028,7 +2911,7 @@
         </w:tc>
         <w:tc>
           <w:tcPr>
-            <w:tcW w:type="dxa" w:w="1247"/>
+            <w:tcW w:type="dxa" w:w="1191"/>
             <w:vAlign w:val="center"/>
           </w:tcPr>
           <w:p>
@@ -2038,9 +2921,9 @@
             <w:r/>
             <w:r>
               <w:rPr>
-                <w:rFonts w:ascii="Microsoft YaHei" w:hAnsi="Microsoft YaHei" w:eastAsia="Microsoft YaHei"/>
+                <w:rFonts w:ascii="Noto Sans CJK JP" w:hAnsi="Noto Sans CJK JP" w:eastAsia="Noto Sans CJK JP"/>
                 <w:b w:val="0"/>
-                <w:sz w:val="18"/>
+                <w:sz w:val="16"/>
               </w:rPr>
               <w:t>0.0526%</w:t>
             </w:r>
@@ -2048,7 +2931,7 @@
         </w:tc>
         <w:tc>
           <w:tcPr>
-            <w:tcW w:type="dxa" w:w="1247"/>
+            <w:tcW w:type="dxa" w:w="1474"/>
             <w:vAlign w:val="center"/>
           </w:tcPr>
           <w:p>
@@ -2058,9 +2941,9 @@
             <w:r/>
             <w:r>
               <w:rPr>
-                <w:rFonts w:ascii="Microsoft YaHei" w:hAnsi="Microsoft YaHei" w:eastAsia="Microsoft YaHei"/>
+                <w:rFonts w:ascii="Noto Sans CJK JP" w:hAnsi="Noto Sans CJK JP" w:eastAsia="Noto Sans CJK JP"/>
                 <w:b w:val="0"/>
-                <w:sz w:val="18"/>
+                <w:sz w:val="16"/>
               </w:rPr>
               <w:t>0.643187</w:t>
             </w:r>
@@ -2077,9 +2960,9 @@
         <w:tblLook w:firstColumn="1" w:firstRow="1" w:lastColumn="0" w:lastRow="0" w:noHBand="0" w:noVBand="1" w:val="04A0"/>
       </w:tblPr>
       <w:tblGrid>
-        <w:gridCol w:w="3249"/>
-        <w:gridCol w:w="3249"/>
-        <w:gridCol w:w="3249"/>
+        <w:gridCol w:w="3324"/>
+        <w:gridCol w:w="3324"/>
+        <w:gridCol w:w="3324"/>
       </w:tblGrid>
       <w:tr>
         <w:tc>
@@ -2095,10 +2978,10 @@
             <w:r/>
             <w:r>
               <w:rPr>
-                <w:rFonts w:ascii="Microsoft YaHei" w:hAnsi="Microsoft YaHei" w:eastAsia="Microsoft YaHei"/>
+                <w:rFonts w:ascii="Noto Sans CJK JP" w:hAnsi="Noto Sans CJK JP" w:eastAsia="Noto Sans CJK JP"/>
                 <w:b/>
                 <w:color w:val="FFFFFF"/>
-                <w:sz w:val="18"/>
+                <w:sz w:val="17"/>
               </w:rPr>
               <w:t>真实类别</w:t>
             </w:r>
@@ -2117,10 +3000,10 @@
             <w:r/>
             <w:r>
               <w:rPr>
-                <w:rFonts w:ascii="Microsoft YaHei" w:hAnsi="Microsoft YaHei" w:eastAsia="Microsoft YaHei"/>
+                <w:rFonts w:ascii="Noto Sans CJK JP" w:hAnsi="Noto Sans CJK JP" w:eastAsia="Noto Sans CJK JP"/>
                 <w:b/>
                 <w:color w:val="FFFFFF"/>
-                <w:sz w:val="18"/>
+                <w:sz w:val="17"/>
               </w:rPr>
               <w:t>预测 Spoof</w:t>
             </w:r>
@@ -2139,10 +3022,10 @@
             <w:r/>
             <w:r>
               <w:rPr>
-                <w:rFonts w:ascii="Microsoft YaHei" w:hAnsi="Microsoft YaHei" w:eastAsia="Microsoft YaHei"/>
+                <w:rFonts w:ascii="Noto Sans CJK JP" w:hAnsi="Noto Sans CJK JP" w:eastAsia="Noto Sans CJK JP"/>
                 <w:b/>
                 <w:color w:val="FFFFFF"/>
-                <w:sz w:val="18"/>
+                <w:sz w:val="17"/>
               </w:rPr>
               <w:t>预测 Live</w:t>
             </w:r>
@@ -2162,9 +3045,9 @@
             <w:r/>
             <w:r>
               <w:rPr>
-                <w:rFonts w:ascii="Microsoft YaHei" w:hAnsi="Microsoft YaHei" w:eastAsia="Microsoft YaHei"/>
+                <w:rFonts w:ascii="Noto Sans CJK JP" w:hAnsi="Noto Sans CJK JP" w:eastAsia="Noto Sans CJK JP"/>
                 <w:b w:val="0"/>
-                <w:sz w:val="18"/>
+                <w:sz w:val="17"/>
               </w:rPr>
               <w:t>Spoof</w:t>
             </w:r>
@@ -2182,9 +3065,9 @@
             <w:r/>
             <w:r>
               <w:rPr>
-                <w:rFonts w:ascii="Microsoft YaHei" w:hAnsi="Microsoft YaHei" w:eastAsia="Microsoft YaHei"/>
+                <w:rFonts w:ascii="Noto Sans CJK JP" w:hAnsi="Noto Sans CJK JP" w:eastAsia="Noto Sans CJK JP"/>
                 <w:b w:val="0"/>
-                <w:sz w:val="18"/>
+                <w:sz w:val="17"/>
               </w:rPr>
               <w:t>7609</w:t>
             </w:r>
@@ -2202,9 +3085,9 @@
             <w:r/>
             <w:r>
               <w:rPr>
-                <w:rFonts w:ascii="Microsoft YaHei" w:hAnsi="Microsoft YaHei" w:eastAsia="Microsoft YaHei"/>
+                <w:rFonts w:ascii="Noto Sans CJK JP" w:hAnsi="Noto Sans CJK JP" w:eastAsia="Noto Sans CJK JP"/>
                 <w:b w:val="0"/>
-                <w:sz w:val="18"/>
+                <w:sz w:val="17"/>
               </w:rPr>
               <w:t>21</w:t>
             </w:r>
@@ -2224,9 +3107,9 @@
             <w:r/>
             <w:r>
               <w:rPr>
-                <w:rFonts w:ascii="Microsoft YaHei" w:hAnsi="Microsoft YaHei" w:eastAsia="Microsoft YaHei"/>
+                <w:rFonts w:ascii="Noto Sans CJK JP" w:hAnsi="Noto Sans CJK JP" w:eastAsia="Noto Sans CJK JP"/>
                 <w:b w:val="0"/>
-                <w:sz w:val="18"/>
+                <w:sz w:val="17"/>
               </w:rPr>
               <w:t>Live</w:t>
             </w:r>
@@ -2244,9 +3127,9 @@
             <w:r/>
             <w:r>
               <w:rPr>
-                <w:rFonts w:ascii="Microsoft YaHei" w:hAnsi="Microsoft YaHei" w:eastAsia="Microsoft YaHei"/>
+                <w:rFonts w:ascii="Noto Sans CJK JP" w:hAnsi="Noto Sans CJK JP" w:eastAsia="Noto Sans CJK JP"/>
                 <w:b w:val="0"/>
-                <w:sz w:val="18"/>
+                <w:sz w:val="17"/>
               </w:rPr>
               <w:t>0</w:t>
             </w:r>
@@ -2264,9 +3147,9 @@
             <w:r/>
             <w:r>
               <w:rPr>
-                <w:rFonts w:ascii="Microsoft YaHei" w:hAnsi="Microsoft YaHei" w:eastAsia="Microsoft YaHei"/>
+                <w:rFonts w:ascii="Noto Sans CJK JP" w:hAnsi="Noto Sans CJK JP" w:eastAsia="Noto Sans CJK JP"/>
                 <w:b w:val="0"/>
-                <w:sz w:val="18"/>
+                <w:sz w:val="17"/>
               </w:rPr>
               <w:t>3787</w:t>
             </w:r>
@@ -2282,9 +3165,11 @@
       </w:pPr>
       <w:r>
         <w:rPr>
-          <w:rFonts w:ascii="Microsoft YaHei" w:hAnsi="Microsoft YaHei" w:eastAsia="Microsoft YaHei"/>
+          <w:rFonts w:ascii="Noto Sans CJK JP" w:hAnsi="Noto Sans CJK JP" w:eastAsia="Noto Sans CJK JP"/>
+          <w:b w:val="0"/>
+          <w:sz w:val="21"/>
         </w:rPr>
-        <w:t>该结果说明 ResNet18 在 OULU-NPU 同域条件下具有很强判别能力，但同域高性能不能直接说明模型具备跨数据集泛化能力。</w:t>
+        <w:t>该结果说明 ResNet18 在 OULU-NPU 同域条件下具有很强判别能力。但由于同域训练和测试仍共享数据集采集方式、设备分布、攻击类型和预处理风格，因此不能仅凭同域接近满分就判断模型具备真实跨数据集泛化能力。</w:t>
       </w:r>
     </w:p>
     <w:p>
@@ -2292,7 +3177,11 @@
         <w:pStyle w:val="Heading1"/>
       </w:pPr>
       <w:r>
-        <w:t>五、第二周：Source-only 跨数据集泛化测试</w:t>
+        <w:rPr>
+          <w:rFonts w:ascii="Noto Sans CJK JP" w:hAnsi="Noto Sans CJK JP" w:eastAsia="Noto Sans CJK JP"/>
+          <w:b/>
+        </w:rPr>
+        <w:t>六、第二周：Source-only 跨数据集测试</w:t>
       </w:r>
     </w:p>
     <w:p>
@@ -2302,9 +3191,11 @@
       </w:pPr>
       <w:r>
         <w:rPr>
-          <w:rFonts w:ascii="Microsoft YaHei" w:hAnsi="Microsoft YaHei" w:eastAsia="Microsoft YaHei"/>
+          <w:rFonts w:ascii="Noto Sans CJK JP" w:hAnsi="Noto Sans CJK JP" w:eastAsia="Noto Sans CJK JP"/>
+          <w:b w:val="0"/>
+          <w:sz w:val="21"/>
         </w:rPr>
-        <w:t>第二周固定第一周 OULU-NPU 训练得到的模型参数，直接在 CASIA、MSU-MFSD 和 Replay-Attack 上测试。目标域不参与训练、微调或参数更新。</w:t>
+        <w:t>第二周固定第一周训练得到的 OULU-NPU 模型参数，将 CASIA、MSU-MFSD 和 Replay-Attack 作为完全未见目标域进行测试。目标域不参与训练、微调或参数选择。</w:t>
       </w:r>
     </w:p>
     <w:tbl>
@@ -2315,12 +3206,12 @@
         <w:tblLook w:firstColumn="1" w:firstRow="1" w:lastColumn="0" w:lastRow="0" w:noHBand="0" w:noVBand="1" w:val="04A0"/>
       </w:tblPr>
       <w:tblGrid>
-        <w:gridCol w:w="1624"/>
-        <w:gridCol w:w="1624"/>
-        <w:gridCol w:w="1624"/>
-        <w:gridCol w:w="1624"/>
-        <w:gridCol w:w="1624"/>
-        <w:gridCol w:w="1624"/>
+        <w:gridCol w:w="1662"/>
+        <w:gridCol w:w="1662"/>
+        <w:gridCol w:w="1662"/>
+        <w:gridCol w:w="1662"/>
+        <w:gridCol w:w="1662"/>
+        <w:gridCol w:w="1662"/>
       </w:tblGrid>
       <w:tr>
         <w:tc>
@@ -2336,10 +3227,10 @@
             <w:r/>
             <w:r>
               <w:rPr>
-                <w:rFonts w:ascii="Microsoft YaHei" w:hAnsi="Microsoft YaHei" w:eastAsia="Microsoft YaHei"/>
+                <w:rFonts w:ascii="Noto Sans CJK JP" w:hAnsi="Noto Sans CJK JP" w:eastAsia="Noto Sans CJK JP"/>
                 <w:b/>
                 <w:color w:val="FFFFFF"/>
-                <w:sz w:val="18"/>
+                <w:sz w:val="16"/>
               </w:rPr>
               <w:t>训练数据集</w:t>
             </w:r>
@@ -2358,10 +3249,10 @@
             <w:r/>
             <w:r>
               <w:rPr>
-                <w:rFonts w:ascii="Microsoft YaHei" w:hAnsi="Microsoft YaHei" w:eastAsia="Microsoft YaHei"/>
+                <w:rFonts w:ascii="Noto Sans CJK JP" w:hAnsi="Noto Sans CJK JP" w:eastAsia="Noto Sans CJK JP"/>
                 <w:b/>
                 <w:color w:val="FFFFFF"/>
-                <w:sz w:val="18"/>
+                <w:sz w:val="16"/>
               </w:rPr>
               <w:t>测试数据集</w:t>
             </w:r>
@@ -2369,7 +3260,7 @@
         </w:tc>
         <w:tc>
           <w:tcPr>
-            <w:tcW w:type="dxa" w:w="1417"/>
+            <w:tcW w:type="dxa" w:w="1361"/>
             <w:shd w:fill="1F4E79"/>
             <w:vAlign w:val="center"/>
           </w:tcPr>
@@ -2380,10 +3271,10 @@
             <w:r/>
             <w:r>
               <w:rPr>
-                <w:rFonts w:ascii="Microsoft YaHei" w:hAnsi="Microsoft YaHei" w:eastAsia="Microsoft YaHei"/>
+                <w:rFonts w:ascii="Noto Sans CJK JP" w:hAnsi="Noto Sans CJK JP" w:eastAsia="Noto Sans CJK JP"/>
                 <w:b/>
                 <w:color w:val="FFFFFF"/>
-                <w:sz w:val="18"/>
+                <w:sz w:val="16"/>
               </w:rPr>
               <w:t>Accuracy</w:t>
             </w:r>
@@ -2391,7 +3282,7 @@
         </w:tc>
         <w:tc>
           <w:tcPr>
-            <w:tcW w:type="dxa" w:w="1417"/>
+            <w:tcW w:type="dxa" w:w="1361"/>
             <w:shd w:fill="1F4E79"/>
             <w:vAlign w:val="center"/>
           </w:tcPr>
@@ -2402,10 +3293,10 @@
             <w:r/>
             <w:r>
               <w:rPr>
-                <w:rFonts w:ascii="Microsoft YaHei" w:hAnsi="Microsoft YaHei" w:eastAsia="Microsoft YaHei"/>
+                <w:rFonts w:ascii="Noto Sans CJK JP" w:hAnsi="Noto Sans CJK JP" w:eastAsia="Noto Sans CJK JP"/>
                 <w:b/>
                 <w:color w:val="FFFFFF"/>
-                <w:sz w:val="18"/>
+                <w:sz w:val="16"/>
               </w:rPr>
               <w:t>AUC</w:t>
             </w:r>
@@ -2413,7 +3304,7 @@
         </w:tc>
         <w:tc>
           <w:tcPr>
-            <w:tcW w:type="dxa" w:w="1417"/>
+            <w:tcW w:type="dxa" w:w="1361"/>
             <w:shd w:fill="1F4E79"/>
             <w:vAlign w:val="center"/>
           </w:tcPr>
@@ -2424,10 +3315,10 @@
             <w:r/>
             <w:r>
               <w:rPr>
-                <w:rFonts w:ascii="Microsoft YaHei" w:hAnsi="Microsoft YaHei" w:eastAsia="Microsoft YaHei"/>
+                <w:rFonts w:ascii="Noto Sans CJK JP" w:hAnsi="Noto Sans CJK JP" w:eastAsia="Noto Sans CJK JP"/>
                 <w:b/>
                 <w:color w:val="FFFFFF"/>
-                <w:sz w:val="18"/>
+                <w:sz w:val="16"/>
               </w:rPr>
               <w:t>EER</w:t>
             </w:r>
@@ -2435,7 +3326,7 @@
         </w:tc>
         <w:tc>
           <w:tcPr>
-            <w:tcW w:type="dxa" w:w="1701"/>
+            <w:tcW w:type="dxa" w:w="1531"/>
             <w:shd w:fill="1F4E79"/>
             <w:vAlign w:val="center"/>
           </w:tcPr>
@@ -2446,10 +3337,10 @@
             <w:r/>
             <w:r>
               <w:rPr>
-                <w:rFonts w:ascii="Microsoft YaHei" w:hAnsi="Microsoft YaHei" w:eastAsia="Microsoft YaHei"/>
+                <w:rFonts w:ascii="Noto Sans CJK JP" w:hAnsi="Noto Sans CJK JP" w:eastAsia="Noto Sans CJK JP"/>
                 <w:b/>
                 <w:color w:val="FFFFFF"/>
-                <w:sz w:val="18"/>
+                <w:sz w:val="16"/>
               </w:rPr>
               <w:t>EER Threshold</w:t>
             </w:r>
@@ -2469,9 +3360,9 @@
             <w:r/>
             <w:r>
               <w:rPr>
-                <w:rFonts w:ascii="Microsoft YaHei" w:hAnsi="Microsoft YaHei" w:eastAsia="Microsoft YaHei"/>
+                <w:rFonts w:ascii="Noto Sans CJK JP" w:hAnsi="Noto Sans CJK JP" w:eastAsia="Noto Sans CJK JP"/>
                 <w:b w:val="0"/>
-                <w:sz w:val="18"/>
+                <w:sz w:val="16"/>
               </w:rPr>
               <w:t>OULU-NPU</w:t>
             </w:r>
@@ -2489,9 +3380,9 @@
             <w:r/>
             <w:r>
               <w:rPr>
-                <w:rFonts w:ascii="Microsoft YaHei" w:hAnsi="Microsoft YaHei" w:eastAsia="Microsoft YaHei"/>
+                <w:rFonts w:ascii="Noto Sans CJK JP" w:hAnsi="Noto Sans CJK JP" w:eastAsia="Noto Sans CJK JP"/>
                 <w:b w:val="0"/>
-                <w:sz w:val="18"/>
+                <w:sz w:val="16"/>
               </w:rPr>
               <w:t>CASIA</w:t>
             </w:r>
@@ -2499,7 +3390,7 @@
         </w:tc>
         <w:tc>
           <w:tcPr>
-            <w:tcW w:type="dxa" w:w="1417"/>
+            <w:tcW w:type="dxa" w:w="1361"/>
             <w:vAlign w:val="center"/>
           </w:tcPr>
           <w:p>
@@ -2509,9 +3400,9 @@
             <w:r/>
             <w:r>
               <w:rPr>
-                <w:rFonts w:ascii="Microsoft YaHei" w:hAnsi="Microsoft YaHei" w:eastAsia="Microsoft YaHei"/>
+                <w:rFonts w:ascii="Noto Sans CJK JP" w:hAnsi="Noto Sans CJK JP" w:eastAsia="Noto Sans CJK JP"/>
                 <w:b w:val="0"/>
-                <w:sz w:val="18"/>
+                <w:sz w:val="16"/>
               </w:rPr>
               <w:t>28.0648%</w:t>
             </w:r>
@@ -2519,7 +3410,7 @@
         </w:tc>
         <w:tc>
           <w:tcPr>
-            <w:tcW w:type="dxa" w:w="1417"/>
+            <w:tcW w:type="dxa" w:w="1361"/>
             <w:vAlign w:val="center"/>
           </w:tcPr>
           <w:p>
@@ -2529,9 +3420,9 @@
             <w:r/>
             <w:r>
               <w:rPr>
-                <w:rFonts w:ascii="Microsoft YaHei" w:hAnsi="Microsoft YaHei" w:eastAsia="Microsoft YaHei"/>
+                <w:rFonts w:ascii="Noto Sans CJK JP" w:hAnsi="Noto Sans CJK JP" w:eastAsia="Noto Sans CJK JP"/>
                 <w:b w:val="0"/>
-                <w:sz w:val="18"/>
+                <w:sz w:val="16"/>
               </w:rPr>
               <w:t>23.4007%</w:t>
             </w:r>
@@ -2539,7 +3430,7 @@
         </w:tc>
         <w:tc>
           <w:tcPr>
-            <w:tcW w:type="dxa" w:w="1417"/>
+            <w:tcW w:type="dxa" w:w="1361"/>
             <w:vAlign w:val="center"/>
           </w:tcPr>
           <w:p>
@@ -2549,9 +3440,9 @@
             <w:r/>
             <w:r>
               <w:rPr>
-                <w:rFonts w:ascii="Microsoft YaHei" w:hAnsi="Microsoft YaHei" w:eastAsia="Microsoft YaHei"/>
+                <w:rFonts w:ascii="Noto Sans CJK JP" w:hAnsi="Noto Sans CJK JP" w:eastAsia="Noto Sans CJK JP"/>
                 <w:b w:val="0"/>
-                <w:sz w:val="18"/>
+                <w:sz w:val="16"/>
               </w:rPr>
               <w:t>69.8964%</w:t>
             </w:r>
@@ -2559,7 +3450,7 @@
         </w:tc>
         <w:tc>
           <w:tcPr>
-            <w:tcW w:type="dxa" w:w="1701"/>
+            <w:tcW w:type="dxa" w:w="1531"/>
             <w:vAlign w:val="center"/>
           </w:tcPr>
           <w:p>
@@ -2569,9 +3460,9 @@
             <w:r/>
             <w:r>
               <w:rPr>
-                <w:rFonts w:ascii="Microsoft YaHei" w:hAnsi="Microsoft YaHei" w:eastAsia="Microsoft YaHei"/>
+                <w:rFonts w:ascii="Noto Sans CJK JP" w:hAnsi="Noto Sans CJK JP" w:eastAsia="Noto Sans CJK JP"/>
                 <w:b w:val="0"/>
-                <w:sz w:val="18"/>
+                <w:sz w:val="16"/>
               </w:rPr>
               <w:t>0.666826</w:t>
             </w:r>
@@ -2591,9 +3482,9 @@
             <w:r/>
             <w:r>
               <w:rPr>
-                <w:rFonts w:ascii="Microsoft YaHei" w:hAnsi="Microsoft YaHei" w:eastAsia="Microsoft YaHei"/>
+                <w:rFonts w:ascii="Noto Sans CJK JP" w:hAnsi="Noto Sans CJK JP" w:eastAsia="Noto Sans CJK JP"/>
                 <w:b w:val="0"/>
-                <w:sz w:val="18"/>
+                <w:sz w:val="16"/>
               </w:rPr>
               <w:t>OULU-NPU</w:t>
             </w:r>
@@ -2611,9 +3502,9 @@
             <w:r/>
             <w:r>
               <w:rPr>
-                <w:rFonts w:ascii="Microsoft YaHei" w:hAnsi="Microsoft YaHei" w:eastAsia="Microsoft YaHei"/>
+                <w:rFonts w:ascii="Noto Sans CJK JP" w:hAnsi="Noto Sans CJK JP" w:eastAsia="Noto Sans CJK JP"/>
                 <w:b w:val="0"/>
-                <w:sz w:val="18"/>
+                <w:sz w:val="16"/>
               </w:rPr>
               <w:t>MSU-MFSD</w:t>
             </w:r>
@@ -2621,7 +3512,7 @@
         </w:tc>
         <w:tc>
           <w:tcPr>
-            <w:tcW w:type="dxa" w:w="1417"/>
+            <w:tcW w:type="dxa" w:w="1361"/>
             <w:vAlign w:val="center"/>
           </w:tcPr>
           <w:p>
@@ -2631,9 +3522,9 @@
             <w:r/>
             <w:r>
               <w:rPr>
-                <w:rFonts w:ascii="Microsoft YaHei" w:hAnsi="Microsoft YaHei" w:eastAsia="Microsoft YaHei"/>
+                <w:rFonts w:ascii="Noto Sans CJK JP" w:hAnsi="Noto Sans CJK JP" w:eastAsia="Noto Sans CJK JP"/>
                 <w:b w:val="0"/>
-                <w:sz w:val="18"/>
+                <w:sz w:val="16"/>
               </w:rPr>
               <w:t>60.9356%</w:t>
             </w:r>
@@ -2641,7 +3532,7 @@
         </w:tc>
         <w:tc>
           <w:tcPr>
-            <w:tcW w:type="dxa" w:w="1417"/>
+            <w:tcW w:type="dxa" w:w="1361"/>
             <w:vAlign w:val="center"/>
           </w:tcPr>
           <w:p>
@@ -2651,9 +3542,9 @@
             <w:r/>
             <w:r>
               <w:rPr>
-                <w:rFonts w:ascii="Microsoft YaHei" w:hAnsi="Microsoft YaHei" w:eastAsia="Microsoft YaHei"/>
+                <w:rFonts w:ascii="Noto Sans CJK JP" w:hAnsi="Noto Sans CJK JP" w:eastAsia="Noto Sans CJK JP"/>
                 <w:b w:val="0"/>
-                <w:sz w:val="18"/>
+                <w:sz w:val="16"/>
               </w:rPr>
               <w:t>64.0805%</w:t>
             </w:r>
@@ -2661,7 +3552,7 @@
         </w:tc>
         <w:tc>
           <w:tcPr>
-            <w:tcW w:type="dxa" w:w="1417"/>
+            <w:tcW w:type="dxa" w:w="1361"/>
             <w:vAlign w:val="center"/>
           </w:tcPr>
           <w:p>
@@ -2671,9 +3562,9 @@
             <w:r/>
             <w:r>
               <w:rPr>
-                <w:rFonts w:ascii="Microsoft YaHei" w:hAnsi="Microsoft YaHei" w:eastAsia="Microsoft YaHei"/>
+                <w:rFonts w:ascii="Noto Sans CJK JP" w:hAnsi="Noto Sans CJK JP" w:eastAsia="Noto Sans CJK JP"/>
                 <w:b w:val="0"/>
-                <w:sz w:val="18"/>
+                <w:sz w:val="16"/>
               </w:rPr>
               <w:t>41.6813%</w:t>
             </w:r>
@@ -2681,7 +3572,7 @@
         </w:tc>
         <w:tc>
           <w:tcPr>
-            <w:tcW w:type="dxa" w:w="1701"/>
+            <w:tcW w:type="dxa" w:w="1531"/>
             <w:vAlign w:val="center"/>
           </w:tcPr>
           <w:p>
@@ -2691,9 +3582,9 @@
             <w:r/>
             <w:r>
               <w:rPr>
-                <w:rFonts w:ascii="Microsoft YaHei" w:hAnsi="Microsoft YaHei" w:eastAsia="Microsoft YaHei"/>
+                <w:rFonts w:ascii="Noto Sans CJK JP" w:hAnsi="Noto Sans CJK JP" w:eastAsia="Noto Sans CJK JP"/>
                 <w:b w:val="0"/>
-                <w:sz w:val="18"/>
+                <w:sz w:val="16"/>
               </w:rPr>
               <w:t>0.251069</w:t>
             </w:r>
@@ -2713,9 +3604,9 @@
             <w:r/>
             <w:r>
               <w:rPr>
-                <w:rFonts w:ascii="Microsoft YaHei" w:hAnsi="Microsoft YaHei" w:eastAsia="Microsoft YaHei"/>
+                <w:rFonts w:ascii="Noto Sans CJK JP" w:hAnsi="Noto Sans CJK JP" w:eastAsia="Noto Sans CJK JP"/>
                 <w:b w:val="0"/>
-                <w:sz w:val="18"/>
+                <w:sz w:val="16"/>
               </w:rPr>
               <w:t>OULU-NPU</w:t>
             </w:r>
@@ -2733,9 +3624,9 @@
             <w:r/>
             <w:r>
               <w:rPr>
-                <w:rFonts w:ascii="Microsoft YaHei" w:hAnsi="Microsoft YaHei" w:eastAsia="Microsoft YaHei"/>
+                <w:rFonts w:ascii="Noto Sans CJK JP" w:hAnsi="Noto Sans CJK JP" w:eastAsia="Noto Sans CJK JP"/>
                 <w:b w:val="0"/>
-                <w:sz w:val="18"/>
+                <w:sz w:val="16"/>
               </w:rPr>
               <w:t>Replay-Attack</w:t>
             </w:r>
@@ -2743,7 +3634,7 @@
         </w:tc>
         <w:tc>
           <w:tcPr>
-            <w:tcW w:type="dxa" w:w="1417"/>
+            <w:tcW w:type="dxa" w:w="1361"/>
             <w:vAlign w:val="center"/>
           </w:tcPr>
           <w:p>
@@ -2753,9 +3644,9 @@
             <w:r/>
             <w:r>
               <w:rPr>
-                <w:rFonts w:ascii="Microsoft YaHei" w:hAnsi="Microsoft YaHei" w:eastAsia="Microsoft YaHei"/>
+                <w:rFonts w:ascii="Noto Sans CJK JP" w:hAnsi="Noto Sans CJK JP" w:eastAsia="Noto Sans CJK JP"/>
                 <w:b w:val="0"/>
-                <w:sz w:val="18"/>
+                <w:sz w:val="16"/>
               </w:rPr>
               <w:t>48.2725%</w:t>
             </w:r>
@@ -2763,7 +3654,7 @@
         </w:tc>
         <w:tc>
           <w:tcPr>
-            <w:tcW w:type="dxa" w:w="1417"/>
+            <w:tcW w:type="dxa" w:w="1361"/>
             <w:vAlign w:val="center"/>
           </w:tcPr>
           <w:p>
@@ -2773,9 +3664,9 @@
             <w:r/>
             <w:r>
               <w:rPr>
-                <w:rFonts w:ascii="Microsoft YaHei" w:hAnsi="Microsoft YaHei" w:eastAsia="Microsoft YaHei"/>
+                <w:rFonts w:ascii="Noto Sans CJK JP" w:hAnsi="Noto Sans CJK JP" w:eastAsia="Noto Sans CJK JP"/>
                 <w:b w:val="0"/>
-                <w:sz w:val="18"/>
+                <w:sz w:val="16"/>
               </w:rPr>
               <w:t>39.1893%</w:t>
             </w:r>
@@ -2783,7 +3674,7 @@
         </w:tc>
         <w:tc>
           <w:tcPr>
-            <w:tcW w:type="dxa" w:w="1417"/>
+            <w:tcW w:type="dxa" w:w="1361"/>
             <w:vAlign w:val="center"/>
           </w:tcPr>
           <w:p>
@@ -2793,9 +3684,9 @@
             <w:r/>
             <w:r>
               <w:rPr>
-                <w:rFonts w:ascii="Microsoft YaHei" w:hAnsi="Microsoft YaHei" w:eastAsia="Microsoft YaHei"/>
+                <w:rFonts w:ascii="Noto Sans CJK JP" w:hAnsi="Noto Sans CJK JP" w:eastAsia="Noto Sans CJK JP"/>
                 <w:b w:val="0"/>
-                <w:sz w:val="18"/>
+                <w:sz w:val="16"/>
               </w:rPr>
               <w:t>54.5629%</w:t>
             </w:r>
@@ -2803,7 +3694,7 @@
         </w:tc>
         <w:tc>
           <w:tcPr>
-            <w:tcW w:type="dxa" w:w="1701"/>
+            <w:tcW w:type="dxa" w:w="1531"/>
             <w:vAlign w:val="center"/>
           </w:tcPr>
           <w:p>
@@ -2813,9 +3704,9 @@
             <w:r/>
             <w:r>
               <w:rPr>
-                <w:rFonts w:ascii="Microsoft YaHei" w:hAnsi="Microsoft YaHei" w:eastAsia="Microsoft YaHei"/>
+                <w:rFonts w:ascii="Noto Sans CJK JP" w:hAnsi="Noto Sans CJK JP" w:eastAsia="Noto Sans CJK JP"/>
                 <w:b w:val="0"/>
-                <w:sz w:val="18"/>
+                <w:sz w:val="16"/>
               </w:rPr>
               <w:t>0.006060</w:t>
             </w:r>
@@ -2831,8 +3722,8 @@
       <w:r>
         <w:drawing>
           <wp:inline xmlns:a="http://schemas.openxmlformats.org/drawingml/2006/main" xmlns:pic="http://schemas.openxmlformats.org/drawingml/2006/picture">
-            <wp:extent cx="5688000" cy="3160000"/>
-            <wp:docPr id="1" name="Picture 1"/>
+            <wp:extent cx="5508000" cy="3060000"/>
+            <wp:docPr id="2" name="Picture 2"/>
             <wp:cNvGraphicFramePr>
               <a:graphicFrameLocks noChangeAspect="1"/>
             </wp:cNvGraphicFramePr>
@@ -2844,7 +3735,7 @@
                     <pic:cNvPicPr/>
                   </pic:nvPicPr>
                   <pic:blipFill>
-                    <a:blip r:embed="rId9"/>
+                    <a:blip r:embed="rId10"/>
                     <a:stretch>
                       <a:fillRect/>
                     </a:stretch>
@@ -2852,7 +3743,7 @@
                   <pic:spPr>
                     <a:xfrm>
                       <a:off x="0" y="0"/>
-                      <a:ext cx="5688000" cy="3160000"/>
+                      <a:ext cx="5508000" cy="3060000"/>
                     </a:xfrm>
                     <a:prstGeom prst="rect"/>
                   </pic:spPr>
@@ -2869,11 +3760,11 @@
       </w:pPr>
       <w:r>
         <w:rPr>
-          <w:rFonts w:ascii="Microsoft YaHei" w:hAnsi="Microsoft YaHei" w:eastAsia="Microsoft YaHei"/>
-          <w:color w:val="5A5A5A"/>
-          <w:sz w:val="18"/>
+          <w:rFonts w:ascii="Noto Sans CJK JP" w:hAnsi="Noto Sans CJK JP" w:eastAsia="Noto Sans CJK JP"/>
+          <w:color w:val="666666"/>
+          <w:sz w:val="17"/>
         </w:rPr>
-        <w:t>图1  第二周同域到跨域的 AUC/EER 变化</w:t>
+        <w:t>图2  第二周：同域到跨域的 Baseline 性能退化</w:t>
       </w:r>
     </w:p>
     <w:p>
@@ -2883,9 +3774,11 @@
       </w:pPr>
       <w:r>
         <w:rPr>
-          <w:rFonts w:ascii="Microsoft YaHei" w:hAnsi="Microsoft YaHei" w:eastAsia="Microsoft YaHei"/>
+          <w:rFonts w:ascii="Noto Sans CJK JP" w:hAnsi="Noto Sans CJK JP" w:eastAsia="Noto Sans CJK JP"/>
+          <w:b w:val="0"/>
+          <w:sz w:val="21"/>
         </w:rPr>
-        <w:t>跨域性能大幅下降，说明模型存在明显域依赖。CASIA 与 Replay-Attack 的 AUC 低于 0.5，意味着模型在目标域上的预测分数排序甚至出现反向倾向。潜在原因包括摄像设备、光照条件、攻击介质、图像质量、颜色分布、压缩和预处理流程差异。</w:t>
+        <w:t>第二周结果表明，OULU-NPU 同域 AUC 接近 1，但跨域后 CASIA 与 Replay-Attack 的 AUC 明显低于 0.5，EER 也显著上升，说明模型存在明显域依赖。可能的域偏移来源包括摄像设备、光照、攻击介质、图像压缩、颜色分布和预处理差异。</w:t>
       </w:r>
     </w:p>
     <w:p>
@@ -2893,7 +3786,11 @@
         <w:pStyle w:val="Heading1"/>
       </w:pPr>
       <w:r>
-        <w:t>六、第三周：泛化增强方法探索与命名说明</w:t>
+        <w:rPr>
+          <w:rFonts w:ascii="Noto Sans CJK JP" w:hAnsi="Noto Sans CJK JP" w:eastAsia="Noto Sans CJK JP"/>
+          <w:b/>
+        </w:rPr>
+        <w:t>七、第三周：泛化增强方法与实现细节</w:t>
       </w:r>
     </w:p>
     <w:p>
@@ -2903,9 +3800,11 @@
       </w:pPr>
       <w:r>
         <w:rPr>
-          <w:rFonts w:ascii="Microsoft YaHei" w:hAnsi="Microsoft YaHei" w:eastAsia="Microsoft YaHei"/>
+          <w:rFonts w:ascii="Noto Sans CJK JP" w:hAnsi="Noto Sans CJK JP" w:eastAsia="Noto Sans CJK JP"/>
+          <w:b w:val="0"/>
+          <w:sz w:val="21"/>
         </w:rPr>
-        <w:t>第三周保持 ResNet18、OULU-NPU 源域训练、Subject-disjoint 划分和 Source-only 跨域评价协议不变，只改变训练阶段的泛化增强策略。需要特别说明：Strong Data Augmentation 与 Appearance Randomization 是本项目自定义实验配置，不是已有论文中的固定算法名；MixStyle 是已有正式方法名；Fourier Amplitude Augmentation 是本项目实现的轻量频域增强方案，不等同于完整复现某篇频域 FAS 方法。</w:t>
+        <w:t>第三周保持模型骨干、源域数据和评价协议不变，只改变训练阶段的泛化机制。这里必须区分命名性质：Strong Data Augmentation 与 Appearance Randomization 是项目自定义实验策略；MixStyle 是已有正式方法名；Fourier Amplitude Augmentation 是本项目轻量频域实现。</w:t>
       </w:r>
     </w:p>
     <w:tbl>
@@ -2916,15 +3815,15 @@
         <w:tblLook w:firstColumn="1" w:firstRow="1" w:lastColumn="0" w:lastRow="0" w:noHBand="0" w:noVBand="1" w:val="04A0"/>
       </w:tblPr>
       <w:tblGrid>
-        <w:gridCol w:w="2436"/>
-        <w:gridCol w:w="2436"/>
-        <w:gridCol w:w="2436"/>
-        <w:gridCol w:w="2436"/>
+        <w:gridCol w:w="2493"/>
+        <w:gridCol w:w="2493"/>
+        <w:gridCol w:w="2493"/>
+        <w:gridCol w:w="2493"/>
       </w:tblGrid>
       <w:tr>
         <w:tc>
           <w:tcPr>
-            <w:tcW w:type="dxa" w:w="2381"/>
+            <w:tcW w:type="dxa" w:w="2324"/>
             <w:shd w:fill="1F4E79"/>
             <w:vAlign w:val="center"/>
           </w:tcPr>
@@ -2935,18 +3834,18 @@
             <w:r/>
             <w:r>
               <w:rPr>
-                <w:rFonts w:ascii="Microsoft YaHei" w:hAnsi="Microsoft YaHei" w:eastAsia="Microsoft YaHei"/>
+                <w:rFonts w:ascii="Noto Sans CJK JP" w:hAnsi="Noto Sans CJK JP" w:eastAsia="Noto Sans CJK JP"/>
                 <w:b/>
                 <w:color w:val="FFFFFF"/>
-                <w:sz w:val="18"/>
+                <w:sz w:val="15"/>
               </w:rPr>
-              <w:t>名称</w:t>
+              <w:t>方法</w:t>
             </w:r>
           </w:p>
         </w:tc>
         <w:tc>
           <w:tcPr>
-            <w:tcW w:type="dxa" w:w="2551"/>
+            <w:tcW w:type="dxa" w:w="2154"/>
             <w:shd w:fill="1F4E79"/>
             <w:vAlign w:val="center"/>
           </w:tcPr>
@@ -2957,10 +3856,10 @@
             <w:r/>
             <w:r>
               <w:rPr>
-                <w:rFonts w:ascii="Microsoft YaHei" w:hAnsi="Microsoft YaHei" w:eastAsia="Microsoft YaHei"/>
+                <w:rFonts w:ascii="Noto Sans CJK JP" w:hAnsi="Noto Sans CJK JP" w:eastAsia="Noto Sans CJK JP"/>
                 <w:b/>
                 <w:color w:val="FFFFFF"/>
-                <w:sz w:val="18"/>
+                <w:sz w:val="15"/>
               </w:rPr>
               <w:t>性质</w:t>
             </w:r>
@@ -2968,7 +3867,7 @@
         </w:tc>
         <w:tc>
           <w:tcPr>
-            <w:tcW w:type="dxa" w:w="1984"/>
+            <w:tcW w:type="dxa" w:w="1814"/>
             <w:shd w:fill="1F4E79"/>
             <w:vAlign w:val="center"/>
           </w:tcPr>
@@ -2979,18 +3878,18 @@
             <w:r/>
             <w:r>
               <w:rPr>
-                <w:rFonts w:ascii="Microsoft YaHei" w:hAnsi="Microsoft YaHei" w:eastAsia="Microsoft YaHei"/>
+                <w:rFonts w:ascii="Noto Sans CJK JP" w:hAnsi="Noto Sans CJK JP" w:eastAsia="Noto Sans CJK JP"/>
                 <w:b/>
                 <w:color w:val="FFFFFF"/>
-                <w:sz w:val="18"/>
+                <w:sz w:val="15"/>
               </w:rPr>
-              <w:t>代码参数</w:t>
+              <w:t>代码设置</w:t>
             </w:r>
           </w:p>
         </w:tc>
         <w:tc>
           <w:tcPr>
-            <w:tcW w:type="dxa" w:w="3118"/>
+            <w:tcW w:type="dxa" w:w="2948"/>
             <w:shd w:fill="1F4E79"/>
             <w:vAlign w:val="center"/>
           </w:tcPr>
@@ -3001,12 +3900,12 @@
             <w:r/>
             <w:r>
               <w:rPr>
-                <w:rFonts w:ascii="Microsoft YaHei" w:hAnsi="Microsoft YaHei" w:eastAsia="Microsoft YaHei"/>
+                <w:rFonts w:ascii="Noto Sans CJK JP" w:hAnsi="Noto Sans CJK JP" w:eastAsia="Noto Sans CJK JP"/>
                 <w:b/>
                 <w:color w:val="FFFFFF"/>
-                <w:sz w:val="18"/>
+                <w:sz w:val="15"/>
               </w:rPr>
-              <w:t>核心作用</w:t>
+              <w:t>核心机制</w:t>
             </w:r>
           </w:p>
         </w:tc>
@@ -3014,7 +3913,7 @@
       <w:tr>
         <w:tc>
           <w:tcPr>
-            <w:tcW w:type="dxa" w:w="2381"/>
+            <w:tcW w:type="dxa" w:w="2324"/>
             <w:vAlign w:val="center"/>
           </w:tcPr>
           <w:p>
@@ -3024,9 +3923,9 @@
             <w:r/>
             <w:r>
               <w:rPr>
-                <w:rFonts w:ascii="Microsoft YaHei" w:hAnsi="Microsoft YaHei" w:eastAsia="Microsoft YaHei"/>
+                <w:rFonts w:ascii="Noto Sans CJK JP" w:hAnsi="Noto Sans CJK JP" w:eastAsia="Noto Sans CJK JP"/>
                 <w:b w:val="0"/>
-                <w:sz w:val="18"/>
+                <w:sz w:val="15"/>
               </w:rPr>
               <w:t>Strong Data Augmentation</w:t>
             </w:r>
@@ -3034,7 +3933,7 @@
         </w:tc>
         <w:tc>
           <w:tcPr>
-            <w:tcW w:type="dxa" w:w="2551"/>
+            <w:tcW w:type="dxa" w:w="2154"/>
             <w:vAlign w:val="center"/>
           </w:tcPr>
           <w:p>
@@ -3044,17 +3943,17 @@
             <w:r/>
             <w:r>
               <w:rPr>
-                <w:rFonts w:ascii="Microsoft YaHei" w:hAnsi="Microsoft YaHei" w:eastAsia="Microsoft YaHei"/>
+                <w:rFonts w:ascii="Noto Sans CJK JP" w:hAnsi="Noto Sans CJK JP" w:eastAsia="Noto Sans CJK JP"/>
                 <w:b w:val="0"/>
-                <w:sz w:val="18"/>
+                <w:sz w:val="15"/>
               </w:rPr>
-              <w:t>项目自定义强增强配置</w:t>
+              <w:t>项目自定义</w:t>
             </w:r>
           </w:p>
         </w:tc>
         <w:tc>
           <w:tcPr>
-            <w:tcW w:type="dxa" w:w="1984"/>
+            <w:tcW w:type="dxa" w:w="1814"/>
             <w:vAlign w:val="center"/>
           </w:tcPr>
           <w:p>
@@ -3064,9 +3963,9 @@
             <w:r/>
             <w:r>
               <w:rPr>
-                <w:rFonts w:ascii="Microsoft YaHei" w:hAnsi="Microsoft YaHei" w:eastAsia="Microsoft YaHei"/>
+                <w:rFonts w:ascii="Noto Sans CJK JP" w:hAnsi="Noto Sans CJK JP" w:eastAsia="Noto Sans CJK JP"/>
                 <w:b w:val="0"/>
-                <w:sz w:val="18"/>
+                <w:sz w:val="15"/>
               </w:rPr>
               <w:t>augmentation=strong</w:t>
             </w:r>
@@ -3074,7 +3973,7 @@
         </w:tc>
         <w:tc>
           <w:tcPr>
-            <w:tcW w:type="dxa" w:w="3118"/>
+            <w:tcW w:type="dxa" w:w="2948"/>
             <w:vAlign w:val="center"/>
           </w:tcPr>
           <w:p>
@@ -3084,11 +3983,11 @@
             <w:r/>
             <w:r>
               <w:rPr>
-                <w:rFonts w:ascii="Microsoft YaHei" w:hAnsi="Microsoft YaHei" w:eastAsia="Microsoft YaHei"/>
+                <w:rFonts w:ascii="Noto Sans CJK JP" w:hAnsi="Noto Sans CJK JP" w:eastAsia="Noto Sans CJK JP"/>
                 <w:b w:val="0"/>
-                <w:sz w:val="18"/>
+                <w:sz w:val="15"/>
               </w:rPr>
-              <w:t>扩大空间、颜色、灰度、模糊和遮挡扰动</w:t>
+              <w:t>随机裁切、强 ColorJitter、灰度、模糊、RandomErasing</w:t>
             </w:r>
           </w:p>
         </w:tc>
@@ -3096,7 +3995,7 @@
       <w:tr>
         <w:tc>
           <w:tcPr>
-            <w:tcW w:type="dxa" w:w="2381"/>
+            <w:tcW w:type="dxa" w:w="2324"/>
             <w:vAlign w:val="center"/>
           </w:tcPr>
           <w:p>
@@ -3106,9 +4005,9 @@
             <w:r/>
             <w:r>
               <w:rPr>
-                <w:rFonts w:ascii="Microsoft YaHei" w:hAnsi="Microsoft YaHei" w:eastAsia="Microsoft YaHei"/>
+                <w:rFonts w:ascii="Noto Sans CJK JP" w:hAnsi="Noto Sans CJK JP" w:eastAsia="Noto Sans CJK JP"/>
                 <w:b w:val="0"/>
-                <w:sz w:val="18"/>
+                <w:sz w:val="15"/>
               </w:rPr>
               <w:t>Appearance Randomization</w:t>
             </w:r>
@@ -3116,7 +4015,7 @@
         </w:tc>
         <w:tc>
           <w:tcPr>
-            <w:tcW w:type="dxa" w:w="2551"/>
+            <w:tcW w:type="dxa" w:w="2154"/>
             <w:vAlign w:val="center"/>
           </w:tcPr>
           <w:p>
@@ -3126,17 +4025,17 @@
             <w:r/>
             <w:r>
               <w:rPr>
-                <w:rFonts w:ascii="Microsoft YaHei" w:hAnsi="Microsoft YaHei" w:eastAsia="Microsoft YaHei"/>
+                <w:rFonts w:ascii="Noto Sans CJK JP" w:hAnsi="Noto Sans CJK JP" w:eastAsia="Noto Sans CJK JP"/>
                 <w:b w:val="0"/>
-                <w:sz w:val="18"/>
+                <w:sz w:val="15"/>
               </w:rPr>
-              <w:t>项目自定义外观随机化策略</w:t>
+              <w:t>项目自定义</w:t>
             </w:r>
           </w:p>
         </w:tc>
         <w:tc>
           <w:tcPr>
-            <w:tcW w:type="dxa" w:w="1984"/>
+            <w:tcW w:type="dxa" w:w="1814"/>
             <w:vAlign w:val="center"/>
           </w:tcPr>
           <w:p>
@@ -3146,9 +4045,9 @@
             <w:r/>
             <w:r>
               <w:rPr>
-                <w:rFonts w:ascii="Microsoft YaHei" w:hAnsi="Microsoft YaHei" w:eastAsia="Microsoft YaHei"/>
+                <w:rFonts w:ascii="Noto Sans CJK JP" w:hAnsi="Noto Sans CJK JP" w:eastAsia="Noto Sans CJK JP"/>
                 <w:b w:val="0"/>
-                <w:sz w:val="18"/>
+                <w:sz w:val="15"/>
               </w:rPr>
               <w:t>augmentation=appearance</w:t>
             </w:r>
@@ -3156,7 +4055,7 @@
         </w:tc>
         <w:tc>
           <w:tcPr>
-            <w:tcW w:type="dxa" w:w="3118"/>
+            <w:tcW w:type="dxa" w:w="2948"/>
             <w:vAlign w:val="center"/>
           </w:tcPr>
           <w:p>
@@ -3166,11 +4065,11 @@
             <w:r/>
             <w:r>
               <w:rPr>
-                <w:rFonts w:ascii="Microsoft YaHei" w:hAnsi="Microsoft YaHei" w:eastAsia="Microsoft YaHei"/>
+                <w:rFonts w:ascii="Noto Sans CJK JP" w:hAnsi="Noto Sans CJK JP" w:eastAsia="Noto Sans CJK JP"/>
                 <w:b w:val="0"/>
-                <w:sz w:val="18"/>
+                <w:sz w:val="15"/>
               </w:rPr>
-              <w:t>随机化外观/成像风格，同时保留完整人脸结构</w:t>
+              <w:t>外观/成像风格随机化，不使用随机裁切和擦除</w:t>
             </w:r>
           </w:p>
         </w:tc>
@@ -3178,7 +4077,7 @@
       <w:tr>
         <w:tc>
           <w:tcPr>
-            <w:tcW w:type="dxa" w:w="2381"/>
+            <w:tcW w:type="dxa" w:w="2324"/>
             <w:vAlign w:val="center"/>
           </w:tcPr>
           <w:p>
@@ -3188,9 +4087,9 @@
             <w:r/>
             <w:r>
               <w:rPr>
-                <w:rFonts w:ascii="Microsoft YaHei" w:hAnsi="Microsoft YaHei" w:eastAsia="Microsoft YaHei"/>
+                <w:rFonts w:ascii="Noto Sans CJK JP" w:hAnsi="Noto Sans CJK JP" w:eastAsia="Noto Sans CJK JP"/>
                 <w:b w:val="0"/>
-                <w:sz w:val="18"/>
+                <w:sz w:val="15"/>
               </w:rPr>
               <w:t>MixStyle</w:t>
             </w:r>
@@ -3198,7 +4097,7 @@
         </w:tc>
         <w:tc>
           <w:tcPr>
-            <w:tcW w:type="dxa" w:w="2551"/>
+            <w:tcW w:type="dxa" w:w="2154"/>
             <w:vAlign w:val="center"/>
           </w:tcPr>
           <w:p>
@@ -3208,17 +4107,17 @@
             <w:r/>
             <w:r>
               <w:rPr>
-                <w:rFonts w:ascii="Microsoft YaHei" w:hAnsi="Microsoft YaHei" w:eastAsia="Microsoft YaHei"/>
+                <w:rFonts w:ascii="Noto Sans CJK JP" w:hAnsi="Noto Sans CJK JP" w:eastAsia="Noto Sans CJK JP"/>
                 <w:b w:val="0"/>
-                <w:sz w:val="18"/>
+                <w:sz w:val="15"/>
               </w:rPr>
-              <w:t>已有正式方法名，本项目接入 ResNet18</w:t>
+              <w:t>已有正式方法名；本项目轻量集成</w:t>
             </w:r>
           </w:p>
         </w:tc>
         <w:tc>
           <w:tcPr>
-            <w:tcW w:type="dxa" w:w="1984"/>
+            <w:tcW w:type="dxa" w:w="1814"/>
             <w:vAlign w:val="center"/>
           </w:tcPr>
           <w:p>
@@ -3228,9 +4127,9 @@
             <w:r/>
             <w:r>
               <w:rPr>
-                <w:rFonts w:ascii="Microsoft YaHei" w:hAnsi="Microsoft YaHei" w:eastAsia="Microsoft YaHei"/>
+                <w:rFonts w:ascii="Noto Sans CJK JP" w:hAnsi="Noto Sans CJK JP" w:eastAsia="Noto Sans CJK JP"/>
                 <w:b w:val="0"/>
-                <w:sz w:val="18"/>
+                <w:sz w:val="15"/>
               </w:rPr>
               <w:t>method=mixstyle</w:t>
             </w:r>
@@ -3238,7 +4137,7 @@
         </w:tc>
         <w:tc>
           <w:tcPr>
-            <w:tcW w:type="dxa" w:w="3118"/>
+            <w:tcW w:type="dxa" w:w="2948"/>
             <w:vAlign w:val="center"/>
           </w:tcPr>
           <w:p>
@@ -3248,11 +4147,11 @@
             <w:r/>
             <w:r>
               <w:rPr>
-                <w:rFonts w:ascii="Microsoft YaHei" w:hAnsi="Microsoft YaHei" w:eastAsia="Microsoft YaHei"/>
+                <w:rFonts w:ascii="Noto Sans CJK JP" w:hAnsi="Noto Sans CJK JP" w:eastAsia="Noto Sans CJK JP"/>
                 <w:b w:val="0"/>
-                <w:sz w:val="18"/>
+                <w:sz w:val="15"/>
               </w:rPr>
-              <w:t>混合浅层特征通道均值和标准差</w:t>
+              <w:t>在 layer1/layer2 后混合特征均值和标准差</w:t>
             </w:r>
           </w:p>
         </w:tc>
@@ -3260,7 +4159,7 @@
       <w:tr>
         <w:tc>
           <w:tcPr>
-            <w:tcW w:type="dxa" w:w="2381"/>
+            <w:tcW w:type="dxa" w:w="2324"/>
             <w:vAlign w:val="center"/>
           </w:tcPr>
           <w:p>
@@ -3270,9 +4169,9 @@
             <w:r/>
             <w:r>
               <w:rPr>
-                <w:rFonts w:ascii="Microsoft YaHei" w:hAnsi="Microsoft YaHei" w:eastAsia="Microsoft YaHei"/>
+                <w:rFonts w:ascii="Noto Sans CJK JP" w:hAnsi="Noto Sans CJK JP" w:eastAsia="Noto Sans CJK JP"/>
                 <w:b w:val="0"/>
-                <w:sz w:val="18"/>
+                <w:sz w:val="15"/>
               </w:rPr>
               <w:t>Fourier Amplitude Augmentation</w:t>
             </w:r>
@@ -3280,7 +4179,7 @@
         </w:tc>
         <w:tc>
           <w:tcPr>
-            <w:tcW w:type="dxa" w:w="2551"/>
+            <w:tcW w:type="dxa" w:w="2154"/>
             <w:vAlign w:val="center"/>
           </w:tcPr>
           <w:p>
@@ -3290,9 +4189,9 @@
             <w:r/>
             <w:r>
               <w:rPr>
-                <w:rFonts w:ascii="Microsoft YaHei" w:hAnsi="Microsoft YaHei" w:eastAsia="Microsoft YaHei"/>
+                <w:rFonts w:ascii="Noto Sans CJK JP" w:hAnsi="Noto Sans CJK JP" w:eastAsia="Noto Sans CJK JP"/>
                 <w:b w:val="0"/>
-                <w:sz w:val="18"/>
+                <w:sz w:val="15"/>
               </w:rPr>
               <w:t>项目轻量频域实现</w:t>
             </w:r>
@@ -3300,7 +4199,7 @@
         </w:tc>
         <w:tc>
           <w:tcPr>
-            <w:tcW w:type="dxa" w:w="1984"/>
+            <w:tcW w:type="dxa" w:w="1814"/>
             <w:vAlign w:val="center"/>
           </w:tcPr>
           <w:p>
@@ -3310,9 +4209,9 @@
             <w:r/>
             <w:r>
               <w:rPr>
-                <w:rFonts w:ascii="Microsoft YaHei" w:hAnsi="Microsoft YaHei" w:eastAsia="Microsoft YaHei"/>
+                <w:rFonts w:ascii="Noto Sans CJK JP" w:hAnsi="Noto Sans CJK JP" w:eastAsia="Noto Sans CJK JP"/>
                 <w:b w:val="0"/>
-                <w:sz w:val="18"/>
+                <w:sz w:val="15"/>
               </w:rPr>
               <w:t>method=fourier</w:t>
             </w:r>
@@ -3320,7 +4219,7 @@
         </w:tc>
         <w:tc>
           <w:tcPr>
-            <w:tcW w:type="dxa" w:w="3118"/>
+            <w:tcW w:type="dxa" w:w="2948"/>
             <w:vAlign w:val="center"/>
           </w:tcPr>
           <w:p>
@@ -3330,308 +4229,11 @@
             <w:r/>
             <w:r>
               <w:rPr>
-                <w:rFonts w:ascii="Microsoft YaHei" w:hAnsi="Microsoft YaHei" w:eastAsia="Microsoft YaHei"/>
+                <w:rFonts w:ascii="Noto Sans CJK JP" w:hAnsi="Noto Sans CJK JP" w:eastAsia="Noto Sans CJK JP"/>
                 <w:b w:val="0"/>
-                <w:sz w:val="18"/>
+                <w:sz w:val="15"/>
               </w:rPr>
-              <w:t>同类别低频幅度谱混合，保留源样本相位</w:t>
-            </w:r>
-          </w:p>
-        </w:tc>
-      </w:tr>
-    </w:tbl>
-    <w:p/>
-    <w:p>
-      <w:pPr>
-        <w:pStyle w:val="Heading1"/>
-      </w:pPr>
-      <w:r>
-        <w:t>七、第三周方法实现细节</w:t>
-      </w:r>
-    </w:p>
-    <w:p>
-      <w:pPr>
-        <w:pStyle w:val="Heading2"/>
-      </w:pPr>
-      <w:r>
-        <w:t>7.1 Strong Data Augmentation</w:t>
-      </w:r>
-    </w:p>
-    <w:p>
-      <w:pPr>
-        <w:spacing w:line="300" w:lineRule="auto"/>
-        <w:ind w:firstLine="420"/>
-      </w:pPr>
-      <w:r>
-        <w:rPr>
-          <w:rFonts w:ascii="Microsoft YaHei" w:hAnsi="Microsoft YaHei" w:eastAsia="Microsoft YaHei"/>
-        </w:rPr>
-        <w:t>该策略在训练集上使用 RandomResizedCrop、RandomHorizontalFlip、较强 ColorJitter、RandomGrayscale、GaussianBlur 和 RandomErasing。其目标是增加源域样本变化，但该名称只是项目自定义配置。</w:t>
-      </w:r>
-    </w:p>
-    <w:tbl>
-      <w:tblPr>
-        <w:tblStyle w:val="TableGrid"/>
-        <w:tblW w:type="auto" w:w="0"/>
-        <w:jc w:val="center"/>
-        <w:tblLook w:firstColumn="1" w:firstRow="1" w:lastColumn="0" w:lastRow="0" w:noHBand="0" w:noVBand="1" w:val="04A0"/>
-      </w:tblPr>
-      <w:tblGrid>
-        <w:gridCol w:w="4873"/>
-        <w:gridCol w:w="4873"/>
-      </w:tblGrid>
-      <w:tr>
-        <w:tc>
-          <w:tcPr>
-            <w:tcW w:type="dxa" w:w="2835"/>
-            <w:shd w:fill="1F4E79"/>
-            <w:vAlign w:val="center"/>
-          </w:tcPr>
-          <w:p>
-            <w:pPr>
-              <w:jc w:val="center"/>
-            </w:pPr>
-            <w:r/>
-            <w:r>
-              <w:rPr>
-                <w:rFonts w:ascii="Microsoft YaHei" w:hAnsi="Microsoft YaHei" w:eastAsia="Microsoft YaHei"/>
-                <w:b/>
-                <w:color w:val="FFFFFF"/>
-                <w:sz w:val="18"/>
-              </w:rPr>
-              <w:t>算子</w:t>
-            </w:r>
-          </w:p>
-        </w:tc>
-        <w:tc>
-          <w:tcPr>
-            <w:tcW w:type="dxa" w:w="6236"/>
-            <w:shd w:fill="1F4E79"/>
-            <w:vAlign w:val="center"/>
-          </w:tcPr>
-          <w:p>
-            <w:pPr>
-              <w:jc w:val="center"/>
-            </w:pPr>
-            <w:r/>
-            <w:r>
-              <w:rPr>
-                <w:rFonts w:ascii="Microsoft YaHei" w:hAnsi="Microsoft YaHei" w:eastAsia="Microsoft YaHei"/>
-                <w:b/>
-                <w:color w:val="FFFFFF"/>
-                <w:sz w:val="18"/>
-              </w:rPr>
-              <w:t>关键参数</w:t>
-            </w:r>
-          </w:p>
-        </w:tc>
-      </w:tr>
-      <w:tr>
-        <w:tc>
-          <w:tcPr>
-            <w:tcW w:type="dxa" w:w="2835"/>
-            <w:vAlign w:val="center"/>
-          </w:tcPr>
-          <w:p>
-            <w:pPr>
-              <w:jc w:val="center"/>
-            </w:pPr>
-            <w:r/>
-            <w:r>
-              <w:rPr>
-                <w:rFonts w:ascii="Microsoft YaHei" w:hAnsi="Microsoft YaHei" w:eastAsia="Microsoft YaHei"/>
-                <w:b w:val="0"/>
-                <w:sz w:val="18"/>
-              </w:rPr>
-              <w:t>RandomResizedCrop</w:t>
-            </w:r>
-          </w:p>
-        </w:tc>
-        <w:tc>
-          <w:tcPr>
-            <w:tcW w:type="dxa" w:w="6236"/>
-            <w:vAlign w:val="center"/>
-          </w:tcPr>
-          <w:p>
-            <w:pPr>
-              <w:jc w:val="center"/>
-            </w:pPr>
-            <w:r/>
-            <w:r>
-              <w:rPr>
-                <w:rFonts w:ascii="Microsoft YaHei" w:hAnsi="Microsoft YaHei" w:eastAsia="Microsoft YaHei"/>
-                <w:b w:val="0"/>
-                <w:sz w:val="18"/>
-              </w:rPr>
-              <w:t>scale=(0.80,1.00), ratio=(0.90,1.10)</w:t>
-            </w:r>
-          </w:p>
-        </w:tc>
-      </w:tr>
-      <w:tr>
-        <w:tc>
-          <w:tcPr>
-            <w:tcW w:type="dxa" w:w="2835"/>
-            <w:vAlign w:val="center"/>
-          </w:tcPr>
-          <w:p>
-            <w:pPr>
-              <w:jc w:val="center"/>
-            </w:pPr>
-            <w:r/>
-            <w:r>
-              <w:rPr>
-                <w:rFonts w:ascii="Microsoft YaHei" w:hAnsi="Microsoft YaHei" w:eastAsia="Microsoft YaHei"/>
-                <w:b w:val="0"/>
-                <w:sz w:val="18"/>
-              </w:rPr>
-              <w:t>ColorJitter</w:t>
-            </w:r>
-          </w:p>
-        </w:tc>
-        <w:tc>
-          <w:tcPr>
-            <w:tcW w:type="dxa" w:w="6236"/>
-            <w:vAlign w:val="center"/>
-          </w:tcPr>
-          <w:p>
-            <w:pPr>
-              <w:jc w:val="center"/>
-            </w:pPr>
-            <w:r/>
-            <w:r>
-              <w:rPr>
-                <w:rFonts w:ascii="Microsoft YaHei" w:hAnsi="Microsoft YaHei" w:eastAsia="Microsoft YaHei"/>
-                <w:b w:val="0"/>
-                <w:sz w:val="18"/>
-              </w:rPr>
-              <w:t>brightness=0.40, contrast=0.40, saturation=0.40, hue=0.10, p=0.80</w:t>
-            </w:r>
-          </w:p>
-        </w:tc>
-      </w:tr>
-      <w:tr>
-        <w:tc>
-          <w:tcPr>
-            <w:tcW w:type="dxa" w:w="2835"/>
-            <w:vAlign w:val="center"/>
-          </w:tcPr>
-          <w:p>
-            <w:pPr>
-              <w:jc w:val="center"/>
-            </w:pPr>
-            <w:r/>
-            <w:r>
-              <w:rPr>
-                <w:rFonts w:ascii="Microsoft YaHei" w:hAnsi="Microsoft YaHei" w:eastAsia="Microsoft YaHei"/>
-                <w:b w:val="0"/>
-                <w:sz w:val="18"/>
-              </w:rPr>
-              <w:t>RandomGrayscale</w:t>
-            </w:r>
-          </w:p>
-        </w:tc>
-        <w:tc>
-          <w:tcPr>
-            <w:tcW w:type="dxa" w:w="6236"/>
-            <w:vAlign w:val="center"/>
-          </w:tcPr>
-          <w:p>
-            <w:pPr>
-              <w:jc w:val="center"/>
-            </w:pPr>
-            <w:r/>
-            <w:r>
-              <w:rPr>
-                <w:rFonts w:ascii="Microsoft YaHei" w:hAnsi="Microsoft YaHei" w:eastAsia="Microsoft YaHei"/>
-                <w:b w:val="0"/>
-                <w:sz w:val="18"/>
-              </w:rPr>
-              <w:t>p=0.15</w:t>
-            </w:r>
-          </w:p>
-        </w:tc>
-      </w:tr>
-      <w:tr>
-        <w:tc>
-          <w:tcPr>
-            <w:tcW w:type="dxa" w:w="2835"/>
-            <w:vAlign w:val="center"/>
-          </w:tcPr>
-          <w:p>
-            <w:pPr>
-              <w:jc w:val="center"/>
-            </w:pPr>
-            <w:r/>
-            <w:r>
-              <w:rPr>
-                <w:rFonts w:ascii="Microsoft YaHei" w:hAnsi="Microsoft YaHei" w:eastAsia="Microsoft YaHei"/>
-                <w:b w:val="0"/>
-                <w:sz w:val="18"/>
-              </w:rPr>
-              <w:t>GaussianBlur</w:t>
-            </w:r>
-          </w:p>
-        </w:tc>
-        <w:tc>
-          <w:tcPr>
-            <w:tcW w:type="dxa" w:w="6236"/>
-            <w:vAlign w:val="center"/>
-          </w:tcPr>
-          <w:p>
-            <w:pPr>
-              <w:jc w:val="center"/>
-            </w:pPr>
-            <w:r/>
-            <w:r>
-              <w:rPr>
-                <w:rFonts w:ascii="Microsoft YaHei" w:hAnsi="Microsoft YaHei" w:eastAsia="Microsoft YaHei"/>
-                <w:b w:val="0"/>
-                <w:sz w:val="18"/>
-              </w:rPr>
-              <w:t>kernel_size=5, sigma=(0.1,2.0), p=0.30</w:t>
-            </w:r>
-          </w:p>
-        </w:tc>
-      </w:tr>
-      <w:tr>
-        <w:tc>
-          <w:tcPr>
-            <w:tcW w:type="dxa" w:w="2835"/>
-            <w:vAlign w:val="center"/>
-          </w:tcPr>
-          <w:p>
-            <w:pPr>
-              <w:jc w:val="center"/>
-            </w:pPr>
-            <w:r/>
-            <w:r>
-              <w:rPr>
-                <w:rFonts w:ascii="Microsoft YaHei" w:hAnsi="Microsoft YaHei" w:eastAsia="Microsoft YaHei"/>
-                <w:b w:val="0"/>
-                <w:sz w:val="18"/>
-              </w:rPr>
-              <w:t>RandomErasing</w:t>
-            </w:r>
-          </w:p>
-        </w:tc>
-        <w:tc>
-          <w:tcPr>
-            <w:tcW w:type="dxa" w:w="6236"/>
-            <w:vAlign w:val="center"/>
-          </w:tcPr>
-          <w:p>
-            <w:pPr>
-              <w:jc w:val="center"/>
-            </w:pPr>
-            <w:r/>
-            <w:r>
-              <w:rPr>
-                <w:rFonts w:ascii="Microsoft YaHei" w:hAnsi="Microsoft YaHei" w:eastAsia="Microsoft YaHei"/>
-                <w:b w:val="0"/>
-                <w:sz w:val="18"/>
-              </w:rPr>
-              <w:t>p=0.25, scale=(0.02,0.15), ratio=(0.3,3.3)</w:t>
+              <w:t>同类别样本低频幅度谱混合，保留源样本相位</w:t>
             </w:r>
           </w:p>
         </w:tc>
@@ -3643,7 +4245,11 @@
         <w:pStyle w:val="Heading2"/>
       </w:pPr>
       <w:r>
-        <w:t>7.2 Appearance Randomization</w:t>
+        <w:rPr>
+          <w:rFonts w:ascii="Noto Sans CJK JP" w:hAnsi="Noto Sans CJK JP" w:eastAsia="Noto Sans CJK JP"/>
+          <w:b/>
+        </w:rPr>
+        <w:t>7.1 Strong Data Augmentation（项目自定义）</w:t>
       </w:r>
     </w:p>
     <w:p>
@@ -3653,327 +4259,48 @@
       </w:pPr>
       <w:r>
         <w:rPr>
-          <w:rFonts w:ascii="Microsoft YaHei" w:hAnsi="Microsoft YaHei" w:eastAsia="Microsoft YaHei"/>
+          <w:rFonts w:ascii="Noto Sans CJK JP" w:hAnsi="Noto Sans CJK JP" w:eastAsia="Noto Sans CJK JP"/>
+          <w:b w:val="0"/>
+          <w:sz w:val="21"/>
         </w:rPr>
-        <w:t>该策略早期也写作 Appearance Augmentation。为了避免误解，报告中推荐统一称为 Appearance Randomization。相比 Strong，它删除 RandomResizedCrop 和 RandomErasing，重点随机化颜色、灰度、对比度、模糊和锐度。</w:t>
+        <w:t>该配置使用 RandomResizedCrop(scale=(0.80,1.00), ratio=(0.90,1.10))、ColorJitter(0.40/0.40/0.40/0.10, p=0.80)、RandomGrayscale(p=0.15)、GaussianBlur(kernel_size=5, sigma=(0.1,2.0), p=0.30) 和 RandomErasing(p=0.25)。它扩大空间与外观变化，但可能破坏 FAS 所需的细粒度 spoof cue。</w:t>
       </w:r>
     </w:p>
-    <w:tbl>
-      <w:tblPr>
-        <w:tblStyle w:val="TableGrid"/>
-        <w:tblW w:type="auto" w:w="0"/>
-        <w:jc w:val="center"/>
-        <w:tblLook w:firstColumn="1" w:firstRow="1" w:lastColumn="0" w:lastRow="0" w:noHBand="0" w:noVBand="1" w:val="04A0"/>
-      </w:tblPr>
-      <w:tblGrid>
-        <w:gridCol w:w="4873"/>
-        <w:gridCol w:w="4873"/>
-      </w:tblGrid>
-      <w:tr>
-        <w:tc>
-          <w:tcPr>
-            <w:tcW w:type="dxa" w:w="2835"/>
-            <w:shd w:fill="1F4E79"/>
-            <w:vAlign w:val="center"/>
-          </w:tcPr>
-          <w:p>
-            <w:pPr>
-              <w:jc w:val="center"/>
-            </w:pPr>
-            <w:r/>
-            <w:r>
-              <w:rPr>
-                <w:rFonts w:ascii="Microsoft YaHei" w:hAnsi="Microsoft YaHei" w:eastAsia="Microsoft YaHei"/>
-                <w:b/>
-                <w:color w:val="FFFFFF"/>
-                <w:sz w:val="18"/>
-              </w:rPr>
-              <w:t>算子</w:t>
-            </w:r>
-          </w:p>
-        </w:tc>
-        <w:tc>
-          <w:tcPr>
-            <w:tcW w:type="dxa" w:w="6236"/>
-            <w:shd w:fill="1F4E79"/>
-            <w:vAlign w:val="center"/>
-          </w:tcPr>
-          <w:p>
-            <w:pPr>
-              <w:jc w:val="center"/>
-            </w:pPr>
-            <w:r/>
-            <w:r>
-              <w:rPr>
-                <w:rFonts w:ascii="Microsoft YaHei" w:hAnsi="Microsoft YaHei" w:eastAsia="Microsoft YaHei"/>
-                <w:b/>
-                <w:color w:val="FFFFFF"/>
-                <w:sz w:val="18"/>
-              </w:rPr>
-              <w:t>关键参数</w:t>
-            </w:r>
-          </w:p>
-        </w:tc>
-      </w:tr>
-      <w:tr>
-        <w:tc>
-          <w:tcPr>
-            <w:tcW w:type="dxa" w:w="2835"/>
-            <w:vAlign w:val="center"/>
-          </w:tcPr>
-          <w:p>
-            <w:pPr>
-              <w:jc w:val="center"/>
-            </w:pPr>
-            <w:r/>
-            <w:r>
-              <w:rPr>
-                <w:rFonts w:ascii="Microsoft YaHei" w:hAnsi="Microsoft YaHei" w:eastAsia="Microsoft YaHei"/>
-                <w:b w:val="0"/>
-                <w:sz w:val="18"/>
-              </w:rPr>
-              <w:t>Resize</w:t>
-            </w:r>
-          </w:p>
-        </w:tc>
-        <w:tc>
-          <w:tcPr>
-            <w:tcW w:type="dxa" w:w="6236"/>
-            <w:vAlign w:val="center"/>
-          </w:tcPr>
-          <w:p>
-            <w:pPr>
-              <w:jc w:val="center"/>
-            </w:pPr>
-            <w:r/>
-            <w:r>
-              <w:rPr>
-                <w:rFonts w:ascii="Microsoft YaHei" w:hAnsi="Microsoft YaHei" w:eastAsia="Microsoft YaHei"/>
-                <w:b w:val="0"/>
-                <w:sz w:val="18"/>
-              </w:rPr>
-              <w:t>保持完整人脸区域</w:t>
-            </w:r>
-          </w:p>
-        </w:tc>
-      </w:tr>
-      <w:tr>
-        <w:tc>
-          <w:tcPr>
-            <w:tcW w:type="dxa" w:w="2835"/>
-            <w:vAlign w:val="center"/>
-          </w:tcPr>
-          <w:p>
-            <w:pPr>
-              <w:jc w:val="center"/>
-            </w:pPr>
-            <w:r/>
-            <w:r>
-              <w:rPr>
-                <w:rFonts w:ascii="Microsoft YaHei" w:hAnsi="Microsoft YaHei" w:eastAsia="Microsoft YaHei"/>
-                <w:b w:val="0"/>
-                <w:sz w:val="18"/>
-              </w:rPr>
-              <w:t>ColorJitter</w:t>
-            </w:r>
-          </w:p>
-        </w:tc>
-        <w:tc>
-          <w:tcPr>
-            <w:tcW w:type="dxa" w:w="6236"/>
-            <w:vAlign w:val="center"/>
-          </w:tcPr>
-          <w:p>
-            <w:pPr>
-              <w:jc w:val="center"/>
-            </w:pPr>
-            <w:r/>
-            <w:r>
-              <w:rPr>
-                <w:rFonts w:ascii="Microsoft YaHei" w:hAnsi="Microsoft YaHei" w:eastAsia="Microsoft YaHei"/>
-                <w:b w:val="0"/>
-                <w:sz w:val="18"/>
-              </w:rPr>
-              <w:t>brightness=0.35, contrast=0.35, saturation=0.30, hue=0.05, p=0.80</w:t>
-            </w:r>
-          </w:p>
-        </w:tc>
-      </w:tr>
-      <w:tr>
-        <w:tc>
-          <w:tcPr>
-            <w:tcW w:type="dxa" w:w="2835"/>
-            <w:vAlign w:val="center"/>
-          </w:tcPr>
-          <w:p>
-            <w:pPr>
-              <w:jc w:val="center"/>
-            </w:pPr>
-            <w:r/>
-            <w:r>
-              <w:rPr>
-                <w:rFonts w:ascii="Microsoft YaHei" w:hAnsi="Microsoft YaHei" w:eastAsia="Microsoft YaHei"/>
-                <w:b w:val="0"/>
-                <w:sz w:val="18"/>
-              </w:rPr>
-              <w:t>RandomGrayscale</w:t>
-            </w:r>
-          </w:p>
-        </w:tc>
-        <w:tc>
-          <w:tcPr>
-            <w:tcW w:type="dxa" w:w="6236"/>
-            <w:vAlign w:val="center"/>
-          </w:tcPr>
-          <w:p>
-            <w:pPr>
-              <w:jc w:val="center"/>
-            </w:pPr>
-            <w:r/>
-            <w:r>
-              <w:rPr>
-                <w:rFonts w:ascii="Microsoft YaHei" w:hAnsi="Microsoft YaHei" w:eastAsia="Microsoft YaHei"/>
-                <w:b w:val="0"/>
-                <w:sz w:val="18"/>
-              </w:rPr>
-              <w:t>p=0.10</w:t>
-            </w:r>
-          </w:p>
-        </w:tc>
-      </w:tr>
-      <w:tr>
-        <w:tc>
-          <w:tcPr>
-            <w:tcW w:type="dxa" w:w="2835"/>
-            <w:vAlign w:val="center"/>
-          </w:tcPr>
-          <w:p>
-            <w:pPr>
-              <w:jc w:val="center"/>
-            </w:pPr>
-            <w:r/>
-            <w:r>
-              <w:rPr>
-                <w:rFonts w:ascii="Microsoft YaHei" w:hAnsi="Microsoft YaHei" w:eastAsia="Microsoft YaHei"/>
-                <w:b w:val="0"/>
-                <w:sz w:val="18"/>
-              </w:rPr>
-              <w:t>RandomAutocontrast</w:t>
-            </w:r>
-          </w:p>
-        </w:tc>
-        <w:tc>
-          <w:tcPr>
-            <w:tcW w:type="dxa" w:w="6236"/>
-            <w:vAlign w:val="center"/>
-          </w:tcPr>
-          <w:p>
-            <w:pPr>
-              <w:jc w:val="center"/>
-            </w:pPr>
-            <w:r/>
-            <w:r>
-              <w:rPr>
-                <w:rFonts w:ascii="Microsoft YaHei" w:hAnsi="Microsoft YaHei" w:eastAsia="Microsoft YaHei"/>
-                <w:b w:val="0"/>
-                <w:sz w:val="18"/>
-              </w:rPr>
-              <w:t>p=0.15</w:t>
-            </w:r>
-          </w:p>
-        </w:tc>
-      </w:tr>
-      <w:tr>
-        <w:tc>
-          <w:tcPr>
-            <w:tcW w:type="dxa" w:w="2835"/>
-            <w:vAlign w:val="center"/>
-          </w:tcPr>
-          <w:p>
-            <w:pPr>
-              <w:jc w:val="center"/>
-            </w:pPr>
-            <w:r/>
-            <w:r>
-              <w:rPr>
-                <w:rFonts w:ascii="Microsoft YaHei" w:hAnsi="Microsoft YaHei" w:eastAsia="Microsoft YaHei"/>
-                <w:b w:val="0"/>
-                <w:sz w:val="18"/>
-              </w:rPr>
-              <w:t>GaussianBlur</w:t>
-            </w:r>
-          </w:p>
-        </w:tc>
-        <w:tc>
-          <w:tcPr>
-            <w:tcW w:type="dxa" w:w="6236"/>
-            <w:vAlign w:val="center"/>
-          </w:tcPr>
-          <w:p>
-            <w:pPr>
-              <w:jc w:val="center"/>
-            </w:pPr>
-            <w:r/>
-            <w:r>
-              <w:rPr>
-                <w:rFonts w:ascii="Microsoft YaHei" w:hAnsi="Microsoft YaHei" w:eastAsia="Microsoft YaHei"/>
-                <w:b w:val="0"/>
-                <w:sz w:val="18"/>
-              </w:rPr>
-              <w:t>kernel_size=3, sigma=(0.1,1.0), p=0.15</w:t>
-            </w:r>
-          </w:p>
-        </w:tc>
-      </w:tr>
-      <w:tr>
-        <w:tc>
-          <w:tcPr>
-            <w:tcW w:type="dxa" w:w="2835"/>
-            <w:vAlign w:val="center"/>
-          </w:tcPr>
-          <w:p>
-            <w:pPr>
-              <w:jc w:val="center"/>
-            </w:pPr>
-            <w:r/>
-            <w:r>
-              <w:rPr>
-                <w:rFonts w:ascii="Microsoft YaHei" w:hAnsi="Microsoft YaHei" w:eastAsia="Microsoft YaHei"/>
-                <w:b w:val="0"/>
-                <w:sz w:val="18"/>
-              </w:rPr>
-              <w:t>RandomAdjustSharpness</w:t>
-            </w:r>
-          </w:p>
-        </w:tc>
-        <w:tc>
-          <w:tcPr>
-            <w:tcW w:type="dxa" w:w="6236"/>
-            <w:vAlign w:val="center"/>
-          </w:tcPr>
-          <w:p>
-            <w:pPr>
-              <w:jc w:val="center"/>
-            </w:pPr>
-            <w:r/>
-            <w:r>
-              <w:rPr>
-                <w:rFonts w:ascii="Microsoft YaHei" w:hAnsi="Microsoft YaHei" w:eastAsia="Microsoft YaHei"/>
-                <w:b w:val="0"/>
-                <w:sz w:val="18"/>
-              </w:rPr>
-              <w:t>sharpness_factor=0.6, p=0.10</w:t>
-            </w:r>
-          </w:p>
-        </w:tc>
-      </w:tr>
-    </w:tbl>
-    <w:p/>
     <w:p>
       <w:pPr>
         <w:pStyle w:val="Heading2"/>
       </w:pPr>
       <w:r>
+        <w:rPr>
+          <w:rFonts w:ascii="Noto Sans CJK JP" w:hAnsi="Noto Sans CJK JP" w:eastAsia="Noto Sans CJK JP"/>
+          <w:b/>
+        </w:rPr>
+        <w:t>7.2 Appearance Randomization（项目自定义）</w:t>
+      </w:r>
+    </w:p>
+    <w:p>
+      <w:pPr>
+        <w:spacing w:line="300" w:lineRule="auto"/>
+        <w:ind w:firstLine="420"/>
+      </w:pPr>
+      <w:r>
+        <w:rPr>
+          <w:rFonts w:ascii="Noto Sans CJK JP" w:hAnsi="Noto Sans CJK JP" w:eastAsia="Noto Sans CJK JP"/>
+          <w:b w:val="0"/>
+          <w:sz w:val="21"/>
+        </w:rPr>
+        <w:t>该配置早期也写作 Appearance Augmentation。它保留完整人脸区域，不使用 RandomResizedCrop 和 RandomErasing，重点随机化颜色、对比度、灰度、自动对比度、模糊和锐度，以减少对成像外观统计的依赖。</w:t>
+      </w:r>
+    </w:p>
+    <w:p>
+      <w:pPr>
+        <w:pStyle w:val="Heading2"/>
+      </w:pPr>
+      <w:r>
+        <w:rPr>
+          <w:rFonts w:ascii="Noto Sans CJK JP" w:hAnsi="Noto Sans CJK JP" w:eastAsia="Noto Sans CJK JP"/>
+          <w:b/>
+        </w:rPr>
         <w:t>7.3 MixStyle</w:t>
       </w:r>
     </w:p>
@@ -3984,244 +4311,23 @@
       </w:pPr>
       <w:r>
         <w:rPr>
-          <w:rFonts w:ascii="Microsoft YaHei" w:hAnsi="Microsoft YaHei" w:eastAsia="Microsoft YaHei"/>
+          <w:rFonts w:ascii="Noto Sans CJK JP" w:hAnsi="Noto Sans CJK JP" w:eastAsia="Noto Sans CJK JP"/>
+          <w:b w:val="0"/>
+          <w:sz w:val="21"/>
         </w:rPr>
-        <w:t>MixStyle 在 ResNet18 的 layer1 与 layer2 后插入特征统计混合模块。训练时计算 batch 内每个样本特征图的通道均值和标准差，并与随机打乱的样本统计量进行 Beta 分布加权混合。验证和测试阶段不启用 MixStyle。</w:t>
+        <w:t>MixStyle 插入 ResNet18 的 layer1 和 layer2 后，默认 p=0.5、alpha=0.1，混合系数服从 Beta(0.1,0.1)。该模块只在训练阶段启用，验证和测试阶段自动关闭。</w:t>
       </w:r>
     </w:p>
-    <w:tbl>
-      <w:tblPr>
-        <w:tblStyle w:val="TableGrid"/>
-        <w:tblW w:type="auto" w:w="0"/>
-        <w:jc w:val="center"/>
-        <w:tblLook w:firstColumn="1" w:firstRow="1" w:lastColumn="0" w:lastRow="0" w:noHBand="0" w:noVBand="1" w:val="04A0"/>
-      </w:tblPr>
-      <w:tblGrid>
-        <w:gridCol w:w="4873"/>
-        <w:gridCol w:w="4873"/>
-      </w:tblGrid>
-      <w:tr>
-        <w:tc>
-          <w:tcPr>
-            <w:tcW w:type="dxa" w:w="2835"/>
-            <w:shd w:fill="1F4E79"/>
-            <w:vAlign w:val="center"/>
-          </w:tcPr>
-          <w:p>
-            <w:pPr>
-              <w:jc w:val="center"/>
-            </w:pPr>
-            <w:r/>
-            <w:r>
-              <w:rPr>
-                <w:rFonts w:ascii="Microsoft YaHei" w:hAnsi="Microsoft YaHei" w:eastAsia="Microsoft YaHei"/>
-                <w:b/>
-                <w:color w:val="FFFFFF"/>
-                <w:sz w:val="18"/>
-              </w:rPr>
-              <w:t>参数</w:t>
-            </w:r>
-          </w:p>
-        </w:tc>
-        <w:tc>
-          <w:tcPr>
-            <w:tcW w:type="dxa" w:w="6236"/>
-            <w:shd w:fill="1F4E79"/>
-            <w:vAlign w:val="center"/>
-          </w:tcPr>
-          <w:p>
-            <w:pPr>
-              <w:jc w:val="center"/>
-            </w:pPr>
-            <w:r/>
-            <w:r>
-              <w:rPr>
-                <w:rFonts w:ascii="Microsoft YaHei" w:hAnsi="Microsoft YaHei" w:eastAsia="Microsoft YaHei"/>
-                <w:b/>
-                <w:color w:val="FFFFFF"/>
-                <w:sz w:val="18"/>
-              </w:rPr>
-              <w:t>数值/位置</w:t>
-            </w:r>
-          </w:p>
-        </w:tc>
-      </w:tr>
-      <w:tr>
-        <w:tc>
-          <w:tcPr>
-            <w:tcW w:type="dxa" w:w="2835"/>
-            <w:vAlign w:val="center"/>
-          </w:tcPr>
-          <w:p>
-            <w:pPr>
-              <w:jc w:val="center"/>
-            </w:pPr>
-            <w:r/>
-            <w:r>
-              <w:rPr>
-                <w:rFonts w:ascii="Microsoft YaHei" w:hAnsi="Microsoft YaHei" w:eastAsia="Microsoft YaHei"/>
-                <w:b w:val="0"/>
-                <w:sz w:val="18"/>
-              </w:rPr>
-              <w:t>插入位置</w:t>
-            </w:r>
-          </w:p>
-        </w:tc>
-        <w:tc>
-          <w:tcPr>
-            <w:tcW w:type="dxa" w:w="6236"/>
-            <w:vAlign w:val="center"/>
-          </w:tcPr>
-          <w:p>
-            <w:pPr>
-              <w:jc w:val="center"/>
-            </w:pPr>
-            <w:r/>
-            <w:r>
-              <w:rPr>
-                <w:rFonts w:ascii="Microsoft YaHei" w:hAnsi="Microsoft YaHei" w:eastAsia="Microsoft YaHei"/>
-                <w:b w:val="0"/>
-                <w:sz w:val="18"/>
-              </w:rPr>
-              <w:t>layer1 后、layer2 后</w:t>
-            </w:r>
-          </w:p>
-        </w:tc>
-      </w:tr>
-      <w:tr>
-        <w:tc>
-          <w:tcPr>
-            <w:tcW w:type="dxa" w:w="2835"/>
-            <w:vAlign w:val="center"/>
-          </w:tcPr>
-          <w:p>
-            <w:pPr>
-              <w:jc w:val="center"/>
-            </w:pPr>
-            <w:r/>
-            <w:r>
-              <w:rPr>
-                <w:rFonts w:ascii="Microsoft YaHei" w:hAnsi="Microsoft YaHei" w:eastAsia="Microsoft YaHei"/>
-                <w:b w:val="0"/>
-                <w:sz w:val="18"/>
-              </w:rPr>
-              <w:t>p</w:t>
-            </w:r>
-          </w:p>
-        </w:tc>
-        <w:tc>
-          <w:tcPr>
-            <w:tcW w:type="dxa" w:w="6236"/>
-            <w:vAlign w:val="center"/>
-          </w:tcPr>
-          <w:p>
-            <w:pPr>
-              <w:jc w:val="center"/>
-            </w:pPr>
-            <w:r/>
-            <w:r>
-              <w:rPr>
-                <w:rFonts w:ascii="Microsoft YaHei" w:hAnsi="Microsoft YaHei" w:eastAsia="Microsoft YaHei"/>
-                <w:b w:val="0"/>
-                <w:sz w:val="18"/>
-              </w:rPr>
-              <w:t>0.5</w:t>
-            </w:r>
-          </w:p>
-        </w:tc>
-      </w:tr>
-      <w:tr>
-        <w:tc>
-          <w:tcPr>
-            <w:tcW w:type="dxa" w:w="2835"/>
-            <w:vAlign w:val="center"/>
-          </w:tcPr>
-          <w:p>
-            <w:pPr>
-              <w:jc w:val="center"/>
-            </w:pPr>
-            <w:r/>
-            <w:r>
-              <w:rPr>
-                <w:rFonts w:ascii="Microsoft YaHei" w:hAnsi="Microsoft YaHei" w:eastAsia="Microsoft YaHei"/>
-                <w:b w:val="0"/>
-                <w:sz w:val="18"/>
-              </w:rPr>
-              <w:t>alpha</w:t>
-            </w:r>
-          </w:p>
-        </w:tc>
-        <w:tc>
-          <w:tcPr>
-            <w:tcW w:type="dxa" w:w="6236"/>
-            <w:vAlign w:val="center"/>
-          </w:tcPr>
-          <w:p>
-            <w:pPr>
-              <w:jc w:val="center"/>
-            </w:pPr>
-            <w:r/>
-            <w:r>
-              <w:rPr>
-                <w:rFonts w:ascii="Microsoft YaHei" w:hAnsi="Microsoft YaHei" w:eastAsia="Microsoft YaHei"/>
-                <w:b w:val="0"/>
-                <w:sz w:val="18"/>
-              </w:rPr>
-              <w:t>0.1</w:t>
-            </w:r>
-          </w:p>
-        </w:tc>
-      </w:tr>
-      <w:tr>
-        <w:tc>
-          <w:tcPr>
-            <w:tcW w:type="dxa" w:w="2835"/>
-            <w:vAlign w:val="center"/>
-          </w:tcPr>
-          <w:p>
-            <w:pPr>
-              <w:jc w:val="center"/>
-            </w:pPr>
-            <w:r/>
-            <w:r>
-              <w:rPr>
-                <w:rFonts w:ascii="Microsoft YaHei" w:hAnsi="Microsoft YaHei" w:eastAsia="Microsoft YaHei"/>
-                <w:b w:val="0"/>
-                <w:sz w:val="18"/>
-              </w:rPr>
-              <w:t>lambda</w:t>
-            </w:r>
-          </w:p>
-        </w:tc>
-        <w:tc>
-          <w:tcPr>
-            <w:tcW w:type="dxa" w:w="6236"/>
-            <w:vAlign w:val="center"/>
-          </w:tcPr>
-          <w:p>
-            <w:pPr>
-              <w:jc w:val="center"/>
-            </w:pPr>
-            <w:r/>
-            <w:r>
-              <w:rPr>
-                <w:rFonts w:ascii="Microsoft YaHei" w:hAnsi="Microsoft YaHei" w:eastAsia="Microsoft YaHei"/>
-                <w:b w:val="0"/>
-                <w:sz w:val="18"/>
-              </w:rPr>
-              <w:t>Beta(0.1,0.1)</w:t>
-            </w:r>
-          </w:p>
-        </w:tc>
-      </w:tr>
-    </w:tbl>
-    <w:p/>
     <w:p>
       <w:pPr>
         <w:pStyle w:val="Heading2"/>
       </w:pPr>
       <w:r>
-        <w:t>7.4 Fourier Amplitude Augmentation</w:t>
+        <w:rPr>
+          <w:rFonts w:ascii="Noto Sans CJK JP" w:hAnsi="Noto Sans CJK JP" w:eastAsia="Noto Sans CJK JP"/>
+          <w:b/>
+        </w:rPr>
+        <w:t>7.4 Fourier Amplitude Augmentation（项目轻量实现）</w:t>
       </w:r>
     </w:p>
     <w:p>
@@ -4231,286 +4337,23 @@
       </w:pPr>
       <w:r>
         <w:rPr>
-          <w:rFonts w:ascii="Microsoft YaHei" w:hAnsi="Microsoft YaHei" w:eastAsia="Microsoft YaHei"/>
+          <w:rFonts w:ascii="Noto Sans CJK JP" w:hAnsi="Noto Sans CJK JP" w:eastAsia="Noto Sans CJK JP"/>
+          <w:b w:val="0"/>
+          <w:sz w:val="21"/>
         </w:rPr>
-        <w:t>Fourier 方法只在训练阶段启用。输入图像先反 ImageNet Normalize 到 [0,1]，执行 2D FFT，分离 amplitude 与 phase；随后只混合中心低频 amplitude patch，并保留源样本 phase，最后 IFFT 还原图像并重新 Normalize。为避免标签语义污染，donor 样本只在同类别内选择，即 Live 与 Live 混合、Spoof 与 Spoof 混合。</w:t>
+        <w:t>Fourier 方法在训练阶段反归一化输入图像，执行二维 FFT，将图像分解为 amplitude 和 phase；随后只在同类别样本之间混合频谱中心约 10% 的低频 amplitude，最大混合权重为 0.35，同时保留源样本 phase 和其余高频幅度，最后 IFFT 重建并重新 Normalize。Live 只与 Live 混合，Spoof 只与 Spoof 混合，以避免标签语义污染。</w:t>
       </w:r>
     </w:p>
-    <w:tbl>
-      <w:tblPr>
-        <w:tblStyle w:val="TableGrid"/>
-        <w:tblW w:type="auto" w:w="0"/>
-        <w:jc w:val="center"/>
-        <w:tblLook w:firstColumn="1" w:firstRow="1" w:lastColumn="0" w:lastRow="0" w:noHBand="0" w:noVBand="1" w:val="04A0"/>
-      </w:tblPr>
-      <w:tblGrid>
-        <w:gridCol w:w="4873"/>
-        <w:gridCol w:w="4873"/>
-      </w:tblGrid>
-      <w:tr>
-        <w:tc>
-          <w:tcPr>
-            <w:tcW w:type="dxa" w:w="2835"/>
-            <w:shd w:fill="1F4E79"/>
-            <w:vAlign w:val="center"/>
-          </w:tcPr>
-          <w:p>
-            <w:pPr>
-              <w:jc w:val="center"/>
-            </w:pPr>
-            <w:r/>
-            <w:r>
-              <w:rPr>
-                <w:rFonts w:ascii="Microsoft YaHei" w:hAnsi="Microsoft YaHei" w:eastAsia="Microsoft YaHei"/>
-                <w:b/>
-                <w:color w:val="FFFFFF"/>
-                <w:sz w:val="18"/>
-              </w:rPr>
-              <w:t>参数</w:t>
-            </w:r>
-          </w:p>
-        </w:tc>
-        <w:tc>
-          <w:tcPr>
-            <w:tcW w:type="dxa" w:w="6236"/>
-            <w:shd w:fill="1F4E79"/>
-            <w:vAlign w:val="center"/>
-          </w:tcPr>
-          <w:p>
-            <w:pPr>
-              <w:jc w:val="center"/>
-            </w:pPr>
-            <w:r/>
-            <w:r>
-              <w:rPr>
-                <w:rFonts w:ascii="Microsoft YaHei" w:hAnsi="Microsoft YaHei" w:eastAsia="Microsoft YaHei"/>
-                <w:b/>
-                <w:color w:val="FFFFFF"/>
-                <w:sz w:val="18"/>
-              </w:rPr>
-              <w:t>数值</w:t>
-            </w:r>
-          </w:p>
-        </w:tc>
-      </w:tr>
-      <w:tr>
-        <w:tc>
-          <w:tcPr>
-            <w:tcW w:type="dxa" w:w="2835"/>
-            <w:vAlign w:val="center"/>
-          </w:tcPr>
-          <w:p>
-            <w:pPr>
-              <w:jc w:val="center"/>
-            </w:pPr>
-            <w:r/>
-            <w:r>
-              <w:rPr>
-                <w:rFonts w:ascii="Microsoft YaHei" w:hAnsi="Microsoft YaHei" w:eastAsia="Microsoft YaHei"/>
-                <w:b w:val="0"/>
-                <w:sz w:val="18"/>
-              </w:rPr>
-              <w:t>fourier_p</w:t>
-            </w:r>
-          </w:p>
-        </w:tc>
-        <w:tc>
-          <w:tcPr>
-            <w:tcW w:type="dxa" w:w="6236"/>
-            <w:vAlign w:val="center"/>
-          </w:tcPr>
-          <w:p>
-            <w:pPr>
-              <w:jc w:val="center"/>
-            </w:pPr>
-            <w:r/>
-            <w:r>
-              <w:rPr>
-                <w:rFonts w:ascii="Microsoft YaHei" w:hAnsi="Microsoft YaHei" w:eastAsia="Microsoft YaHei"/>
-                <w:b w:val="0"/>
-                <w:sz w:val="18"/>
-              </w:rPr>
-              <w:t>0.5</w:t>
-            </w:r>
-          </w:p>
-        </w:tc>
-      </w:tr>
-      <w:tr>
-        <w:tc>
-          <w:tcPr>
-            <w:tcW w:type="dxa" w:w="2835"/>
-            <w:vAlign w:val="center"/>
-          </w:tcPr>
-          <w:p>
-            <w:pPr>
-              <w:jc w:val="center"/>
-            </w:pPr>
-            <w:r/>
-            <w:r>
-              <w:rPr>
-                <w:rFonts w:ascii="Microsoft YaHei" w:hAnsi="Microsoft YaHei" w:eastAsia="Microsoft YaHei"/>
-                <w:b w:val="0"/>
-                <w:sz w:val="18"/>
-              </w:rPr>
-              <w:t>fourier_max_lambda</w:t>
-            </w:r>
-          </w:p>
-        </w:tc>
-        <w:tc>
-          <w:tcPr>
-            <w:tcW w:type="dxa" w:w="6236"/>
-            <w:vAlign w:val="center"/>
-          </w:tcPr>
-          <w:p>
-            <w:pPr>
-              <w:jc w:val="center"/>
-            </w:pPr>
-            <w:r/>
-            <w:r>
-              <w:rPr>
-                <w:rFonts w:ascii="Microsoft YaHei" w:hAnsi="Microsoft YaHei" w:eastAsia="Microsoft YaHei"/>
-                <w:b w:val="0"/>
-                <w:sz w:val="18"/>
-              </w:rPr>
-              <w:t>0.35</w:t>
-            </w:r>
-          </w:p>
-        </w:tc>
-      </w:tr>
-      <w:tr>
-        <w:tc>
-          <w:tcPr>
-            <w:tcW w:type="dxa" w:w="2835"/>
-            <w:vAlign w:val="center"/>
-          </w:tcPr>
-          <w:p>
-            <w:pPr>
-              <w:jc w:val="center"/>
-            </w:pPr>
-            <w:r/>
-            <w:r>
-              <w:rPr>
-                <w:rFonts w:ascii="Microsoft YaHei" w:hAnsi="Microsoft YaHei" w:eastAsia="Microsoft YaHei"/>
-                <w:b w:val="0"/>
-                <w:sz w:val="18"/>
-              </w:rPr>
-              <w:t>fourier_low_freq_ratio</w:t>
-            </w:r>
-          </w:p>
-        </w:tc>
-        <w:tc>
-          <w:tcPr>
-            <w:tcW w:type="dxa" w:w="6236"/>
-            <w:vAlign w:val="center"/>
-          </w:tcPr>
-          <w:p>
-            <w:pPr>
-              <w:jc w:val="center"/>
-            </w:pPr>
-            <w:r/>
-            <w:r>
-              <w:rPr>
-                <w:rFonts w:ascii="Microsoft YaHei" w:hAnsi="Microsoft YaHei" w:eastAsia="Microsoft YaHei"/>
-                <w:b w:val="0"/>
-                <w:sz w:val="18"/>
-              </w:rPr>
-              <w:t>0.10</w:t>
-            </w:r>
-          </w:p>
-        </w:tc>
-      </w:tr>
-      <w:tr>
-        <w:tc>
-          <w:tcPr>
-            <w:tcW w:type="dxa" w:w="2835"/>
-            <w:vAlign w:val="center"/>
-          </w:tcPr>
-          <w:p>
-            <w:pPr>
-              <w:jc w:val="center"/>
-            </w:pPr>
-            <w:r/>
-            <w:r>
-              <w:rPr>
-                <w:rFonts w:ascii="Microsoft YaHei" w:hAnsi="Microsoft YaHei" w:eastAsia="Microsoft YaHei"/>
-                <w:b w:val="0"/>
-                <w:sz w:val="18"/>
-              </w:rPr>
-              <w:t>mixing</w:t>
-            </w:r>
-          </w:p>
-        </w:tc>
-        <w:tc>
-          <w:tcPr>
-            <w:tcW w:type="dxa" w:w="6236"/>
-            <w:vAlign w:val="center"/>
-          </w:tcPr>
-          <w:p>
-            <w:pPr>
-              <w:jc w:val="center"/>
-            </w:pPr>
-            <w:r/>
-            <w:r>
-              <w:rPr>
-                <w:rFonts w:ascii="Microsoft YaHei" w:hAnsi="Microsoft YaHei" w:eastAsia="Microsoft YaHei"/>
-                <w:b w:val="0"/>
-                <w:sz w:val="18"/>
-              </w:rPr>
-              <w:t>same-class only</w:t>
-            </w:r>
-          </w:p>
-        </w:tc>
-      </w:tr>
-      <w:tr>
-        <w:tc>
-          <w:tcPr>
-            <w:tcW w:type="dxa" w:w="2835"/>
-            <w:vAlign w:val="center"/>
-          </w:tcPr>
-          <w:p>
-            <w:pPr>
-              <w:jc w:val="center"/>
-            </w:pPr>
-            <w:r/>
-            <w:r>
-              <w:rPr>
-                <w:rFonts w:ascii="Microsoft YaHei" w:hAnsi="Microsoft YaHei" w:eastAsia="Microsoft YaHei"/>
-                <w:b w:val="0"/>
-                <w:sz w:val="18"/>
-              </w:rPr>
-              <w:t>phase</w:t>
-            </w:r>
-          </w:p>
-        </w:tc>
-        <w:tc>
-          <w:tcPr>
-            <w:tcW w:type="dxa" w:w="6236"/>
-            <w:vAlign w:val="center"/>
-          </w:tcPr>
-          <w:p>
-            <w:pPr>
-              <w:jc w:val="center"/>
-            </w:pPr>
-            <w:r/>
-            <w:r>
-              <w:rPr>
-                <w:rFonts w:ascii="Microsoft YaHei" w:hAnsi="Microsoft YaHei" w:eastAsia="Microsoft YaHei"/>
-                <w:b w:val="0"/>
-                <w:sz w:val="18"/>
-              </w:rPr>
-              <w:t>保留源样本 phase</w:t>
-            </w:r>
-          </w:p>
-        </w:tc>
-      </w:tr>
-    </w:tbl>
-    <w:p/>
     <w:p>
       <w:pPr>
         <w:pStyle w:val="Heading1"/>
       </w:pPr>
       <w:r>
-        <w:t>八、第三周实验结果</w:t>
+        <w:rPr>
+          <w:rFonts w:ascii="Noto Sans CJK JP" w:hAnsi="Noto Sans CJK JP" w:eastAsia="Noto Sans CJK JP"/>
+          <w:b/>
+        </w:rPr>
+        <w:t>八、第三周实验结果与最终推荐</w:t>
       </w:r>
     </w:p>
     <w:p>
@@ -4520,8 +4363,8 @@
       <w:r>
         <w:drawing>
           <wp:inline xmlns:a="http://schemas.openxmlformats.org/drawingml/2006/main" xmlns:pic="http://schemas.openxmlformats.org/drawingml/2006/picture">
-            <wp:extent cx="5688000" cy="3160000"/>
-            <wp:docPr id="2" name="Picture 2"/>
+            <wp:extent cx="5508000" cy="3060000"/>
+            <wp:docPr id="3" name="Picture 3"/>
             <wp:cNvGraphicFramePr>
               <a:graphicFrameLocks noChangeAspect="1"/>
             </wp:cNvGraphicFramePr>
@@ -4533,7 +4376,7 @@
                     <pic:cNvPicPr/>
                   </pic:nvPicPr>
                   <pic:blipFill>
-                    <a:blip r:embed="rId10"/>
+                    <a:blip r:embed="rId11"/>
                     <a:stretch>
                       <a:fillRect/>
                     </a:stretch>
@@ -4541,7 +4384,7 @@
                   <pic:spPr>
                     <a:xfrm>
                       <a:off x="0" y="0"/>
-                      <a:ext cx="5688000" cy="3160000"/>
+                      <a:ext cx="5508000" cy="3060000"/>
                     </a:xfrm>
                     <a:prstGeom prst="rect"/>
                   </pic:spPr>
@@ -4558,11 +4401,11 @@
       </w:pPr>
       <w:r>
         <w:rPr>
-          <w:rFonts w:ascii="Microsoft YaHei" w:hAnsi="Microsoft YaHei" w:eastAsia="Microsoft YaHei"/>
-          <w:color w:val="5A5A5A"/>
-          <w:sz w:val="18"/>
+          <w:rFonts w:ascii="Noto Sans CJK JP" w:hAnsi="Noto Sans CJK JP" w:eastAsia="Noto Sans CJK JP"/>
+          <w:color w:val="666666"/>
+          <w:sz w:val="17"/>
         </w:rPr>
-        <w:t>图2  三目标域宏平均指标对比</w:t>
+        <w:t>图3  三个目标域宏平均：五种方法总体对比</w:t>
       </w:r>
     </w:p>
     <w:tbl>
@@ -4573,11 +4416,11 @@
         <w:tblLook w:firstColumn="1" w:firstRow="1" w:lastColumn="0" w:lastRow="0" w:noHBand="0" w:noVBand="1" w:val="04A0"/>
       </w:tblPr>
       <w:tblGrid>
-        <w:gridCol w:w="1949"/>
-        <w:gridCol w:w="1949"/>
-        <w:gridCol w:w="1949"/>
-        <w:gridCol w:w="1949"/>
-        <w:gridCol w:w="1949"/>
+        <w:gridCol w:w="1994"/>
+        <w:gridCol w:w="1994"/>
+        <w:gridCol w:w="1994"/>
+        <w:gridCol w:w="1994"/>
+        <w:gridCol w:w="1994"/>
       </w:tblGrid>
       <w:tr>
         <w:tc>
@@ -4593,10 +4436,10 @@
             <w:r/>
             <w:r>
               <w:rPr>
-                <w:rFonts w:ascii="Microsoft YaHei" w:hAnsi="Microsoft YaHei" w:eastAsia="Microsoft YaHei"/>
+                <w:rFonts w:ascii="Noto Sans CJK JP" w:hAnsi="Noto Sans CJK JP" w:eastAsia="Noto Sans CJK JP"/>
                 <w:b/>
                 <w:color w:val="FFFFFF"/>
-                <w:sz w:val="18"/>
+                <w:sz w:val="16"/>
               </w:rPr>
               <w:t>方法</w:t>
             </w:r>
@@ -4615,10 +4458,10 @@
             <w:r/>
             <w:r>
               <w:rPr>
-                <w:rFonts w:ascii="Microsoft YaHei" w:hAnsi="Microsoft YaHei" w:eastAsia="Microsoft YaHei"/>
+                <w:rFonts w:ascii="Noto Sans CJK JP" w:hAnsi="Noto Sans CJK JP" w:eastAsia="Noto Sans CJK JP"/>
                 <w:b/>
                 <w:color w:val="FFFFFF"/>
-                <w:sz w:val="18"/>
+                <w:sz w:val="16"/>
               </w:rPr>
               <w:t>平均 Accuracy</w:t>
             </w:r>
@@ -4637,10 +4480,10 @@
             <w:r/>
             <w:r>
               <w:rPr>
-                <w:rFonts w:ascii="Microsoft YaHei" w:hAnsi="Microsoft YaHei" w:eastAsia="Microsoft YaHei"/>
+                <w:rFonts w:ascii="Noto Sans CJK JP" w:hAnsi="Noto Sans CJK JP" w:eastAsia="Noto Sans CJK JP"/>
                 <w:b/>
                 <w:color w:val="FFFFFF"/>
-                <w:sz w:val="18"/>
+                <w:sz w:val="16"/>
               </w:rPr>
               <w:t>平均 AUC</w:t>
             </w:r>
@@ -4659,10 +4502,10 @@
             <w:r/>
             <w:r>
               <w:rPr>
-                <w:rFonts w:ascii="Microsoft YaHei" w:hAnsi="Microsoft YaHei" w:eastAsia="Microsoft YaHei"/>
+                <w:rFonts w:ascii="Noto Sans CJK JP" w:hAnsi="Noto Sans CJK JP" w:eastAsia="Noto Sans CJK JP"/>
                 <w:b/>
                 <w:color w:val="FFFFFF"/>
-                <w:sz w:val="18"/>
+                <w:sz w:val="16"/>
               </w:rPr>
               <w:t>平均 EER</w:t>
             </w:r>
@@ -4681,12 +4524,12 @@
             <w:r/>
             <w:r>
               <w:rPr>
-                <w:rFonts w:ascii="Microsoft YaHei" w:hAnsi="Microsoft YaHei" w:eastAsia="Microsoft YaHei"/>
+                <w:rFonts w:ascii="Noto Sans CJK JP" w:hAnsi="Noto Sans CJK JP" w:eastAsia="Noto Sans CJK JP"/>
                 <w:b/>
                 <w:color w:val="FFFFFF"/>
-                <w:sz w:val="18"/>
+                <w:sz w:val="16"/>
               </w:rPr>
-              <w:t>三域完整改善数</w:t>
+              <w:t>完整改善数</w:t>
             </w:r>
           </w:p>
         </w:tc>
@@ -4704,9 +4547,9 @@
             <w:r/>
             <w:r>
               <w:rPr>
-                <w:rFonts w:ascii="Microsoft YaHei" w:hAnsi="Microsoft YaHei" w:eastAsia="Microsoft YaHei"/>
+                <w:rFonts w:ascii="Noto Sans CJK JP" w:hAnsi="Noto Sans CJK JP" w:eastAsia="Noto Sans CJK JP"/>
                 <w:b w:val="0"/>
-                <w:sz w:val="18"/>
+                <w:sz w:val="16"/>
               </w:rPr>
               <w:t>Baseline</w:t>
             </w:r>
@@ -4724,9 +4567,9 @@
             <w:r/>
             <w:r>
               <w:rPr>
-                <w:rFonts w:ascii="Microsoft YaHei" w:hAnsi="Microsoft YaHei" w:eastAsia="Microsoft YaHei"/>
+                <w:rFonts w:ascii="Noto Sans CJK JP" w:hAnsi="Noto Sans CJK JP" w:eastAsia="Noto Sans CJK JP"/>
                 <w:b w:val="0"/>
-                <w:sz w:val="18"/>
+                <w:sz w:val="16"/>
               </w:rPr>
               <w:t>45.7576%</w:t>
             </w:r>
@@ -4744,9 +4587,9 @@
             <w:r/>
             <w:r>
               <w:rPr>
-                <w:rFonts w:ascii="Microsoft YaHei" w:hAnsi="Microsoft YaHei" w:eastAsia="Microsoft YaHei"/>
+                <w:rFonts w:ascii="Noto Sans CJK JP" w:hAnsi="Noto Sans CJK JP" w:eastAsia="Noto Sans CJK JP"/>
                 <w:b w:val="0"/>
-                <w:sz w:val="18"/>
+                <w:sz w:val="16"/>
               </w:rPr>
               <w:t>42.2235%</w:t>
             </w:r>
@@ -4764,9 +4607,9 @@
             <w:r/>
             <w:r>
               <w:rPr>
-                <w:rFonts w:ascii="Microsoft YaHei" w:hAnsi="Microsoft YaHei" w:eastAsia="Microsoft YaHei"/>
+                <w:rFonts w:ascii="Noto Sans CJK JP" w:hAnsi="Noto Sans CJK JP" w:eastAsia="Noto Sans CJK JP"/>
                 <w:b w:val="0"/>
-                <w:sz w:val="18"/>
+                <w:sz w:val="16"/>
               </w:rPr>
               <w:t>55.3802%</w:t>
             </w:r>
@@ -4784,9 +4627,9 @@
             <w:r/>
             <w:r>
               <w:rPr>
-                <w:rFonts w:ascii="Microsoft YaHei" w:hAnsi="Microsoft YaHei" w:eastAsia="Microsoft YaHei"/>
+                <w:rFonts w:ascii="Noto Sans CJK JP" w:hAnsi="Noto Sans CJK JP" w:eastAsia="Noto Sans CJK JP"/>
                 <w:b w:val="0"/>
-                <w:sz w:val="18"/>
+                <w:sz w:val="16"/>
               </w:rPr>
               <w:t>-</w:t>
             </w:r>
@@ -4806,9 +4649,9 @@
             <w:r/>
             <w:r>
               <w:rPr>
-                <w:rFonts w:ascii="Microsoft YaHei" w:hAnsi="Microsoft YaHei" w:eastAsia="Microsoft YaHei"/>
+                <w:rFonts w:ascii="Noto Sans CJK JP" w:hAnsi="Noto Sans CJK JP" w:eastAsia="Noto Sans CJK JP"/>
                 <w:b w:val="0"/>
-                <w:sz w:val="18"/>
+                <w:sz w:val="16"/>
               </w:rPr>
               <w:t>Strong</w:t>
             </w:r>
@@ -4826,9 +4669,9 @@
             <w:r/>
             <w:r>
               <w:rPr>
-                <w:rFonts w:ascii="Microsoft YaHei" w:hAnsi="Microsoft YaHei" w:eastAsia="Microsoft YaHei"/>
+                <w:rFonts w:ascii="Noto Sans CJK JP" w:hAnsi="Noto Sans CJK JP" w:eastAsia="Noto Sans CJK JP"/>
                 <w:b w:val="0"/>
-                <w:sz w:val="18"/>
+                <w:sz w:val="16"/>
               </w:rPr>
               <w:t>59.5185%</w:t>
             </w:r>
@@ -4846,9 +4689,9 @@
             <w:r/>
             <w:r>
               <w:rPr>
-                <w:rFonts w:ascii="Microsoft YaHei" w:hAnsi="Microsoft YaHei" w:eastAsia="Microsoft YaHei"/>
+                <w:rFonts w:ascii="Noto Sans CJK JP" w:hAnsi="Noto Sans CJK JP" w:eastAsia="Noto Sans CJK JP"/>
                 <w:b w:val="0"/>
-                <w:sz w:val="18"/>
+                <w:sz w:val="16"/>
               </w:rPr>
               <w:t>46.9866%</w:t>
             </w:r>
@@ -4866,9 +4709,9 @@
             <w:r/>
             <w:r>
               <w:rPr>
-                <w:rFonts w:ascii="Microsoft YaHei" w:hAnsi="Microsoft YaHei" w:eastAsia="Microsoft YaHei"/>
+                <w:rFonts w:ascii="Noto Sans CJK JP" w:hAnsi="Noto Sans CJK JP" w:eastAsia="Noto Sans CJK JP"/>
                 <w:b w:val="0"/>
-                <w:sz w:val="18"/>
+                <w:sz w:val="16"/>
               </w:rPr>
               <w:t>50.7384%</w:t>
             </w:r>
@@ -4886,9 +4729,9 @@
             <w:r/>
             <w:r>
               <w:rPr>
-                <w:rFonts w:ascii="Microsoft YaHei" w:hAnsi="Microsoft YaHei" w:eastAsia="Microsoft YaHei"/>
+                <w:rFonts w:ascii="Noto Sans CJK JP" w:hAnsi="Noto Sans CJK JP" w:eastAsia="Noto Sans CJK JP"/>
                 <w:b w:val="0"/>
-                <w:sz w:val="18"/>
+                <w:sz w:val="16"/>
               </w:rPr>
               <w:t>1/3</w:t>
             </w:r>
@@ -4908,9 +4751,9 @@
             <w:r/>
             <w:r>
               <w:rPr>
-                <w:rFonts w:ascii="Microsoft YaHei" w:hAnsi="Microsoft YaHei" w:eastAsia="Microsoft YaHei"/>
+                <w:rFonts w:ascii="Noto Sans CJK JP" w:hAnsi="Noto Sans CJK JP" w:eastAsia="Noto Sans CJK JP"/>
                 <w:b w:val="0"/>
-                <w:sz w:val="18"/>
+                <w:sz w:val="16"/>
               </w:rPr>
               <w:t>Appearance</w:t>
             </w:r>
@@ -4928,9 +4771,9 @@
             <w:r/>
             <w:r>
               <w:rPr>
-                <w:rFonts w:ascii="Microsoft YaHei" w:hAnsi="Microsoft YaHei" w:eastAsia="Microsoft YaHei"/>
+                <w:rFonts w:ascii="Noto Sans CJK JP" w:hAnsi="Noto Sans CJK JP" w:eastAsia="Noto Sans CJK JP"/>
                 <w:b w:val="0"/>
-                <w:sz w:val="18"/>
+                <w:sz w:val="16"/>
               </w:rPr>
               <w:t>50.5986%</w:t>
             </w:r>
@@ -4948,9 +4791,9 @@
             <w:r/>
             <w:r>
               <w:rPr>
-                <w:rFonts w:ascii="Microsoft YaHei" w:hAnsi="Microsoft YaHei" w:eastAsia="Microsoft YaHei"/>
+                <w:rFonts w:ascii="Noto Sans CJK JP" w:hAnsi="Noto Sans CJK JP" w:eastAsia="Noto Sans CJK JP"/>
                 <w:b w:val="0"/>
-                <w:sz w:val="18"/>
+                <w:sz w:val="16"/>
               </w:rPr>
               <w:t>47.1715%</w:t>
             </w:r>
@@ -4968,9 +4811,9 @@
             <w:r/>
             <w:r>
               <w:rPr>
-                <w:rFonts w:ascii="Microsoft YaHei" w:hAnsi="Microsoft YaHei" w:eastAsia="Microsoft YaHei"/>
+                <w:rFonts w:ascii="Noto Sans CJK JP" w:hAnsi="Noto Sans CJK JP" w:eastAsia="Noto Sans CJK JP"/>
                 <w:b w:val="0"/>
-                <w:sz w:val="18"/>
+                <w:sz w:val="16"/>
               </w:rPr>
               <w:t>51.7376%</w:t>
             </w:r>
@@ -4988,9 +4831,9 @@
             <w:r/>
             <w:r>
               <w:rPr>
-                <w:rFonts w:ascii="Microsoft YaHei" w:hAnsi="Microsoft YaHei" w:eastAsia="Microsoft YaHei"/>
+                <w:rFonts w:ascii="Noto Sans CJK JP" w:hAnsi="Noto Sans CJK JP" w:eastAsia="Noto Sans CJK JP"/>
                 <w:b w:val="0"/>
-                <w:sz w:val="18"/>
+                <w:sz w:val="16"/>
               </w:rPr>
               <w:t>2/3</w:t>
             </w:r>
@@ -5010,9 +4853,9 @@
             <w:r/>
             <w:r>
               <w:rPr>
-                <w:rFonts w:ascii="Microsoft YaHei" w:hAnsi="Microsoft YaHei" w:eastAsia="Microsoft YaHei"/>
+                <w:rFonts w:ascii="Noto Sans CJK JP" w:hAnsi="Noto Sans CJK JP" w:eastAsia="Noto Sans CJK JP"/>
                 <w:b w:val="0"/>
-                <w:sz w:val="18"/>
+                <w:sz w:val="16"/>
               </w:rPr>
               <w:t>MixStyle</w:t>
             </w:r>
@@ -5030,9 +4873,9 @@
             <w:r/>
             <w:r>
               <w:rPr>
-                <w:rFonts w:ascii="Microsoft YaHei" w:hAnsi="Microsoft YaHei" w:eastAsia="Microsoft YaHei"/>
+                <w:rFonts w:ascii="Noto Sans CJK JP" w:hAnsi="Noto Sans CJK JP" w:eastAsia="Noto Sans CJK JP"/>
                 <w:b w:val="0"/>
-                <w:sz w:val="18"/>
+                <w:sz w:val="16"/>
               </w:rPr>
               <w:t>53.5927%</w:t>
             </w:r>
@@ -5050,9 +4893,9 @@
             <w:r/>
             <w:r>
               <w:rPr>
-                <w:rFonts w:ascii="Microsoft YaHei" w:hAnsi="Microsoft YaHei" w:eastAsia="Microsoft YaHei"/>
+                <w:rFonts w:ascii="Noto Sans CJK JP" w:hAnsi="Noto Sans CJK JP" w:eastAsia="Noto Sans CJK JP"/>
                 <w:b w:val="0"/>
-                <w:sz w:val="18"/>
+                <w:sz w:val="16"/>
               </w:rPr>
               <w:t>46.5625%</w:t>
             </w:r>
@@ -5070,9 +4913,9 @@
             <w:r/>
             <w:r>
               <w:rPr>
-                <w:rFonts w:ascii="Microsoft YaHei" w:hAnsi="Microsoft YaHei" w:eastAsia="Microsoft YaHei"/>
+                <w:rFonts w:ascii="Noto Sans CJK JP" w:hAnsi="Noto Sans CJK JP" w:eastAsia="Noto Sans CJK JP"/>
                 <w:b w:val="0"/>
-                <w:sz w:val="18"/>
+                <w:sz w:val="16"/>
               </w:rPr>
               <w:t>52.2578%</w:t>
             </w:r>
@@ -5090,9 +4933,9 @@
             <w:r/>
             <w:r>
               <w:rPr>
-                <w:rFonts w:ascii="Microsoft YaHei" w:hAnsi="Microsoft YaHei" w:eastAsia="Microsoft YaHei"/>
+                <w:rFonts w:ascii="Noto Sans CJK JP" w:hAnsi="Noto Sans CJK JP" w:eastAsia="Noto Sans CJK JP"/>
                 <w:b w:val="0"/>
-                <w:sz w:val="18"/>
+                <w:sz w:val="16"/>
               </w:rPr>
               <w:t>2/3</w:t>
             </w:r>
@@ -5112,9 +4955,9 @@
             <w:r/>
             <w:r>
               <w:rPr>
-                <w:rFonts w:ascii="Microsoft YaHei" w:hAnsi="Microsoft YaHei" w:eastAsia="Microsoft YaHei"/>
+                <w:rFonts w:ascii="Noto Sans CJK JP" w:hAnsi="Noto Sans CJK JP" w:eastAsia="Noto Sans CJK JP"/>
                 <w:b w:val="0"/>
-                <w:sz w:val="18"/>
+                <w:sz w:val="16"/>
               </w:rPr>
               <w:t>Fourier</w:t>
             </w:r>
@@ -5132,9 +4975,9 @@
             <w:r/>
             <w:r>
               <w:rPr>
-                <w:rFonts w:ascii="Microsoft YaHei" w:hAnsi="Microsoft YaHei" w:eastAsia="Microsoft YaHei"/>
+                <w:rFonts w:ascii="Noto Sans CJK JP" w:hAnsi="Noto Sans CJK JP" w:eastAsia="Noto Sans CJK JP"/>
                 <w:b w:val="0"/>
-                <w:sz w:val="18"/>
+                <w:sz w:val="16"/>
               </w:rPr>
               <w:t>58.4002%</w:t>
             </w:r>
@@ -5152,9 +4995,9 @@
             <w:r/>
             <w:r>
               <w:rPr>
-                <w:rFonts w:ascii="Microsoft YaHei" w:hAnsi="Microsoft YaHei" w:eastAsia="Microsoft YaHei"/>
+                <w:rFonts w:ascii="Noto Sans CJK JP" w:hAnsi="Noto Sans CJK JP" w:eastAsia="Noto Sans CJK JP"/>
                 <w:b w:val="0"/>
-                <w:sz w:val="18"/>
+                <w:sz w:val="16"/>
               </w:rPr>
               <w:t>53.7558%</w:t>
             </w:r>
@@ -5172,9 +5015,9 @@
             <w:r/>
             <w:r>
               <w:rPr>
-                <w:rFonts w:ascii="Microsoft YaHei" w:hAnsi="Microsoft YaHei" w:eastAsia="Microsoft YaHei"/>
+                <w:rFonts w:ascii="Noto Sans CJK JP" w:hAnsi="Noto Sans CJK JP" w:eastAsia="Noto Sans CJK JP"/>
                 <w:b w:val="0"/>
-                <w:sz w:val="18"/>
+                <w:sz w:val="16"/>
               </w:rPr>
               <w:t>48.4219%</w:t>
             </w:r>
@@ -5192,9 +5035,9 @@
             <w:r/>
             <w:r>
               <w:rPr>
-                <w:rFonts w:ascii="Microsoft YaHei" w:hAnsi="Microsoft YaHei" w:eastAsia="Microsoft YaHei"/>
+                <w:rFonts w:ascii="Noto Sans CJK JP" w:hAnsi="Noto Sans CJK JP" w:eastAsia="Noto Sans CJK JP"/>
                 <w:b w:val="0"/>
-                <w:sz w:val="18"/>
+                <w:sz w:val="16"/>
               </w:rPr>
               <w:t>3/3</w:t>
             </w:r>
@@ -5210,9 +5053,11 @@
       </w:pPr>
       <w:r>
         <w:rPr>
-          <w:rFonts w:ascii="Microsoft YaHei" w:hAnsi="Microsoft YaHei" w:eastAsia="Microsoft YaHei"/>
+          <w:rFonts w:ascii="Noto Sans CJK JP" w:hAnsi="Noto Sans CJK JP" w:eastAsia="Noto Sans CJK JP"/>
+          <w:b w:val="0"/>
+          <w:sz w:val="21"/>
         </w:rPr>
-        <w:t>Strong 的平均 Accuracy 略高，但只有 CASIA 获得完整改善；Appearance 与 MixStyle 均在两个目标域上改善；Fourier 是唯一三个目标域均同时满足 Accuracy 上升、AUC 上升、EER 下降的方法。</w:t>
+        <w:t>Strong 的宏平均 Accuracy 最高，但只有 CASIA 获得完整改善；Appearance 与 MixStyle 均在两个目标域上完整改善；Fourier 是唯一在 CASIA、MSU-MFSD 和 Replay-Attack 三个目标域上均同时满足 Accuracy 上升、AUC 上升和 EER 下降的方法。</w:t>
       </w:r>
     </w:p>
     <w:p>
@@ -5220,6 +5065,10 @@
         <w:pStyle w:val="Heading1"/>
       </w:pPr>
       <w:r>
+        <w:rPr>
+          <w:rFonts w:ascii="Noto Sans CJK JP" w:hAnsi="Noto Sans CJK JP" w:eastAsia="Noto Sans CJK JP"/>
+          <w:b/>
+        </w:rPr>
         <w:t>九、第四周：统一对比、消融式分析与可视化</w:t>
       </w:r>
     </w:p>
@@ -5230,9 +5079,11 @@
       </w:pPr>
       <w:r>
         <w:rPr>
-          <w:rFonts w:ascii="Microsoft YaHei" w:hAnsi="Microsoft YaHei" w:eastAsia="Microsoft YaHei"/>
+          <w:rFonts w:ascii="Noto Sans CJK JP" w:hAnsi="Noto Sans CJK JP" w:eastAsia="Noto Sans CJK JP"/>
+          <w:b w:val="0"/>
+          <w:sz w:val="21"/>
         </w:rPr>
-        <w:t>第四周不再训练新模型，而是对 Baseline、Strong、Appearance、MixStyle 和 Fourier 五组方法做统一结果汇总、宏平均、目标域最优方法统计、提升矩阵和可视化分析。</w:t>
+        <w:t>第四周不再训练新模型，而是统一分析 Baseline、Strong、Appearance、MixStyle 和 Fourier 五组方法，生成完整结果表、宏平均、各目标域最优方法、提升矩阵以及可视化图。</w:t>
       </w:r>
     </w:p>
     <w:p>
@@ -5242,8 +5093,8 @@
       <w:r>
         <w:drawing>
           <wp:inline xmlns:a="http://schemas.openxmlformats.org/drawingml/2006/main" xmlns:pic="http://schemas.openxmlformats.org/drawingml/2006/picture">
-            <wp:extent cx="5688000" cy="3128400"/>
-            <wp:docPr id="3" name="Picture 3"/>
+            <wp:extent cx="5508000" cy="3029400"/>
+            <wp:docPr id="4" name="Picture 4"/>
             <wp:cNvGraphicFramePr>
               <a:graphicFrameLocks noChangeAspect="1"/>
             </wp:cNvGraphicFramePr>
@@ -5255,7 +5106,7 @@
                     <pic:cNvPicPr/>
                   </pic:nvPicPr>
                   <pic:blipFill>
-                    <a:blip r:embed="rId11"/>
+                    <a:blip r:embed="rId12"/>
                     <a:stretch>
                       <a:fillRect/>
                     </a:stretch>
@@ -5263,7 +5114,7 @@
                   <pic:spPr>
                     <a:xfrm>
                       <a:off x="0" y="0"/>
-                      <a:ext cx="5688000" cy="3128400"/>
+                      <a:ext cx="5508000" cy="3029400"/>
                     </a:xfrm>
                     <a:prstGeom prst="rect"/>
                   </pic:spPr>
@@ -5280,11 +5131,11 @@
       </w:pPr>
       <w:r>
         <w:rPr>
-          <w:rFonts w:ascii="Microsoft YaHei" w:hAnsi="Microsoft YaHei" w:eastAsia="Microsoft YaHei"/>
-          <w:color w:val="5A5A5A"/>
-          <w:sz w:val="18"/>
+          <w:rFonts w:ascii="Noto Sans CJK JP" w:hAnsi="Noto Sans CJK JP" w:eastAsia="Noto Sans CJK JP"/>
+          <w:color w:val="666666"/>
+          <w:sz w:val="17"/>
         </w:rPr>
-        <w:t>图3  五种方法跨数据集 AUC 对比</w:t>
+        <w:t>图4  五种方法跨数据集 AUC 对比</w:t>
       </w:r>
     </w:p>
     <w:p>
@@ -5294,8 +5145,8 @@
       <w:r>
         <w:drawing>
           <wp:inline xmlns:a="http://schemas.openxmlformats.org/drawingml/2006/main" xmlns:pic="http://schemas.openxmlformats.org/drawingml/2006/picture">
-            <wp:extent cx="5688000" cy="3128400"/>
-            <wp:docPr id="4" name="Picture 4"/>
+            <wp:extent cx="5508000" cy="3029400"/>
+            <wp:docPr id="5" name="Picture 5"/>
             <wp:cNvGraphicFramePr>
               <a:graphicFrameLocks noChangeAspect="1"/>
             </wp:cNvGraphicFramePr>
@@ -5307,7 +5158,7 @@
                     <pic:cNvPicPr/>
                   </pic:nvPicPr>
                   <pic:blipFill>
-                    <a:blip r:embed="rId12"/>
+                    <a:blip r:embed="rId13"/>
                     <a:stretch>
                       <a:fillRect/>
                     </a:stretch>
@@ -5315,7 +5166,7 @@
                   <pic:spPr>
                     <a:xfrm>
                       <a:off x="0" y="0"/>
-                      <a:ext cx="5688000" cy="3128400"/>
+                      <a:ext cx="5508000" cy="3029400"/>
                     </a:xfrm>
                     <a:prstGeom prst="rect"/>
                   </pic:spPr>
@@ -5332,11 +5183,11 @@
       </w:pPr>
       <w:r>
         <w:rPr>
-          <w:rFonts w:ascii="Microsoft YaHei" w:hAnsi="Microsoft YaHei" w:eastAsia="Microsoft YaHei"/>
-          <w:color w:val="5A5A5A"/>
-          <w:sz w:val="18"/>
+          <w:rFonts w:ascii="Noto Sans CJK JP" w:hAnsi="Noto Sans CJK JP" w:eastAsia="Noto Sans CJK JP"/>
+          <w:color w:val="666666"/>
+          <w:sz w:val="17"/>
         </w:rPr>
-        <w:t>图4  五种方法跨数据集 EER 对比</w:t>
+        <w:t>图5  五种方法跨数据集 EER 对比</w:t>
       </w:r>
     </w:p>
     <w:p>
@@ -5346,8 +5197,8 @@
       <w:r>
         <w:drawing>
           <wp:inline xmlns:a="http://schemas.openxmlformats.org/drawingml/2006/main" xmlns:pic="http://schemas.openxmlformats.org/drawingml/2006/picture">
-            <wp:extent cx="5688000" cy="4123800"/>
-            <wp:docPr id="5" name="Picture 5"/>
+            <wp:extent cx="5220000" cy="3784500"/>
+            <wp:docPr id="6" name="Picture 6"/>
             <wp:cNvGraphicFramePr>
               <a:graphicFrameLocks noChangeAspect="1"/>
             </wp:cNvGraphicFramePr>
@@ -5359,7 +5210,7 @@
                     <pic:cNvPicPr/>
                   </pic:nvPicPr>
                   <pic:blipFill>
-                    <a:blip r:embed="rId13"/>
+                    <a:blip r:embed="rId14"/>
                     <a:stretch>
                       <a:fillRect/>
                     </a:stretch>
@@ -5367,7 +5218,7 @@
                   <pic:spPr>
                     <a:xfrm>
                       <a:off x="0" y="0"/>
-                      <a:ext cx="5688000" cy="4123800"/>
+                      <a:ext cx="5220000" cy="3784500"/>
                     </a:xfrm>
                     <a:prstGeom prst="rect"/>
                   </pic:spPr>
@@ -5384,11 +5235,11 @@
       </w:pPr>
       <w:r>
         <w:rPr>
-          <w:rFonts w:ascii="Microsoft YaHei" w:hAnsi="Microsoft YaHei" w:eastAsia="Microsoft YaHei"/>
-          <w:color w:val="5A5A5A"/>
-          <w:sz w:val="18"/>
+          <w:rFonts w:ascii="Noto Sans CJK JP" w:hAnsi="Noto Sans CJK JP" w:eastAsia="Noto Sans CJK JP"/>
+          <w:color w:val="666666"/>
+          <w:sz w:val="17"/>
         </w:rPr>
-        <w:t>图5  相对 Baseline 的 AUC 提升与 EER 降低热力图</w:t>
+        <w:t>图6  相对 Baseline 的 AUC 提升与 EER 降低热力图</w:t>
       </w:r>
     </w:p>
     <w:p>
@@ -5398,8 +5249,8 @@
       <w:r>
         <w:drawing>
           <wp:inline xmlns:a="http://schemas.openxmlformats.org/drawingml/2006/main" xmlns:pic="http://schemas.openxmlformats.org/drawingml/2006/picture">
-            <wp:extent cx="5688000" cy="3160000"/>
-            <wp:docPr id="6" name="Picture 6"/>
+            <wp:extent cx="5508000" cy="3060000"/>
+            <wp:docPr id="7" name="Picture 7"/>
             <wp:cNvGraphicFramePr>
               <a:graphicFrameLocks noChangeAspect="1"/>
             </wp:cNvGraphicFramePr>
@@ -5411,7 +5262,7 @@
                     <pic:cNvPicPr/>
                   </pic:nvPicPr>
                   <pic:blipFill>
-                    <a:blip r:embed="rId14"/>
+                    <a:blip r:embed="rId15"/>
                     <a:stretch>
                       <a:fillRect/>
                     </a:stretch>
@@ -5419,7 +5270,7 @@
                   <pic:spPr>
                     <a:xfrm>
                       <a:off x="0" y="0"/>
-                      <a:ext cx="5688000" cy="3160000"/>
+                      <a:ext cx="5508000" cy="3060000"/>
                     </a:xfrm>
                     <a:prstGeom prst="rect"/>
                   </pic:spPr>
@@ -5436,11 +5287,16 @@
       </w:pPr>
       <w:r>
         <w:rPr>
-          <w:rFonts w:ascii="Microsoft YaHei" w:hAnsi="Microsoft YaHei" w:eastAsia="Microsoft YaHei"/>
-          <w:color w:val="5A5A5A"/>
-          <w:sz w:val="18"/>
+          <w:rFonts w:ascii="Noto Sans CJK JP" w:hAnsi="Noto Sans CJK JP" w:eastAsia="Noto Sans CJK JP"/>
+          <w:color w:val="666666"/>
+          <w:sz w:val="17"/>
         </w:rPr>
-        <w:t>图6  Fourier 相对 Baseline 的三域一致改善</w:t>
+        <w:t>图7  Fourier 相对 Baseline 的三域一致改善</w:t>
+      </w:r>
+    </w:p>
+    <w:p>
+      <w:r>
+        <w:br w:type="page"/>
       </w:r>
     </w:p>
     <w:p>
@@ -5448,7 +5304,11 @@
         <w:pStyle w:val="Heading1"/>
       </w:pPr>
       <w:r>
-        <w:t>十、第四周核心结论</w:t>
+        <w:rPr>
+          <w:rFonts w:ascii="Noto Sans CJK JP" w:hAnsi="Noto Sans CJK JP" w:eastAsia="Noto Sans CJK JP"/>
+          <w:b/>
+        </w:rPr>
+        <w:t>十、核心结论、局限性与后续工作</w:t>
       </w:r>
     </w:p>
     <w:tbl>
@@ -5459,16 +5319,15 @@
         <w:tblLook w:firstColumn="1" w:firstRow="1" w:lastColumn="0" w:lastRow="0" w:noHBand="0" w:noVBand="1" w:val="04A0"/>
       </w:tblPr>
       <w:tblGrid>
-        <w:gridCol w:w="1949"/>
-        <w:gridCol w:w="1949"/>
-        <w:gridCol w:w="1949"/>
-        <w:gridCol w:w="1949"/>
-        <w:gridCol w:w="1949"/>
+        <w:gridCol w:w="2493"/>
+        <w:gridCol w:w="2493"/>
+        <w:gridCol w:w="2493"/>
+        <w:gridCol w:w="2493"/>
       </w:tblGrid>
       <w:tr>
         <w:tc>
           <w:tcPr>
-            <w:tcW w:type="dxa" w:w="1701"/>
+            <w:tcW w:type="dxa" w:w="2268"/>
             <w:shd w:fill="1F4E79"/>
             <w:vAlign w:val="center"/>
           </w:tcPr>
@@ -5479,18 +5338,18 @@
             <w:r/>
             <w:r>
               <w:rPr>
-                <w:rFonts w:ascii="Microsoft YaHei" w:hAnsi="Microsoft YaHei" w:eastAsia="Microsoft YaHei"/>
+                <w:rFonts w:ascii="Noto Sans CJK JP" w:hAnsi="Noto Sans CJK JP" w:eastAsia="Noto Sans CJK JP"/>
                 <w:b/>
                 <w:color w:val="FFFFFF"/>
-                <w:sz w:val="18"/>
+                <w:sz w:val="17"/>
               </w:rPr>
-              <w:t>方法</w:t>
+              <w:t>目标域</w:t>
             </w:r>
           </w:p>
         </w:tc>
         <w:tc>
           <w:tcPr>
-            <w:tcW w:type="dxa" w:w="1701"/>
+            <w:tcW w:type="dxa" w:w="2268"/>
             <w:shd w:fill="1F4E79"/>
             <w:vAlign w:val="center"/>
           </w:tcPr>
@@ -5501,18 +5360,18 @@
             <w:r/>
             <w:r>
               <w:rPr>
-                <w:rFonts w:ascii="Microsoft YaHei" w:hAnsi="Microsoft YaHei" w:eastAsia="Microsoft YaHei"/>
+                <w:rFonts w:ascii="Noto Sans CJK JP" w:hAnsi="Noto Sans CJK JP" w:eastAsia="Noto Sans CJK JP"/>
                 <w:b/>
                 <w:color w:val="FFFFFF"/>
-                <w:sz w:val="18"/>
+                <w:sz w:val="17"/>
               </w:rPr>
-              <w:t>宏平均 Accuracy</w:t>
+              <w:t>Fourier Accuracy 提升</w:t>
             </w:r>
           </w:p>
         </w:tc>
         <w:tc>
           <w:tcPr>
-            <w:tcW w:type="dxa" w:w="1701"/>
+            <w:tcW w:type="dxa" w:w="2268"/>
             <w:shd w:fill="1F4E79"/>
             <w:vAlign w:val="center"/>
           </w:tcPr>
@@ -5523,18 +5382,18 @@
             <w:r/>
             <w:r>
               <w:rPr>
-                <w:rFonts w:ascii="Microsoft YaHei" w:hAnsi="Microsoft YaHei" w:eastAsia="Microsoft YaHei"/>
+                <w:rFonts w:ascii="Noto Sans CJK JP" w:hAnsi="Noto Sans CJK JP" w:eastAsia="Noto Sans CJK JP"/>
                 <w:b/>
                 <w:color w:val="FFFFFF"/>
-                <w:sz w:val="18"/>
+                <w:sz w:val="17"/>
               </w:rPr>
-              <w:t>宏平均 AUC</w:t>
+              <w:t>Fourier AUC 提升</w:t>
             </w:r>
           </w:p>
         </w:tc>
         <w:tc>
           <w:tcPr>
-            <w:tcW w:type="dxa" w:w="1701"/>
+            <w:tcW w:type="dxa" w:w="2268"/>
             <w:shd w:fill="1F4E79"/>
             <w:vAlign w:val="center"/>
           </w:tcPr>
@@ -5545,19 +5404,20 @@
             <w:r/>
             <w:r>
               <w:rPr>
-                <w:rFonts w:ascii="Microsoft YaHei" w:hAnsi="Microsoft YaHei" w:eastAsia="Microsoft YaHei"/>
+                <w:rFonts w:ascii="Noto Sans CJK JP" w:hAnsi="Noto Sans CJK JP" w:eastAsia="Noto Sans CJK JP"/>
                 <w:b/>
                 <w:color w:val="FFFFFF"/>
-                <w:sz w:val="18"/>
+                <w:sz w:val="17"/>
               </w:rPr>
-              <w:t>宏平均 EER</w:t>
+              <w:t>Fourier EER 降低</w:t>
             </w:r>
           </w:p>
         </w:tc>
+      </w:tr>
+      <w:tr>
         <w:tc>
           <w:tcPr>
-            <w:tcW w:type="dxa" w:w="2835"/>
-            <w:shd w:fill="1F4E79"/>
+            <w:tcW w:type="dxa" w:w="2268"/>
             <w:vAlign w:val="center"/>
           </w:tcPr>
           <w:p>
@@ -5567,20 +5427,17 @@
             <w:r/>
             <w:r>
               <w:rPr>
-                <w:rFonts w:ascii="Microsoft YaHei" w:hAnsi="Microsoft YaHei" w:eastAsia="Microsoft YaHei"/>
-                <w:b/>
-                <w:color w:val="FFFFFF"/>
-                <w:sz w:val="18"/>
+                <w:rFonts w:ascii="Noto Sans CJK JP" w:hAnsi="Noto Sans CJK JP" w:eastAsia="Noto Sans CJK JP"/>
+                <w:b w:val="0"/>
+                <w:sz w:val="17"/>
               </w:rPr>
-              <w:t>结论</w:t>
+              <w:t>CASIA</w:t>
             </w:r>
           </w:p>
         </w:tc>
-      </w:tr>
-      <w:tr>
         <w:tc>
           <w:tcPr>
-            <w:tcW w:type="dxa" w:w="1701"/>
+            <w:tcW w:type="dxa" w:w="2268"/>
             <w:vAlign w:val="center"/>
           </w:tcPr>
           <w:p>
@@ -5590,17 +5447,17 @@
             <w:r/>
             <w:r>
               <w:rPr>
-                <w:rFonts w:ascii="Microsoft YaHei" w:hAnsi="Microsoft YaHei" w:eastAsia="Microsoft YaHei"/>
+                <w:rFonts w:ascii="Noto Sans CJK JP" w:hAnsi="Noto Sans CJK JP" w:eastAsia="Noto Sans CJK JP"/>
                 <w:b w:val="0"/>
-                <w:sz w:val="18"/>
+                <w:sz w:val="17"/>
               </w:rPr>
-              <w:t>Strong</w:t>
+              <w:t>+5.6346 pp</w:t>
             </w:r>
           </w:p>
         </w:tc>
         <w:tc>
           <w:tcPr>
-            <w:tcW w:type="dxa" w:w="1701"/>
+            <w:tcW w:type="dxa" w:w="2268"/>
             <w:vAlign w:val="center"/>
           </w:tcPr>
           <w:p>
@@ -5610,17 +5467,17 @@
             <w:r/>
             <w:r>
               <w:rPr>
-                <w:rFonts w:ascii="Microsoft YaHei" w:hAnsi="Microsoft YaHei" w:eastAsia="Microsoft YaHei"/>
+                <w:rFonts w:ascii="Noto Sans CJK JP" w:hAnsi="Noto Sans CJK JP" w:eastAsia="Noto Sans CJK JP"/>
                 <w:b w:val="0"/>
-                <w:sz w:val="18"/>
+                <w:sz w:val="17"/>
               </w:rPr>
-              <w:t>59.5185%</w:t>
+              <w:t>+8.2756 pp</w:t>
             </w:r>
           </w:p>
         </w:tc>
         <w:tc>
           <w:tcPr>
-            <w:tcW w:type="dxa" w:w="1701"/>
+            <w:tcW w:type="dxa" w:w="2268"/>
             <w:vAlign w:val="center"/>
           </w:tcPr>
           <w:p>
@@ -5630,17 +5487,19 @@
             <w:r/>
             <w:r>
               <w:rPr>
-                <w:rFonts w:ascii="Microsoft YaHei" w:hAnsi="Microsoft YaHei" w:eastAsia="Microsoft YaHei"/>
+                <w:rFonts w:ascii="Noto Sans CJK JP" w:hAnsi="Noto Sans CJK JP" w:eastAsia="Noto Sans CJK JP"/>
                 <w:b w:val="0"/>
-                <w:sz w:val="18"/>
+                <w:sz w:val="17"/>
               </w:rPr>
-              <w:t>46.9866%</w:t>
+              <w:t>5.3079 pp</w:t>
             </w:r>
           </w:p>
         </w:tc>
+      </w:tr>
+      <w:tr>
         <w:tc>
           <w:tcPr>
-            <w:tcW w:type="dxa" w:w="1701"/>
+            <w:tcW w:type="dxa" w:w="2268"/>
             <w:vAlign w:val="center"/>
           </w:tcPr>
           <w:p>
@@ -5650,17 +5509,17 @@
             <w:r/>
             <w:r>
               <w:rPr>
-                <w:rFonts w:ascii="Microsoft YaHei" w:hAnsi="Microsoft YaHei" w:eastAsia="Microsoft YaHei"/>
+                <w:rFonts w:ascii="Noto Sans CJK JP" w:hAnsi="Noto Sans CJK JP" w:eastAsia="Noto Sans CJK JP"/>
                 <w:b w:val="0"/>
-                <w:sz w:val="18"/>
+                <w:sz w:val="17"/>
               </w:rPr>
-              <w:t>50.7384%</w:t>
+              <w:t>MSU-MFSD</w:t>
             </w:r>
           </w:p>
         </w:tc>
         <w:tc>
           <w:tcPr>
-            <w:tcW w:type="dxa" w:w="2835"/>
+            <w:tcW w:type="dxa" w:w="2268"/>
             <w:vAlign w:val="center"/>
           </w:tcPr>
           <w:p>
@@ -5670,19 +5529,17 @@
             <w:r/>
             <w:r>
               <w:rPr>
-                <w:rFonts w:ascii="Microsoft YaHei" w:hAnsi="Microsoft YaHei" w:eastAsia="Microsoft YaHei"/>
+                <w:rFonts w:ascii="Noto Sans CJK JP" w:hAnsi="Noto Sans CJK JP" w:eastAsia="Noto Sans CJK JP"/>
                 <w:b w:val="0"/>
-                <w:sz w:val="18"/>
+                <w:sz w:val="17"/>
               </w:rPr>
-              <w:t>平均 Accuracy 最高，但一致性不足</w:t>
+              <w:t>+14.3568 pp</w:t>
             </w:r>
           </w:p>
         </w:tc>
-      </w:tr>
-      <w:tr>
         <w:tc>
           <w:tcPr>
-            <w:tcW w:type="dxa" w:w="1701"/>
+            <w:tcW w:type="dxa" w:w="2268"/>
             <w:vAlign w:val="center"/>
           </w:tcPr>
           <w:p>
@@ -5692,17 +5549,17 @@
             <w:r/>
             <w:r>
               <w:rPr>
-                <w:rFonts w:ascii="Microsoft YaHei" w:hAnsi="Microsoft YaHei" w:eastAsia="Microsoft YaHei"/>
+                <w:rFonts w:ascii="Noto Sans CJK JP" w:hAnsi="Noto Sans CJK JP" w:eastAsia="Noto Sans CJK JP"/>
                 <w:b w:val="0"/>
-                <w:sz w:val="18"/>
+                <w:sz w:val="17"/>
               </w:rPr>
-              <w:t>Fourier</w:t>
+              <w:t>+1.6658 pp</w:t>
             </w:r>
           </w:p>
         </w:tc>
         <w:tc>
           <w:tcPr>
-            <w:tcW w:type="dxa" w:w="1701"/>
+            <w:tcW w:type="dxa" w:w="2268"/>
             <w:vAlign w:val="center"/>
           </w:tcPr>
           <w:p>
@@ -5712,17 +5569,19 @@
             <w:r/>
             <w:r>
               <w:rPr>
-                <w:rFonts w:ascii="Microsoft YaHei" w:hAnsi="Microsoft YaHei" w:eastAsia="Microsoft YaHei"/>
+                <w:rFonts w:ascii="Noto Sans CJK JP" w:hAnsi="Noto Sans CJK JP" w:eastAsia="Noto Sans CJK JP"/>
                 <w:b w:val="0"/>
-                <w:sz w:val="18"/>
+                <w:sz w:val="17"/>
               </w:rPr>
-              <w:t>58.4002%</w:t>
+              <w:t>2.1035 pp</w:t>
             </w:r>
           </w:p>
         </w:tc>
+      </w:tr>
+      <w:tr>
         <w:tc>
           <w:tcPr>
-            <w:tcW w:type="dxa" w:w="1701"/>
+            <w:tcW w:type="dxa" w:w="2268"/>
             <w:vAlign w:val="center"/>
           </w:tcPr>
           <w:p>
@@ -5732,17 +5591,17 @@
             <w:r/>
             <w:r>
               <w:rPr>
-                <w:rFonts w:ascii="Microsoft YaHei" w:hAnsi="Microsoft YaHei" w:eastAsia="Microsoft YaHei"/>
+                <w:rFonts w:ascii="Noto Sans CJK JP" w:hAnsi="Noto Sans CJK JP" w:eastAsia="Noto Sans CJK JP"/>
                 <w:b w:val="0"/>
-                <w:sz w:val="18"/>
+                <w:sz w:val="17"/>
               </w:rPr>
-              <w:t>53.7558%</w:t>
+              <w:t>Replay-Attack</w:t>
             </w:r>
           </w:p>
         </w:tc>
         <w:tc>
           <w:tcPr>
-            <w:tcW w:type="dxa" w:w="1701"/>
+            <w:tcW w:type="dxa" w:w="2268"/>
             <w:vAlign w:val="center"/>
           </w:tcPr>
           <w:p>
@@ -5752,17 +5611,17 @@
             <w:r/>
             <w:r>
               <w:rPr>
-                <w:rFonts w:ascii="Microsoft YaHei" w:hAnsi="Microsoft YaHei" w:eastAsia="Microsoft YaHei"/>
+                <w:rFonts w:ascii="Noto Sans CJK JP" w:hAnsi="Noto Sans CJK JP" w:eastAsia="Noto Sans CJK JP"/>
                 <w:b w:val="0"/>
-                <w:sz w:val="18"/>
+                <w:sz w:val="17"/>
               </w:rPr>
-              <w:t>48.4219%</w:t>
+              <w:t>+17.9362 pp</w:t>
             </w:r>
           </w:p>
         </w:tc>
         <w:tc>
           <w:tcPr>
-            <w:tcW w:type="dxa" w:w="2835"/>
+            <w:tcW w:type="dxa" w:w="2268"/>
             <w:vAlign w:val="center"/>
           </w:tcPr>
           <w:p>
@@ -5772,11 +5631,31 @@
             <w:r/>
             <w:r>
               <w:rPr>
-                <w:rFonts w:ascii="Microsoft YaHei" w:hAnsi="Microsoft YaHei" w:eastAsia="Microsoft YaHei"/>
+                <w:rFonts w:ascii="Noto Sans CJK JP" w:hAnsi="Noto Sans CJK JP" w:eastAsia="Noto Sans CJK JP"/>
                 <w:b w:val="0"/>
-                <w:sz w:val="18"/>
+                <w:sz w:val="17"/>
               </w:rPr>
-              <w:t>平均 AUC 最高、平均 EER 最低，且三域一致改善</w:t>
+              <w:t>+24.6555 pp</w:t>
+            </w:r>
+          </w:p>
+        </w:tc>
+        <w:tc>
+          <w:tcPr>
+            <w:tcW w:type="dxa" w:w="2268"/>
+            <w:vAlign w:val="center"/>
+          </w:tcPr>
+          <w:p>
+            <w:pPr>
+              <w:jc w:val="center"/>
+            </w:pPr>
+            <w:r/>
+            <w:r>
+              <w:rPr>
+                <w:rFonts w:ascii="Noto Sans CJK JP" w:hAnsi="Noto Sans CJK JP" w:eastAsia="Noto Sans CJK JP"/>
+                <w:b w:val="0"/>
+                <w:sz w:val="17"/>
+              </w:rPr>
+              <w:t>13.4634 pp</w:t>
             </w:r>
           </w:p>
         </w:tc>
@@ -5790,17 +5669,11 @@
       </w:pPr>
       <w:r>
         <w:rPr>
-          <w:rFonts w:ascii="Microsoft YaHei" w:hAnsi="Microsoft YaHei" w:eastAsia="Microsoft YaHei"/>
+          <w:rFonts w:ascii="Noto Sans CJK JP" w:hAnsi="Noto Sans CJK JP" w:eastAsia="Noto Sans CJK JP"/>
+          <w:b w:val="0"/>
+          <w:sz w:val="21"/>
         </w:rPr>
-        <w:t>综合来看，Fourier 低频幅度扰动是当前最推荐的泛化增强方案。它没有在 CASIA 上取得单域最优，且 CASIA 绝对 AUC 仍低于 0.5，因此不能表述为已经解决跨域泛化问题；但从跨目标域一致性、平均 AUC 和平均 EER 看，它是当前实验中最稳定的方案。</w:t>
-      </w:r>
-    </w:p>
-    <w:p>
-      <w:pPr>
-        <w:pStyle w:val="Heading1"/>
-      </w:pPr>
-      <w:r>
-        <w:t>十一、局限性与后续工作</w:t>
+        <w:t>综合结果表明，项目自定义的 Strong Data Augmentation 与 Appearance Randomization，以及特征统计层面的 MixStyle，都只能改善部分目标域。Fourier Amplitude Augmentation 是当前唯一三域一致改善的方法，并取得最高宏平均 AUC 和最低宏平均 EER，因此是当前最推荐的泛化增强方案。</w:t>
       </w:r>
     </w:p>
     <w:p>
@@ -5810,9 +5683,10 @@
       </w:pPr>
       <w:r>
         <w:rPr>
-          <w:rFonts w:ascii="Microsoft YaHei" w:hAnsi="Microsoft YaHei" w:eastAsia="Microsoft YaHei"/>
+          <w:rFonts w:ascii="Noto Sans CJK JP" w:hAnsi="Noto Sans CJK JP" w:eastAsia="Noto Sans CJK JP"/>
+          <w:sz w:val="20"/>
         </w:rPr>
-        <w:t>当前只使用 OULU-NPU 作为单一源域，后续可扩展多源域训练。</w:t>
+        <w:t>局限一：CASIA 上 Fourier 绝对 AUC 仍低于 0.5，说明跨域问题尚未真正解决。</w:t>
       </w:r>
     </w:p>
     <w:p>
@@ -5822,9 +5696,10 @@
       </w:pPr>
       <w:r>
         <w:rPr>
-          <w:rFonts w:ascii="Microsoft YaHei" w:hAnsi="Microsoft YaHei" w:eastAsia="Microsoft YaHei"/>
+          <w:rFonts w:ascii="Noto Sans CJK JP" w:hAnsi="Noto Sans CJK JP" w:eastAsia="Noto Sans CJK JP"/>
+          <w:sz w:val="20"/>
         </w:rPr>
-        <w:t>当前实现是轻量 Fourier amplitude augmentation，没有引入频域一致性损失、域判别器或更复杂的 FAS 专用网络。</w:t>
+        <w:t>局限二：当前只使用 OULU-NPU 单源域训练，后续可研究多源域训练。</w:t>
       </w:r>
     </w:p>
     <w:p>
@@ -5834,9 +5709,10 @@
       </w:pPr>
       <w:r>
         <w:rPr>
-          <w:rFonts w:ascii="Microsoft YaHei" w:hAnsi="Microsoft YaHei" w:eastAsia="Microsoft YaHei"/>
+          <w:rFonts w:ascii="Noto Sans CJK JP" w:hAnsi="Noto Sans CJK JP" w:eastAsia="Noto Sans CJK JP"/>
+          <w:sz w:val="20"/>
         </w:rPr>
-        <w:t>CASIA 上 Fourier 虽然提升一致，但绝对 AUC 仍低于 0.5，需要进一步研究攻击介质和预处理差异。</w:t>
+        <w:t>局限三：当前 Fourier 是轻量幅度扰动，不包含额外频域网络、蒸馏损失或一致性约束。</w:t>
       </w:r>
     </w:p>
     <w:p>
@@ -5846,17 +5722,10 @@
       </w:pPr>
       <w:r>
         <w:rPr>
-          <w:rFonts w:ascii="Microsoft YaHei" w:hAnsi="Microsoft YaHei" w:eastAsia="Microsoft YaHei"/>
+          <w:rFonts w:ascii="Noto Sans CJK JP" w:hAnsi="Noto Sans CJK JP" w:eastAsia="Noto Sans CJK JP"/>
+          <w:sz w:val="20"/>
         </w:rPr>
-        <w:t>后续可加入 Grad-CAM、频谱可视化、阈值校准和目标域无监督适应分析。</w:t>
-      </w:r>
-    </w:p>
-    <w:p>
-      <w:pPr>
-        <w:pStyle w:val="Heading1"/>
-      </w:pPr>
-      <w:r>
-        <w:t>十二、最终总结</w:t>
+        <w:t>后续工作：可加入 Grad-CAM、频谱可视化、阈值校准和无监督域适应。</w:t>
       </w:r>
     </w:p>
     <w:p>
@@ -5866,14 +5735,16 @@
       </w:pPr>
       <w:r>
         <w:rPr>
-          <w:rFonts w:ascii="Microsoft YaHei" w:hAnsi="Microsoft YaHei" w:eastAsia="Microsoft YaHei"/>
+          <w:rFonts w:ascii="Noto Sans CJK JP" w:hAnsi="Noto Sans CJK JP" w:eastAsia="Noto Sans CJK JP"/>
+          <w:b w:val="0"/>
+          <w:sz w:val="21"/>
         </w:rPr>
-        <w:t>本项目按周完成了从 Baseline 构建到跨数据集问题验证，再到泛化增强方法探索和统一消融式分析的完整实验链路。第一周证明 ResNet18 在 OULU-NPU 同域条件下可以取得极高性能；第二周证明该性能无法直接迁移到其他数据集；第三周比较多种泛化增强策略，发现普通空间域增强和外观随机化存在明显目标域选择性；第四周统一对比后确认，Fourier 低频幅度扰动是当前唯一三域一致改善的方法。最终结论应严谨表述为：频域幅度增强能够稳定改善跨数据集泛化，但尚未彻底解决 FAS 的跨域泛化问题。</w:t>
+        <w:t>最终结论：本项目形成了从 Baseline 构建、跨域失败验证、泛化增强探索到统一消融分析的完整实验链路。结果证明同域高性能与跨域泛化能力并不等价；在当前实验设置下，低频幅度扰动能够稳定改善跨数据集泛化，但仍不能声称已经彻底解决 FAS 跨域泛化问题。</w:t>
       </w:r>
     </w:p>
     <w:sectPr>
       <w:pgSz w:w="12240" w:h="15840"/>
-      <w:pgMar w:top="1247" w:right="1247" w:bottom="1134" w:left="1247" w:header="720" w:footer="720" w:gutter="0"/>
+      <w:pgMar w:top="1077" w:right="1134" w:bottom="964" w:left="1134" w:header="720" w:footer="720" w:gutter="0"/>
       <w:cols w:space="720"/>
       <w:docGrid w:linePitch="360"/>
     </w:sectPr>
@@ -6245,7 +6116,7 @@
     <w:qFormat/>
     <w:rsid w:val="00FC693F"/>
     <w:rPr>
-      <w:rFonts w:ascii="Microsoft YaHei" w:hAnsi="Microsoft YaHei" w:eastAsia="Microsoft YaHei"/>
+      <w:rFonts w:ascii="Noto Sans CJK JP" w:hAnsi="Noto Sans CJK JP" w:eastAsia="Noto Sans CJK JP"/>
       <w:sz w:val="21"/>
     </w:rPr>
   </w:style>
@@ -6308,11 +6179,11 @@
       <w:outlineLvl w:val="0"/>
     </w:pPr>
     <w:rPr>
-      <w:rFonts w:asciiTheme="majorHAnsi" w:eastAsiaTheme="majorEastAsia" w:hAnsiTheme="majorHAnsi" w:cstheme="majorBidi" w:ascii="Microsoft YaHei" w:hAnsi="Microsoft YaHei" w:eastAsia="Microsoft YaHei"/>
+      <w:rFonts w:asciiTheme="majorHAnsi" w:eastAsiaTheme="majorEastAsia" w:hAnsiTheme="majorHAnsi" w:cstheme="majorBidi" w:ascii="Noto Sans CJK JP" w:hAnsi="Noto Sans CJK JP" w:eastAsia="Noto Sans CJK JP"/>
       <w:b/>
       <w:bCs/>
       <w:color w:val="1F4E79"/>
-      <w:sz w:val="32"/>
+      <w:sz w:val="30"/>
       <w:szCs w:val="28"/>
     </w:rPr>
   </w:style>
@@ -6332,11 +6203,11 @@
       <w:outlineLvl w:val="1"/>
     </w:pPr>
     <w:rPr>
-      <w:rFonts w:asciiTheme="majorHAnsi" w:eastAsiaTheme="majorEastAsia" w:hAnsiTheme="majorHAnsi" w:cstheme="majorBidi" w:ascii="Microsoft YaHei" w:hAnsi="Microsoft YaHei" w:eastAsia="Microsoft YaHei"/>
+      <w:rFonts w:asciiTheme="majorHAnsi" w:eastAsiaTheme="majorEastAsia" w:hAnsiTheme="majorHAnsi" w:cstheme="majorBidi" w:ascii="Noto Sans CJK JP" w:hAnsi="Noto Sans CJK JP" w:eastAsia="Noto Sans CJK JP"/>
       <w:b/>
       <w:bCs/>
-      <w:color w:val="1F4E79"/>
-      <w:sz w:val="26"/>
+      <w:color w:val="365F91"/>
+      <w:sz w:val="24"/>
       <w:szCs w:val="26"/>
     </w:rPr>
   </w:style>
@@ -6356,7 +6227,7 @@
       <w:outlineLvl w:val="2"/>
     </w:pPr>
     <w:rPr>
-      <w:rFonts w:asciiTheme="majorHAnsi" w:eastAsiaTheme="majorEastAsia" w:hAnsiTheme="majorHAnsi" w:cstheme="majorBidi" w:ascii="Microsoft YaHei" w:hAnsi="Microsoft YaHei" w:eastAsia="Microsoft YaHei"/>
+      <w:rFonts w:asciiTheme="majorHAnsi" w:eastAsiaTheme="majorEastAsia" w:hAnsiTheme="majorHAnsi" w:cstheme="majorBidi" w:ascii="Noto Sans CJK JP" w:hAnsi="Noto Sans CJK JP" w:eastAsia="Noto Sans CJK JP"/>
       <w:b/>
       <w:bCs/>
       <w:color w:val="365F91"/>
@@ -6598,11 +6469,12 @@
       <w:contextualSpacing/>
     </w:pPr>
     <w:rPr>
-      <w:rFonts w:asciiTheme="majorHAnsi" w:eastAsiaTheme="majorEastAsia" w:hAnsiTheme="majorHAnsi" w:cstheme="majorBidi"/>
-      <w:color w:val="17365D" w:themeColor="text2" w:themeShade="BF"/>
+      <w:rFonts w:asciiTheme="majorHAnsi" w:eastAsiaTheme="majorEastAsia" w:hAnsiTheme="majorHAnsi" w:cstheme="majorBidi" w:ascii="Noto Sans CJK JP" w:hAnsi="Noto Sans CJK JP" w:eastAsia="Noto Sans CJK JP"/>
+      <w:b/>
+      <w:color w:val="1F4E79"/>
       <w:spacing w:val="5"/>
       <w:kern w:val="28"/>
-      <w:sz w:val="52"/>
+      <w:sz w:val="40"/>
       <w:szCs w:val="52"/>
     </w:rPr>
   </w:style>
@@ -6682,7 +6554,7 @@
       <w:spacing w:after="120"/>
     </w:pPr>
     <w:rPr>
-      <w:rFonts w:ascii="Microsoft YaHei" w:hAnsi="Microsoft YaHei" w:eastAsia="Microsoft YaHei"/>
+      <w:rFonts w:ascii="Noto Sans CJK JP" w:hAnsi="Noto Sans CJK JP" w:eastAsia="Noto Sans CJK JP"/>
       <w:sz w:val="21"/>
     </w:rPr>
   </w:style>
